--- a/08-传感器电路/09-距离与位置传感器电路/红外测距电路/红外测距电路.docx
+++ b/08-传感器电路/09-距离与位置传感器电路/红外测距电路/红外测距电路.docx
@@ -2103,6 +2103,20 @@
     </w:p>
     <w:bookmarkEnd w:id="26"/>
     <w:bookmarkEnd w:id="27"/>
+    <w:p>
+      <w:pPr>
+        <w:spacing w:before="360"/>
+        <w:jc w:val="center"/>
+      </w:pPr>
+      <w:r>
+        <w:rPr>
+          <w:rFonts w:ascii="Times New Roman" w:hAnsi="Times New Roman"/>
+          <w:color w:val="555555"/>
+          <w:sz w:val="21"/>
+        </w:rPr>
+        <w:t>材料收集者：杜文杰</w:t>
+      </w:r>
+    </w:p>
     <w:sectPr>
       <w:headerReference r:id="rId9" w:type="default"/>
       <w:footerReference r:id="rId10" w:type="default"/>

--- a/08-传感器电路/09-距离与位置传感器电路/红外测距电路/红外测距电路.docx
+++ b/08-传感器电路/09-距离与位置传感器电路/红外测距电路/红外测距电路.docx
@@ -1,6 +1,6 @@
 
 <file path=word/document.xml><?xml version="1.0" encoding="utf-8"?>
-<w:document xmlns:w="http://schemas.openxmlformats.org/wordprocessingml/2006/main" xmlns:m="http://schemas.openxmlformats.org/officeDocument/2006/math" xmlns:r="http://schemas.openxmlformats.org/officeDocument/2006/relationships" xmlns:o="urn:schemas-microsoft-com:office:office" xmlns:v="urn:schemas-microsoft-com:vml" xmlns:w10="urn:schemas-microsoft-com:office:word" xmlns:a="http://schemas.openxmlformats.org/drawingml/2006/main" xmlns:pic="http://schemas.openxmlformats.org/drawingml/2006/picture" xmlns:wp="http://schemas.openxmlformats.org/drawingml/2006/wordprocessingDrawing">
+<w:document xmlns:m="http://schemas.openxmlformats.org/officeDocument/2006/math" xmlns:r="http://schemas.openxmlformats.org/officeDocument/2006/relationships" xmlns:w="http://schemas.openxmlformats.org/wordprocessingml/2006/main" xmlns:o="urn:schemas-microsoft-com:office:office" xmlns:v="urn:schemas-microsoft-com:vml" xmlns:w10="urn:schemas-microsoft-com:office:word" xmlns:a="http://schemas.openxmlformats.org/drawingml/2006/main" xmlns:pic="http://schemas.openxmlformats.org/drawingml/2006/picture" xmlns:wp="http://schemas.openxmlformats.org/drawingml/2006/wordprocessingDrawing">
   <w:body>
     <w:bookmarkStart w:id="27" w:name="红外测距电路"/>
     <w:p>
@@ -9,7 +9,7 @@
       </w:pPr>
       <w:r>
         <w:rPr>
-          <w:rFonts w:hint="eastAsia"/>
+          <w:rFonts w:hint="eastAsia" w:eastAsia="黑体"/>
         </w:rPr>
         <w:t xml:space="preserve">红外测距电路</w:t>
       </w:r>
@@ -21,7 +21,7 @@
       </w:pPr>
       <w:r>
         <w:rPr>
-          <w:rFonts w:hint="eastAsia"/>
+          <w:rFonts w:hint="eastAsia" w:eastAsia="黑体"/>
         </w:rPr>
         <w:t xml:space="preserve">拓扑描述</w:t>
       </w:r>
@@ -32,13 +32,13 @@
       </w:pPr>
       <w:r>
         <w:rPr>
-          <w:rFonts w:hint="eastAsia"/>
+          <w:rFonts w:hint="eastAsia" w:eastAsia="黑体"/>
         </w:rPr>
         <w:t xml:space="preserve">元件组成与节点定义：由</w:t>
       </w:r>
       <w:r>
         <w:rPr>
-          <w:rFonts w:hint="eastAsia"/>
+          <w:rFonts w:hint="eastAsia" w:eastAsia="黑体"/>
           <w:b/>
           <w:bCs/>
         </w:rPr>
@@ -46,6 +46,7 @@
       </w:r>
       <w:r>
         <w:rPr>
+          <w:rFonts w:eastAsia="黑体"/>
           <w:b/>
           <w:bCs/>
         </w:rPr>
@@ -53,29 +54,35 @@
       </w:r>
       <w:r>
         <w:rPr>
-          <w:rFonts w:hint="eastAsia"/>
+          <w:rFonts w:hint="eastAsia" w:eastAsia="黑体"/>
           <w:b/>
           <w:bCs/>
         </w:rPr>
         <w:t xml:space="preserve">LED（D1）</w:t>
       </w:r>
       <w:r>
+        <w:rPr>
+          <w:rFonts w:eastAsia="黑体"/>
+        </w:rPr>
         <w:t xml:space="preserve">、</w:t>
       </w:r>
       <w:r>
         <w:rPr>
-          <w:rFonts w:hint="eastAsia"/>
+          <w:rFonts w:hint="eastAsia" w:eastAsia="黑体"/>
           <w:b/>
           <w:bCs/>
         </w:rPr>
         <w:t xml:space="preserve">发射驱动电路（驱动管与限流电阻）</w:t>
       </w:r>
       <w:r>
+        <w:rPr>
+          <w:rFonts w:eastAsia="黑体"/>
+        </w:rPr>
         <w:t xml:space="preserve">、</w:t>
       </w:r>
       <w:r>
         <w:rPr>
-          <w:rFonts w:hint="eastAsia"/>
+          <w:rFonts w:hint="eastAsia" w:eastAsia="黑体"/>
           <w:b/>
           <w:bCs/>
         </w:rPr>
@@ -83,6 +90,7 @@
       </w:r>
       <w:r>
         <w:rPr>
+          <w:rFonts w:eastAsia="黑体"/>
           <w:b/>
           <w:bCs/>
         </w:rPr>
@@ -90,38 +98,47 @@
       </w:r>
       <w:r>
         <w:rPr>
-          <w:rFonts w:hint="eastAsia"/>
+          <w:rFonts w:hint="eastAsia" w:eastAsia="黑体"/>
           <w:b/>
           <w:bCs/>
         </w:rPr>
         <w:t xml:space="preserve">PSD（D2）</w:t>
       </w:r>
       <w:r>
+        <w:rPr>
+          <w:rFonts w:eastAsia="黑体"/>
+        </w:rPr>
         <w:t xml:space="preserve">、</w:t>
       </w:r>
       <w:r>
         <w:rPr>
-          <w:rFonts w:hint="eastAsia"/>
+          <w:rFonts w:hint="eastAsia" w:eastAsia="黑体"/>
           <w:b/>
           <w:bCs/>
         </w:rPr>
         <w:t xml:space="preserve">接收放大电路</w:t>
       </w:r>
       <w:r>
+        <w:rPr>
+          <w:rFonts w:eastAsia="黑体"/>
+        </w:rPr>
         <w:t xml:space="preserve"> </w:t>
       </w:r>
       <w:r>
         <w:rPr>
-          <w:rFonts w:hint="eastAsia"/>
+          <w:rFonts w:hint="eastAsia" w:eastAsia="黑体"/>
         </w:rPr>
         <w:t xml:space="preserve">与</w:t>
       </w:r>
       <w:r>
+        <w:rPr>
+          <w:rFonts w:eastAsia="黑体"/>
+        </w:rPr>
         <w:t xml:space="preserve"> </w:t>
       </w:r>
       <w:r>
         <w:rPr>
-          <w:rFonts w:hint="eastAsia"/>
+          <w:rFonts w:hint="eastAsia" w:eastAsia="黑体"/>
           <w:b/>
           <w:bCs/>
         </w:rPr>
@@ -129,32 +146,39 @@
       </w:r>
       <w:r>
         <w:rPr>
+          <w:rFonts w:eastAsia="黑体"/>
           <w:b/>
           <w:bCs/>
         </w:rPr>
         <w:t xml:space="preserve"> MCU</w:t>
       </w:r>
       <w:r>
+        <w:rPr>
+          <w:rFonts w:eastAsia="黑体"/>
+        </w:rPr>
         <w:t xml:space="preserve"> </w:t>
       </w:r>
       <w:r>
         <w:rPr>
-          <w:rFonts w:hint="eastAsia"/>
+          <w:rFonts w:hint="eastAsia" w:eastAsia="黑体"/>
         </w:rPr>
         <w:t xml:space="preserve">组成。电路共有</w:t>
       </w:r>
       <w:r>
+        <w:rPr>
+          <w:rFonts w:eastAsia="黑体"/>
+        </w:rPr>
         <w:t xml:space="preserve"> 6 </w:t>
       </w:r>
       <w:r>
         <w:rPr>
-          <w:rFonts w:hint="eastAsia"/>
+          <w:rFonts w:hint="eastAsia" w:eastAsia="黑体"/>
         </w:rPr>
         <w:t xml:space="preserve">个关键节点：</w:t>
       </w:r>
       <w:r>
         <w:rPr>
-          <w:rFonts w:hint="eastAsia"/>
+          <w:rFonts w:hint="eastAsia" w:eastAsia="黑体"/>
           <w:b/>
           <w:bCs/>
         </w:rPr>
@@ -162,6 +186,7 @@
       </w:r>
       <w:r>
         <w:rPr>
+          <w:rFonts w:eastAsia="黑体"/>
           <w:b/>
           <w:bCs/>
         </w:rPr>
@@ -169,7 +194,7 @@
       </w:r>
       <w:r>
         <w:rPr>
-          <w:rFonts w:hint="eastAsia"/>
+          <w:rFonts w:hint="eastAsia" w:eastAsia="黑体"/>
           <w:b/>
           <w:bCs/>
         </w:rPr>
@@ -177,22 +202,25 @@
       </w:r>
       <w:r>
         <w:rPr>
-          <w:rFonts w:hint="eastAsia"/>
+          <w:rFonts w:hint="eastAsia" w:eastAsia="黑体"/>
         </w:rPr>
         <w:t xml:space="preserve">（IR</w:t>
       </w:r>
       <w:r>
+        <w:rPr>
+          <w:rFonts w:eastAsia="黑体"/>
+        </w:rPr>
         <w:t xml:space="preserve"> LED </w:t>
       </w:r>
       <w:r>
         <w:rPr>
-          <w:rFonts w:hint="eastAsia"/>
+          <w:rFonts w:hint="eastAsia" w:eastAsia="黑体"/>
         </w:rPr>
         <w:t xml:space="preserve">一端、接驱动输出）；</w:t>
       </w:r>
       <w:r>
         <w:rPr>
-          <w:rFonts w:hint="eastAsia"/>
+          <w:rFonts w:hint="eastAsia" w:eastAsia="黑体"/>
           <w:b/>
           <w:bCs/>
         </w:rPr>
@@ -200,6 +228,7 @@
       </w:r>
       <w:r>
         <w:rPr>
+          <w:rFonts w:eastAsia="黑体"/>
           <w:b/>
           <w:bCs/>
         </w:rPr>
@@ -207,7 +236,7 @@
       </w:r>
       <w:r>
         <w:rPr>
-          <w:rFonts w:hint="eastAsia"/>
+          <w:rFonts w:hint="eastAsia" w:eastAsia="黑体"/>
           <w:b/>
           <w:bCs/>
         </w:rPr>
@@ -215,22 +244,25 @@
       </w:r>
       <w:r>
         <w:rPr>
-          <w:rFonts w:hint="eastAsia"/>
+          <w:rFonts w:hint="eastAsia" w:eastAsia="黑体"/>
         </w:rPr>
         <w:t xml:space="preserve">（IR</w:t>
       </w:r>
       <w:r>
+        <w:rPr>
+          <w:rFonts w:eastAsia="黑体"/>
+        </w:rPr>
         <w:t xml:space="preserve"> LED </w:t>
       </w:r>
       <w:r>
         <w:rPr>
-          <w:rFonts w:hint="eastAsia"/>
+          <w:rFonts w:hint="eastAsia" w:eastAsia="黑体"/>
         </w:rPr>
         <w:t xml:space="preserve">另一端经限流电阻接电源或地）；</w:t>
       </w:r>
       <w:r>
         <w:rPr>
-          <w:rFonts w:hint="eastAsia"/>
+          <w:rFonts w:hint="eastAsia" w:eastAsia="黑体"/>
           <w:b/>
           <w:bCs/>
         </w:rPr>
@@ -238,6 +270,7 @@
       </w:r>
       <w:r>
         <w:rPr>
+          <w:rFonts w:eastAsia="黑体"/>
           <w:b/>
           <w:bCs/>
         </w:rPr>
@@ -245,7 +278,7 @@
       </w:r>
       <w:r>
         <w:rPr>
-          <w:rFonts w:hint="eastAsia"/>
+          <w:rFonts w:hint="eastAsia" w:eastAsia="黑体"/>
           <w:b/>
           <w:bCs/>
         </w:rPr>
@@ -253,22 +286,25 @@
       </w:r>
       <w:r>
         <w:rPr>
-          <w:rFonts w:hint="eastAsia"/>
+          <w:rFonts w:hint="eastAsia" w:eastAsia="黑体"/>
         </w:rPr>
         <w:t xml:space="preserve">（光电二极管/PSD</w:t>
       </w:r>
       <w:r>
+        <w:rPr>
+          <w:rFonts w:eastAsia="黑体"/>
+        </w:rPr>
         <w:t xml:space="preserve"> </w:t>
       </w:r>
       <w:r>
         <w:rPr>
-          <w:rFonts w:hint="eastAsia"/>
+          <w:rFonts w:hint="eastAsia" w:eastAsia="黑体"/>
         </w:rPr>
         <w:t xml:space="preserve">输出端）；</w:t>
       </w:r>
       <w:r>
         <w:rPr>
-          <w:rFonts w:hint="eastAsia"/>
+          <w:rFonts w:hint="eastAsia" w:eastAsia="黑体"/>
           <w:b/>
           <w:bCs/>
         </w:rPr>
@@ -276,6 +312,7 @@
       </w:r>
       <w:r>
         <w:rPr>
+          <w:rFonts w:eastAsia="黑体"/>
           <w:b/>
           <w:bCs/>
         </w:rPr>
@@ -283,7 +320,7 @@
       </w:r>
       <w:r>
         <w:rPr>
-          <w:rFonts w:hint="eastAsia"/>
+          <w:rFonts w:hint="eastAsia" w:eastAsia="黑体"/>
           <w:b/>
           <w:bCs/>
         </w:rPr>
@@ -291,13 +328,13 @@
       </w:r>
       <w:r>
         <w:rPr>
-          <w:rFonts w:hint="eastAsia"/>
+          <w:rFonts w:hint="eastAsia" w:eastAsia="黑体"/>
         </w:rPr>
         <w:t xml:space="preserve">（接收信号送放大器输入端）；</w:t>
       </w:r>
       <w:r>
         <w:rPr>
-          <w:rFonts w:hint="eastAsia"/>
+          <w:rFonts w:hint="eastAsia" w:eastAsia="黑体"/>
           <w:b/>
           <w:bCs/>
         </w:rPr>
@@ -305,6 +342,7 @@
       </w:r>
       <w:r>
         <w:rPr>
+          <w:rFonts w:eastAsia="黑体"/>
           <w:b/>
           <w:bCs/>
         </w:rPr>
@@ -312,7 +350,7 @@
       </w:r>
       <w:r>
         <w:rPr>
-          <w:rFonts w:hint="eastAsia"/>
+          <w:rFonts w:hint="eastAsia" w:eastAsia="黑体"/>
           <w:b/>
           <w:bCs/>
         </w:rPr>
@@ -320,6 +358,7 @@
       </w:r>
       <w:r>
         <w:rPr>
+          <w:rFonts w:eastAsia="黑体"/>
           <w:b/>
           <w:bCs/>
         </w:rPr>
@@ -327,7 +366,7 @@
       </w:r>
       <w:r>
         <w:rPr>
-          <w:rFonts w:hint="eastAsia"/>
+          <w:rFonts w:hint="eastAsia" w:eastAsia="黑体"/>
           <w:b/>
           <w:bCs/>
         </w:rPr>
@@ -335,22 +374,25 @@
       </w:r>
       <w:r>
         <w:rPr>
-          <w:rFonts w:hint="eastAsia"/>
+          <w:rFonts w:hint="eastAsia" w:eastAsia="黑体"/>
         </w:rPr>
         <w:t xml:space="preserve">（放大输出经同步解调或直接送</w:t>
       </w:r>
       <w:r>
+        <w:rPr>
+          <w:rFonts w:eastAsia="黑体"/>
+        </w:rPr>
         <w:t xml:space="preserve"> </w:t>
       </w:r>
       <w:r>
         <w:rPr>
-          <w:rFonts w:hint="eastAsia"/>
+          <w:rFonts w:hint="eastAsia" w:eastAsia="黑体"/>
         </w:rPr>
         <w:t xml:space="preserve">ADC）；</w:t>
       </w:r>
       <w:r>
         <w:rPr>
-          <w:rFonts w:hint="eastAsia"/>
+          <w:rFonts w:hint="eastAsia" w:eastAsia="黑体"/>
           <w:b/>
           <w:bCs/>
         </w:rPr>
@@ -358,6 +400,7 @@
       </w:r>
       <w:r>
         <w:rPr>
+          <w:rFonts w:eastAsia="黑体"/>
           <w:b/>
           <w:bCs/>
         </w:rPr>
@@ -365,13 +408,16 @@
       </w:r>
       <w:r>
         <w:rPr>
-          <w:rFonts w:hint="eastAsia"/>
+          <w:rFonts w:hint="eastAsia" w:eastAsia="黑体"/>
           <w:b/>
           <w:bCs/>
         </w:rPr>
         <w:t xml:space="preserve">地节点</w:t>
       </w:r>
       <w:r>
+        <w:rPr>
+          <w:rFonts w:eastAsia="黑体"/>
+        </w:rPr>
         <w:t xml:space="preserve">。</w:t>
       </w:r>
     </w:p>
@@ -379,12 +425,13 @@
       <w:pPr/>
       <w:r>
         <w:rPr>
-          <w:rFonts w:hint="eastAsia"/>
+          <w:rFonts w:hint="eastAsia" w:eastAsia="黑体"/>
         </w:rPr>
         <w:t xml:space="preserve">各元件管脚连接：</w:t>
       </w:r>
       <w:r>
         <w:rPr>
+          <w:rFonts w:eastAsia="黑体"/>
           <w:b/>
           <w:bCs/>
         </w:rPr>
@@ -392,130 +439,161 @@
       </w:r>
       <w:r>
         <w:rPr>
-          <w:rFonts w:hint="eastAsia"/>
+          <w:rFonts w:hint="eastAsia" w:eastAsia="黑体"/>
           <w:b/>
           <w:bCs/>
         </w:rPr>
         <w:t xml:space="preserve">LED（D1）</w:t>
       </w:r>
       <w:r>
+        <w:rPr>
+          <w:rFonts w:eastAsia="黑体"/>
+        </w:rPr>
         <w:t xml:space="preserve"> </w:t>
       </w:r>
       <w:r>
         <w:rPr>
-          <w:rFonts w:hint="eastAsia"/>
+          <w:rFonts w:hint="eastAsia" w:eastAsia="黑体"/>
         </w:rPr>
         <w:t xml:space="preserve">一端接发射节点①、另一端经限流电阻接电源或地；</w:t>
       </w:r>
       <w:r>
         <w:rPr>
-          <w:rFonts w:hint="eastAsia"/>
+          <w:rFonts w:hint="eastAsia" w:eastAsia="黑体"/>
           <w:b/>
           <w:bCs/>
         </w:rPr>
         <w:t xml:space="preserve">发射驱动管</w:t>
       </w:r>
       <w:r>
+        <w:rPr>
+          <w:rFonts w:eastAsia="黑体"/>
+        </w:rPr>
         <w:t xml:space="preserve"> </w:t>
       </w:r>
       <w:r>
         <w:rPr>
-          <w:rFonts w:hint="eastAsia"/>
+          <w:rFonts w:hint="eastAsia" w:eastAsia="黑体"/>
         </w:rPr>
         <w:t xml:space="preserve">集电极接发射节点①、发射极接地、基极接</w:t>
       </w:r>
       <w:r>
+        <w:rPr>
+          <w:rFonts w:eastAsia="黑体"/>
+        </w:rPr>
         <w:t xml:space="preserve"> MCU </w:t>
       </w:r>
       <w:r>
         <w:rPr>
-          <w:rFonts w:hint="eastAsia"/>
+          <w:rFonts w:hint="eastAsia" w:eastAsia="黑体"/>
         </w:rPr>
         <w:t xml:space="preserve">的调制驱动脚；</w:t>
       </w:r>
       <w:r>
         <w:rPr>
-          <w:rFonts w:hint="eastAsia"/>
+          <w:rFonts w:hint="eastAsia" w:eastAsia="黑体"/>
           <w:b/>
           <w:bCs/>
         </w:rPr>
         <w:t xml:space="preserve">光电二极管/PSD（D2）</w:t>
       </w:r>
       <w:r>
+        <w:rPr>
+          <w:rFonts w:eastAsia="黑体"/>
+        </w:rPr>
         <w:t xml:space="preserve"> </w:t>
       </w:r>
       <w:r>
         <w:rPr>
-          <w:rFonts w:hint="eastAsia"/>
+          <w:rFonts w:hint="eastAsia" w:eastAsia="黑体"/>
         </w:rPr>
         <w:t xml:space="preserve">阳极接地或接偏压、阴极接接收信号节点③，并经负载电阻或跨阻放大接放大输入节点④；</w:t>
       </w:r>
       <w:r>
         <w:rPr>
-          <w:rFonts w:hint="eastAsia"/>
+          <w:rFonts w:hint="eastAsia" w:eastAsia="黑体"/>
           <w:b/>
           <w:bCs/>
         </w:rPr>
         <w:t xml:space="preserve">接收放大器</w:t>
       </w:r>
       <w:r>
+        <w:rPr>
+          <w:rFonts w:eastAsia="黑体"/>
+        </w:rPr>
         <w:t xml:space="preserve"> </w:t>
       </w:r>
       <w:r>
         <w:rPr>
-          <w:rFonts w:hint="eastAsia"/>
+          <w:rFonts w:hint="eastAsia" w:eastAsia="黑体"/>
         </w:rPr>
         <w:t xml:space="preserve">输入接放大输入节点④、输出接解调/ADC</w:t>
       </w:r>
       <w:r>
+        <w:rPr>
+          <w:rFonts w:eastAsia="黑体"/>
+        </w:rPr>
         <w:t xml:space="preserve"> </w:t>
       </w:r>
       <w:r>
         <w:rPr>
-          <w:rFonts w:hint="eastAsia"/>
+          <w:rFonts w:hint="eastAsia" w:eastAsia="黑体"/>
         </w:rPr>
         <w:t xml:space="preserve">输入节点⑤、电源与地接</w:t>
       </w:r>
       <w:r>
+        <w:rPr>
+          <w:rFonts w:eastAsia="黑体"/>
+        </w:rPr>
         <w:t xml:space="preserve"> </w:t>
       </w:r>
       <w:r>
         <w:rPr>
-          <w:rFonts w:hint="eastAsia"/>
+          <w:rFonts w:hint="eastAsia" w:eastAsia="黑体"/>
         </w:rPr>
         <w:t xml:space="preserve">±VCC/GND；</w:t>
       </w:r>
       <w:r>
         <w:rPr>
+          <w:rFonts w:eastAsia="黑体"/>
           <w:b/>
           <w:bCs/>
         </w:rPr>
         <w:t xml:space="preserve">MCU</w:t>
       </w:r>
       <w:r>
+        <w:rPr>
+          <w:rFonts w:eastAsia="黑体"/>
+        </w:rPr>
         <w:t xml:space="preserve"> </w:t>
       </w:r>
       <w:r>
         <w:rPr>
-          <w:rFonts w:hint="eastAsia"/>
+          <w:rFonts w:hint="eastAsia" w:eastAsia="黑体"/>
         </w:rPr>
         <w:t xml:space="preserve">调制输出脚接发射驱动、ADC</w:t>
       </w:r>
       <w:r>
+        <w:rPr>
+          <w:rFonts w:eastAsia="黑体"/>
+        </w:rPr>
         <w:t xml:space="preserve"> </w:t>
       </w:r>
       <w:r>
         <w:rPr>
-          <w:rFonts w:hint="eastAsia"/>
+          <w:rFonts w:hint="eastAsia" w:eastAsia="黑体"/>
         </w:rPr>
         <w:t xml:space="preserve">输入脚接解调/ADC</w:t>
       </w:r>
       <w:r>
+        <w:rPr>
+          <w:rFonts w:eastAsia="黑体"/>
+        </w:rPr>
         <w:t xml:space="preserve"> </w:t>
       </w:r>
       <w:r>
         <w:rPr>
-          <w:rFonts w:hint="eastAsia"/>
+          <w:rFonts w:hint="eastAsia" w:eastAsia="黑体"/>
         </w:rPr>
         <w:t xml:space="preserve">输入节点⑤、地脚接地节点⑥。</w:t>
       </w:r>
@@ -524,47 +602,62 @@
       <w:pPr/>
       <w:r>
         <w:rPr>
-          <w:rFonts w:hint="eastAsia"/>
+          <w:rFonts w:hint="eastAsia" w:eastAsia="黑体"/>
         </w:rPr>
         <w:t xml:space="preserve">由此构成”IR</w:t>
       </w:r>
       <w:r>
+        <w:rPr>
+          <w:rFonts w:eastAsia="黑体"/>
+        </w:rPr>
         <w:t xml:space="preserve"> LED </w:t>
       </w:r>
       <w:r>
         <w:rPr>
-          <w:rFonts w:hint="eastAsia"/>
+          <w:rFonts w:hint="eastAsia" w:eastAsia="黑体"/>
         </w:rPr>
         <w:t xml:space="preserve">调制发射、光电/PSD</w:t>
       </w:r>
       <w:r>
+        <w:rPr>
+          <w:rFonts w:eastAsia="黑体"/>
+        </w:rPr>
         <w:t xml:space="preserve"> </w:t>
       </w:r>
       <w:r>
         <w:rPr>
-          <w:rFonts w:hint="eastAsia"/>
+          <w:rFonts w:hint="eastAsia" w:eastAsia="黑体"/>
         </w:rPr>
         <w:t xml:space="preserve">接收并放大、经</w:t>
       </w:r>
       <w:r>
+        <w:rPr>
+          <w:rFonts w:eastAsia="黑体"/>
+        </w:rPr>
         <w:t xml:space="preserve"> </w:t>
       </w:r>
       <w:r>
         <w:rPr>
-          <w:rFonts w:hint="eastAsia"/>
+          <w:rFonts w:hint="eastAsia" w:eastAsia="黑体"/>
         </w:rPr>
         <w:t xml:space="preserve">ADC/定时</w:t>
       </w:r>
       <w:r>
+        <w:rPr>
+          <w:rFonts w:eastAsia="黑体"/>
+        </w:rPr>
         <w:t xml:space="preserve"> MCU </w:t>
       </w:r>
       <w:r>
         <w:rPr>
-          <w:rFonts w:hint="eastAsia"/>
+          <w:rFonts w:hint="eastAsia" w:eastAsia="黑体"/>
         </w:rPr>
         <w:t xml:space="preserve">解算距离”的红外测距组态，反射强度法按</w:t>
       </w:r>
       <w:r>
+        <w:rPr>
+          <w:rFonts w:eastAsia="黑体"/>
+        </w:rPr>
         <w:t xml:space="preserve"> </w:t>
       </w:r>
       <m:oMath>
@@ -610,11 +703,14 @@
       </m:oMath>
       <w:r>
         <w:rPr>
-          <w:rFonts w:hint="eastAsia"/>
+          <w:rFonts w:hint="eastAsia" w:eastAsia="黑体"/>
         </w:rPr>
         <w:t xml:space="preserve">、三角法按</w:t>
       </w:r>
       <w:r>
+        <w:rPr>
+          <w:rFonts w:eastAsia="黑体"/>
+        </w:rPr>
         <w:t xml:space="preserve"> </w:t>
       </w:r>
       <m:oMath>
@@ -644,11 +740,14 @@
         </m:r>
       </m:oMath>
       <w:r>
+        <w:rPr>
+          <w:rFonts w:eastAsia="黑体"/>
+        </w:rPr>
         <w:t xml:space="preserve"> </w:t>
       </w:r>
       <w:r>
         <w:rPr>
-          <w:rFonts w:hint="eastAsia"/>
+          <w:rFonts w:hint="eastAsia" w:eastAsia="黑体"/>
         </w:rPr>
         <w:t xml:space="preserve">解算距离。</w:t>
       </w:r>
@@ -661,7 +760,7 @@
       </w:pPr>
       <w:r>
         <w:rPr>
-          <w:rFonts w:hint="eastAsia"/>
+          <w:rFonts w:hint="eastAsia" w:eastAsia="黑体"/>
         </w:rPr>
         <w:t xml:space="preserve">工作原理</w:t>
       </w:r>
@@ -672,16 +771,19 @@
       </w:pPr>
       <w:r>
         <w:rPr>
-          <w:rFonts w:hint="eastAsia"/>
+          <w:rFonts w:hint="eastAsia" w:eastAsia="黑体"/>
         </w:rPr>
         <w:t xml:space="preserve">反射强度法通过测量反射回光的光电流/电压估算距离（光越近越强）；三角测距法利用镜头使反射光在</w:t>
       </w:r>
       <w:r>
+        <w:rPr>
+          <w:rFonts w:eastAsia="黑体"/>
+        </w:rPr>
         <w:t xml:space="preserve"> PSD </w:t>
       </w:r>
       <w:r>
         <w:rPr>
-          <w:rFonts w:hint="eastAsia"/>
+          <w:rFonts w:hint="eastAsia" w:eastAsia="黑体"/>
         </w:rPr>
         <w:t xml:space="preserve">上成像位置随距离移动，由像点位置解算距离。调制发射可抗环境光干扰。</w:t>
       </w:r>
@@ -694,7 +796,7 @@
       </w:pPr>
       <w:r>
         <w:rPr>
-          <w:rFonts w:hint="eastAsia"/>
+          <w:rFonts w:hint="eastAsia" w:eastAsia="黑体"/>
         </w:rPr>
         <w:t xml:space="preserve">关键计算公式</w:t>
       </w:r>
@@ -708,7 +810,7 @@
       </w:pPr>
       <w:r>
         <w:rPr>
-          <w:rFonts w:hint="eastAsia"/>
+          <w:rFonts w:hint="eastAsia" w:eastAsia="黑体"/>
         </w:rPr>
         <w:t xml:space="preserve">反射光强与距离（平方反比，反射强度法近似）：</w:t>
       </w:r>
@@ -777,7 +879,7 @@
       </w:pPr>
       <w:r>
         <w:rPr>
-          <w:rFonts w:hint="eastAsia"/>
+          <w:rFonts w:hint="eastAsia" w:eastAsia="黑体"/>
         </w:rPr>
         <w:t xml:space="preserve">三角测距（简化几何关系）：</w:t>
       </w:r>
@@ -837,7 +939,7 @@
       </w:pPr>
       <w:r>
         <w:rPr>
-          <w:rFonts w:hint="eastAsia"/>
+          <w:rFonts w:hint="eastAsia" w:eastAsia="黑体"/>
         </w:rPr>
         <w:t xml:space="preserve">光电二极管输出电流：</w:t>
       </w:r>
@@ -937,7 +1039,7 @@
             </w:pPr>
             <w:r>
               <w:rPr>
-                <w:rFonts w:hint="eastAsia"/>
+                <w:rFonts w:hint="eastAsia" w:eastAsia="黑体"/>
               </w:rPr>
               <w:t xml:space="preserve">符号</w:t>
             </w:r>
@@ -951,7 +1053,7 @@
             </w:pPr>
             <w:r>
               <w:rPr>
-                <w:rFonts w:hint="eastAsia"/>
+                <w:rFonts w:hint="eastAsia" w:eastAsia="黑体"/>
               </w:rPr>
               <w:t xml:space="preserve">含义</w:t>
             </w:r>
@@ -965,7 +1067,7 @@
             </w:pPr>
             <w:r>
               <w:rPr>
-                <w:rFonts w:hint="eastAsia"/>
+                <w:rFonts w:hint="eastAsia" w:eastAsia="黑体"/>
               </w:rPr>
               <w:t xml:space="preserve">单位</w:t>
             </w:r>
@@ -994,6 +1096,9 @@
               </m:sSub>
             </m:oMath>
             <w:r>
+              <w:rPr>
+                <w:rFonts w:eastAsia="黑体"/>
+              </w:rPr>
               <w:t xml:space="preserve">​</w:t>
             </w:r>
           </w:p>
@@ -1006,7 +1111,7 @@
             </w:pPr>
             <w:r>
               <w:rPr>
-                <w:rFonts w:hint="eastAsia"/>
+                <w:rFonts w:hint="eastAsia" w:eastAsia="黑体"/>
               </w:rPr>
               <w:t xml:space="preserve">反射光强</w:t>
             </w:r>
@@ -1020,7 +1125,7 @@
             </w:pPr>
             <w:r>
               <w:rPr>
-                <w:rFonts w:hint="eastAsia"/>
+                <w:rFonts w:hint="eastAsia" w:eastAsia="黑体"/>
               </w:rPr>
               <w:t xml:space="preserve">任意（相对）</w:t>
             </w:r>
@@ -1040,6 +1145,9 @@
               </m:r>
             </m:oMath>
             <w:r>
+              <w:rPr>
+                <w:rFonts w:eastAsia="黑体"/>
+              </w:rPr>
               <w:t xml:space="preserve">​</w:t>
             </w:r>
           </w:p>
@@ -1052,7 +1160,7 @@
             </w:pPr>
             <w:r>
               <w:rPr>
-                <w:rFonts w:hint="eastAsia"/>
+                <w:rFonts w:hint="eastAsia" w:eastAsia="黑体"/>
               </w:rPr>
               <w:t xml:space="preserve">被测距离</w:t>
             </w:r>
@@ -1065,6 +1173,9 @@
               <w:pStyle w:val="Compact"/>
             </w:pPr>
             <w:r>
+              <w:rPr>
+                <w:rFonts w:eastAsia="黑体"/>
+              </w:rPr>
               <w:t xml:space="preserve">m</w:t>
             </w:r>
           </w:p>
@@ -1083,6 +1194,9 @@
               </m:r>
             </m:oMath>
             <w:r>
+              <w:rPr>
+                <w:rFonts w:eastAsia="黑体"/>
+              </w:rPr>
               <w:t xml:space="preserve">​</w:t>
             </w:r>
           </w:p>
@@ -1095,7 +1209,7 @@
             </w:pPr>
             <w:r>
               <w:rPr>
-                <w:rFonts w:hint="eastAsia"/>
+                <w:rFonts w:hint="eastAsia" w:eastAsia="黑体"/>
               </w:rPr>
               <w:t xml:space="preserve">接收镜头焦距</w:t>
             </w:r>
@@ -1108,6 +1222,9 @@
               <w:pStyle w:val="Compact"/>
             </w:pPr>
             <w:r>
+              <w:rPr>
+                <w:rFonts w:eastAsia="黑体"/>
+              </w:rPr>
               <w:t xml:space="preserve">m</w:t>
             </w:r>
           </w:p>
@@ -1126,6 +1243,9 @@
               </m:r>
             </m:oMath>
             <w:r>
+              <w:rPr>
+                <w:rFonts w:eastAsia="黑体"/>
+              </w:rPr>
               <w:t xml:space="preserve">​</w:t>
             </w:r>
           </w:p>
@@ -1138,7 +1258,7 @@
             </w:pPr>
             <w:r>
               <w:rPr>
-                <w:rFonts w:hint="eastAsia"/>
+                <w:rFonts w:hint="eastAsia" w:eastAsia="黑体"/>
               </w:rPr>
               <w:t xml:space="preserve">发射-接收基线距离</w:t>
             </w:r>
@@ -1151,6 +1271,9 @@
               <w:pStyle w:val="Compact"/>
             </w:pPr>
             <w:r>
+              <w:rPr>
+                <w:rFonts w:eastAsia="黑体"/>
+              </w:rPr>
               <w:t xml:space="preserve">m</w:t>
             </w:r>
           </w:p>
@@ -1169,6 +1292,9 @@
               </m:r>
             </m:oMath>
             <w:r>
+              <w:rPr>
+                <w:rFonts w:eastAsia="黑体"/>
+              </w:rPr>
               <w:t xml:space="preserve">​</w:t>
             </w:r>
           </w:p>
@@ -1180,11 +1306,14 @@
               <w:pStyle w:val="Compact"/>
             </w:pPr>
             <w:r>
+              <w:rPr>
+                <w:rFonts w:eastAsia="黑体"/>
+              </w:rPr>
               <w:t xml:space="preserve">PSD </w:t>
             </w:r>
             <w:r>
               <w:rPr>
-                <w:rFonts w:hint="eastAsia"/>
+                <w:rFonts w:hint="eastAsia" w:eastAsia="黑体"/>
               </w:rPr>
               <w:t xml:space="preserve">像点偏移</w:t>
             </w:r>
@@ -1197,6 +1326,9 @@
               <w:pStyle w:val="Compact"/>
             </w:pPr>
             <w:r>
+              <w:rPr>
+                <w:rFonts w:eastAsia="黑体"/>
+              </w:rPr>
               <w:t xml:space="preserve">m</w:t>
             </w:r>
           </w:p>
@@ -1224,6 +1356,9 @@
               </m:sSub>
             </m:oMath>
             <w:r>
+              <w:rPr>
+                <w:rFonts w:eastAsia="黑体"/>
+              </w:rPr>
               <w:t xml:space="preserve">​</w:t>
             </w:r>
           </w:p>
@@ -1236,7 +1371,7 @@
             </w:pPr>
             <w:r>
               <w:rPr>
-                <w:rFonts w:hint="eastAsia"/>
+                <w:rFonts w:hint="eastAsia" w:eastAsia="黑体"/>
               </w:rPr>
               <w:t xml:space="preserve">响应度</w:t>
             </w:r>
@@ -1249,6 +1384,9 @@
               <w:pStyle w:val="Compact"/>
             </w:pPr>
             <w:r>
+              <w:rPr>
+                <w:rFonts w:eastAsia="黑体"/>
+              </w:rPr>
               <w:t xml:space="preserve">A/W</w:t>
             </w:r>
           </w:p>
@@ -1276,6 +1414,9 @@
               </m:sSub>
             </m:oMath>
             <w:r>
+              <w:rPr>
+                <w:rFonts w:eastAsia="黑体"/>
+              </w:rPr>
               <w:t xml:space="preserve">​</w:t>
             </w:r>
           </w:p>
@@ -1288,7 +1429,7 @@
             </w:pPr>
             <w:r>
               <w:rPr>
-                <w:rFonts w:hint="eastAsia"/>
+                <w:rFonts w:hint="eastAsia" w:eastAsia="黑体"/>
               </w:rPr>
               <w:t xml:space="preserve">接收光功率</w:t>
             </w:r>
@@ -1301,6 +1442,9 @@
               <w:pStyle w:val="Compact"/>
             </w:pPr>
             <w:r>
+              <w:rPr>
+                <w:rFonts w:eastAsia="黑体"/>
+              </w:rPr>
               <w:t xml:space="preserve">W</w:t>
             </w:r>
           </w:p>
@@ -1315,7 +1459,7 @@
       </w:pPr>
       <w:r>
         <w:rPr>
-          <w:rFonts w:hint="eastAsia"/>
+          <w:rFonts w:hint="eastAsia" w:eastAsia="黑体"/>
         </w:rPr>
         <w:t xml:space="preserve">元件调整影响</w:t>
       </w:r>
@@ -1330,6 +1474,7 @@
       </w:pPr>
       <w:r>
         <w:rPr>
+          <w:rFonts w:eastAsia="黑体"/>
           <w:b/>
           <w:bCs/>
         </w:rPr>
@@ -1337,21 +1482,27 @@
       </w:r>
       <w:r>
         <w:rPr>
-          <w:rFonts w:hint="eastAsia"/>
+          <w:rFonts w:hint="eastAsia" w:eastAsia="黑体"/>
           <w:b/>
           <w:bCs/>
         </w:rPr>
         <w:t xml:space="preserve">驱动电流增大</w:t>
       </w:r>
       <w:r>
+        <w:rPr>
+          <w:rFonts w:eastAsia="黑体"/>
+        </w:rPr>
         <w:t xml:space="preserve"> </w:t>
       </w:r>
       <w:r>
+        <w:rPr>
+          <w:rFonts w:eastAsia="黑体"/>
+        </w:rPr>
         <w:t xml:space="preserve">→ </w:t>
       </w:r>
       <w:r>
         <w:rPr>
-          <w:rFonts w:hint="eastAsia"/>
+          <w:rFonts w:hint="eastAsia" w:eastAsia="黑体"/>
         </w:rPr>
         <w:t xml:space="preserve">发射光强增大，量程增大但功耗与发热增加。</w:t>
       </w:r>
@@ -1366,21 +1517,27 @@
       </w:pPr>
       <w:r>
         <w:rPr>
-          <w:rFonts w:hint="eastAsia"/>
+          <w:rFonts w:hint="eastAsia" w:eastAsia="黑体"/>
           <w:b/>
           <w:bCs/>
         </w:rPr>
         <w:t xml:space="preserve">接收放大增益增大</w:t>
       </w:r>
       <w:r>
+        <w:rPr>
+          <w:rFonts w:eastAsia="黑体"/>
+        </w:rPr>
         <w:t xml:space="preserve"> </w:t>
       </w:r>
       <w:r>
+        <w:rPr>
+          <w:rFonts w:eastAsia="黑体"/>
+        </w:rPr>
         <w:t xml:space="preserve">→ </w:t>
       </w:r>
       <w:r>
         <w:rPr>
-          <w:rFonts w:hint="eastAsia"/>
+          <w:rFonts w:hint="eastAsia" w:eastAsia="黑体"/>
         </w:rPr>
         <w:t xml:space="preserve">弱信号（远距）灵敏度提高，但噪声与饱和风险上升。</w:t>
       </w:r>
@@ -1395,7 +1552,7 @@
       </w:pPr>
       <w:r>
         <w:rPr>
-          <w:rFonts w:hint="eastAsia"/>
+          <w:rFonts w:hint="eastAsia" w:eastAsia="黑体"/>
           <w:b/>
           <w:bCs/>
         </w:rPr>
@@ -1403,6 +1560,7 @@
       </w:r>
       <w:r>
         <w:rPr>
+          <w:rFonts w:eastAsia="黑体"/>
           <w:b/>
           <w:bCs/>
         </w:rPr>
@@ -1415,6 +1573,7 @@
       </m:oMath>
       <w:r>
         <w:rPr>
+          <w:rFonts w:eastAsia="黑体"/>
           <w:b/>
           <w:bCs/>
         </w:rPr>
@@ -1422,7 +1581,7 @@
       </w:r>
       <w:r>
         <w:rPr>
-          <w:rFonts w:hint="eastAsia"/>
+          <w:rFonts w:hint="eastAsia" w:eastAsia="黑体"/>
           <w:b/>
           <w:bCs/>
         </w:rPr>
@@ -1430,6 +1589,7 @@
       </w:r>
       <w:r>
         <w:rPr>
+          <w:rFonts w:eastAsia="黑体"/>
           <w:b/>
           <w:bCs/>
         </w:rPr>
@@ -1442,6 +1602,7 @@
       </m:oMath>
       <w:r>
         <w:rPr>
+          <w:rFonts w:eastAsia="黑体"/>
           <w:b/>
           <w:bCs/>
         </w:rPr>
@@ -1449,21 +1610,27 @@
       </w:r>
       <w:r>
         <w:rPr>
-          <w:rFonts w:hint="eastAsia"/>
+          <w:rFonts w:hint="eastAsia" w:eastAsia="黑体"/>
           <w:b/>
           <w:bCs/>
         </w:rPr>
         <w:t xml:space="preserve">增大</w:t>
       </w:r>
       <w:r>
+        <w:rPr>
+          <w:rFonts w:eastAsia="黑体"/>
+        </w:rPr>
         <w:t xml:space="preserve"> </w:t>
       </w:r>
       <w:r>
+        <w:rPr>
+          <w:rFonts w:eastAsia="黑体"/>
+        </w:rPr>
         <w:t xml:space="preserve">→ </w:t>
       </w:r>
       <w:r>
         <w:rPr>
-          <w:rFonts w:hint="eastAsia"/>
+          <w:rFonts w:hint="eastAsia" w:eastAsia="黑体"/>
         </w:rPr>
         <w:t xml:space="preserve">近距离分辨率提高，但量程与机械尺寸改变。</w:t>
       </w:r>
@@ -1478,21 +1645,27 @@
       </w:pPr>
       <w:r>
         <w:rPr>
-          <w:rFonts w:hint="eastAsia"/>
+          <w:rFonts w:hint="eastAsia" w:eastAsia="黑体"/>
           <w:b/>
           <w:bCs/>
         </w:rPr>
         <w:t xml:space="preserve">调制频率提高</w:t>
       </w:r>
       <w:r>
+        <w:rPr>
+          <w:rFonts w:eastAsia="黑体"/>
+        </w:rPr>
         <w:t xml:space="preserve"> </w:t>
       </w:r>
       <w:r>
+        <w:rPr>
+          <w:rFonts w:eastAsia="黑体"/>
+        </w:rPr>
         <w:t xml:space="preserve">→ </w:t>
       </w:r>
       <w:r>
         <w:rPr>
-          <w:rFonts w:hint="eastAsia"/>
+          <w:rFonts w:hint="eastAsia" w:eastAsia="黑体"/>
         </w:rPr>
         <w:t xml:space="preserve">抗环境光与荧光干扰能力增强（需接收端同步解调）。</w:t>
       </w:r>
@@ -1505,7 +1678,7 @@
       </w:pPr>
       <w:r>
         <w:rPr>
-          <w:rFonts w:hint="eastAsia"/>
+          <w:rFonts w:hint="eastAsia" w:eastAsia="黑体"/>
         </w:rPr>
         <w:t xml:space="preserve">典型参数示例</w:t>
       </w:r>
@@ -1520,11 +1693,14 @@
       </w:pPr>
       <w:r>
         <w:rPr>
-          <w:rFonts w:hint="eastAsia"/>
+          <w:rFonts w:hint="eastAsia" w:eastAsia="黑体"/>
         </w:rPr>
         <w:t xml:space="preserve">三角测距取</w:t>
       </w:r>
       <w:r>
+        <w:rPr>
+          <w:rFonts w:eastAsia="黑体"/>
+        </w:rPr>
         <w:t xml:space="preserve"> </w:t>
       </w:r>
       <m:oMath>
@@ -1595,6 +1771,9 @@
         </m:r>
       </m:oMath>
       <w:r>
+        <w:rPr>
+          <w:rFonts w:eastAsia="黑体"/>
+        </w:rPr>
         <w:t xml:space="preserve">、</w:t>
       </w:r>
       <m:oMath>
@@ -1666,11 +1845,14 @@
       </m:oMath>
       <w:r>
         <w:rPr>
-          <w:rFonts w:hint="eastAsia"/>
+          <w:rFonts w:hint="eastAsia" w:eastAsia="黑体"/>
         </w:rPr>
         <w:t xml:space="preserve">、像点偏移</w:t>
       </w:r>
       <w:r>
+        <w:rPr>
+          <w:rFonts w:eastAsia="黑体"/>
+        </w:rPr>
         <w:t xml:space="preserve"> </w:t>
       </w:r>
       <m:oMath>
@@ -1699,7 +1881,7 @@
       </m:oMath>
       <w:r>
         <w:rPr>
-          <w:rFonts w:hint="eastAsia"/>
+          <w:rFonts w:hint="eastAsia" w:eastAsia="黑体"/>
         </w:rPr>
         <w:t xml:space="preserve">：</w:t>
       </w:r>
@@ -1830,6 +2012,9 @@
         </m:r>
       </m:oMath>
       <w:r>
+        <w:rPr>
+          <w:rFonts w:eastAsia="黑体"/>
+        </w:rPr>
         <w:t xml:space="preserve">。</w:t>
       </w:r>
     </w:p>
@@ -1843,11 +2028,14 @@
       </w:pPr>
       <w:r>
         <w:rPr>
-          <w:rFonts w:hint="eastAsia"/>
+          <w:rFonts w:hint="eastAsia" w:eastAsia="黑体"/>
         </w:rPr>
         <w:t xml:space="preserve">反射强度法输出随</w:t>
       </w:r>
       <w:r>
+        <w:rPr>
+          <w:rFonts w:eastAsia="黑体"/>
+        </w:rPr>
         <w:t xml:space="preserve"> </w:t>
       </w:r>
       <m:oMath>
@@ -1874,33 +2062,45 @@
         </m:sSup>
       </m:oMath>
       <w:r>
+        <w:rPr>
+          <w:rFonts w:eastAsia="黑体"/>
+        </w:rPr>
         <w:t xml:space="preserve"> </w:t>
       </w:r>
       <w:r>
         <w:rPr>
-          <w:rFonts w:hint="eastAsia"/>
+          <w:rFonts w:hint="eastAsia" w:eastAsia="黑体"/>
         </w:rPr>
         <w:t xml:space="preserve">变化，距离从</w:t>
       </w:r>
       <w:r>
+        <w:rPr>
+          <w:rFonts w:eastAsia="黑体"/>
+        </w:rPr>
         <w:t xml:space="preserve"> 10 cm </w:t>
       </w:r>
       <w:r>
         <w:rPr>
-          <w:rFonts w:hint="eastAsia"/>
+          <w:rFonts w:hint="eastAsia" w:eastAsia="黑体"/>
         </w:rPr>
         <w:t xml:space="preserve">增至</w:t>
       </w:r>
       <w:r>
+        <w:rPr>
+          <w:rFonts w:eastAsia="黑体"/>
+        </w:rPr>
         <w:t xml:space="preserve"> 30 cm </w:t>
       </w:r>
       <w:r>
         <w:rPr>
-          <w:rFonts w:hint="eastAsia"/>
+          <w:rFonts w:hint="eastAsia" w:eastAsia="黑体"/>
         </w:rPr>
         <w:t xml:space="preserve">时接收光强约降至</w:t>
       </w:r>
       <w:r>
+        <w:rPr>
+          <w:rFonts w:eastAsia="黑体"/>
+        </w:rPr>
         <w:t xml:space="preserve"> </w:t>
       </w:r>
       <m:oMath>
@@ -1918,6 +2118,9 @@
         </m:r>
       </m:oMath>
       <w:r>
+        <w:rPr>
+          <w:rFonts w:eastAsia="黑体"/>
+        </w:rPr>
         <w:t xml:space="preserve">。</w:t>
       </w:r>
     </w:p>
@@ -1929,7 +2132,7 @@
       </w:pPr>
       <w:r>
         <w:rPr>
-          <w:rFonts w:hint="eastAsia"/>
+          <w:rFonts w:hint="eastAsia" w:eastAsia="黑体"/>
         </w:rPr>
         <w:t xml:space="preserve">常见器件型号</w:t>
       </w:r>
@@ -1944,16 +2147,19 @@
       </w:pPr>
       <w:r>
         <w:rPr>
-          <w:rFonts w:hint="eastAsia"/>
+          <w:rFonts w:hint="eastAsia" w:eastAsia="黑体"/>
         </w:rPr>
         <w:t xml:space="preserve">三角测距模块：GP2Y0A21、GP2Y0A02（Sharp，PSD</w:t>
       </w:r>
       <w:r>
+        <w:rPr>
+          <w:rFonts w:eastAsia="黑体"/>
+        </w:rPr>
         <w:t xml:space="preserve"> </w:t>
       </w:r>
       <w:r>
         <w:rPr>
-          <w:rFonts w:hint="eastAsia"/>
+          <w:rFonts w:hint="eastAsia" w:eastAsia="黑体"/>
         </w:rPr>
         <w:t xml:space="preserve">型）。</w:t>
       </w:r>
@@ -1968,7 +2174,7 @@
       </w:pPr>
       <w:r>
         <w:rPr>
-          <w:rFonts w:hint="eastAsia"/>
+          <w:rFonts w:hint="eastAsia" w:eastAsia="黑体"/>
         </w:rPr>
         <w:t xml:space="preserve">集成接近/环境光芯片：VL6180X。</w:t>
       </w:r>
@@ -1982,11 +2188,14 @@
         </w:numPr>
       </w:pPr>
       <w:r>
+        <w:rPr>
+          <w:rFonts w:eastAsia="黑体"/>
+        </w:rPr>
         <w:t xml:space="preserve">IR </w:t>
       </w:r>
       <w:r>
         <w:rPr>
-          <w:rFonts w:hint="eastAsia"/>
+          <w:rFonts w:hint="eastAsia" w:eastAsia="黑体"/>
         </w:rPr>
         <w:t xml:space="preserve">LED：TSAL6100；光电二极管/三极管：常用：按需选型。</w:t>
       </w:r>
@@ -1999,7 +2208,7 @@
       </w:pPr>
       <w:r>
         <w:rPr>
-          <w:rFonts w:hint="eastAsia"/>
+          <w:rFonts w:hint="eastAsia" w:eastAsia="黑体"/>
         </w:rPr>
         <w:t xml:space="preserve">注意事项</w:t>
       </w:r>
@@ -2014,16 +2223,19 @@
       </w:pPr>
       <w:r>
         <w:rPr>
-          <w:rFonts w:hint="eastAsia"/>
+          <w:rFonts w:hint="eastAsia" w:eastAsia="黑体"/>
         </w:rPr>
         <w:t xml:space="preserve">环境光（阳光、白炽灯）是主要干扰，务必用调制发射</w:t>
       </w:r>
       <w:r>
+        <w:rPr>
+          <w:rFonts w:eastAsia="黑体"/>
+        </w:rPr>
         <w:t xml:space="preserve"> + </w:t>
       </w:r>
       <w:r>
         <w:rPr>
-          <w:rFonts w:hint="eastAsia"/>
+          <w:rFonts w:hint="eastAsia" w:eastAsia="黑体"/>
         </w:rPr>
         <w:t xml:space="preserve">带通/解调接收。</w:t>
       </w:r>
@@ -2038,7 +2250,7 @@
       </w:pPr>
       <w:r>
         <w:rPr>
-          <w:rFonts w:hint="eastAsia"/>
+          <w:rFonts w:hint="eastAsia" w:eastAsia="黑体"/>
         </w:rPr>
         <w:t xml:space="preserve">目标反射率与颜色严重影响反射强度法精度；黑色低反射目标量程骤降。</w:t>
       </w:r>
@@ -2053,7 +2265,7 @@
       </w:pPr>
       <w:r>
         <w:rPr>
-          <w:rFonts w:hint="eastAsia"/>
+          <w:rFonts w:hint="eastAsia" w:eastAsia="黑体"/>
         </w:rPr>
         <w:t xml:space="preserve">发射/接收需加光隔离，防止近距离饱和与串扰。</w:t>
       </w:r>
@@ -2066,7 +2278,7 @@
       </w:pPr>
       <w:r>
         <w:rPr>
-          <w:rFonts w:hint="eastAsia"/>
+          <w:rFonts w:hint="eastAsia" w:eastAsia="黑体"/>
         </w:rPr>
         <w:t xml:space="preserve">参考资料</w:t>
       </w:r>
@@ -2080,6 +2292,9 @@
         </w:numPr>
       </w:pPr>
       <w:r>
+        <w:rPr>
+          <w:rFonts w:eastAsia="黑体"/>
+        </w:rPr>
         <w:t xml:space="preserve">Wikipedia: Infrared sensor / Proximity sensor。</w:t>
       </w:r>
     </w:p>
@@ -2092,11 +2307,14 @@
         </w:numPr>
       </w:pPr>
       <w:r>
+        <w:rPr>
+          <w:rFonts w:eastAsia="黑体"/>
+        </w:rPr>
         <w:t xml:space="preserve">Sharp GP2Y0A21 </w:t>
       </w:r>
       <w:r>
         <w:rPr>
-          <w:rFonts w:hint="eastAsia"/>
+          <w:rFonts w:hint="eastAsia" w:eastAsia="黑体"/>
         </w:rPr>
         <w:t xml:space="preserve">数据手册。</w:t>
       </w:r>
@@ -2110,11 +2328,11 @@
       </w:pPr>
       <w:r>
         <w:rPr>
-          <w:rFonts w:ascii="Times New Roman" w:hAnsi="Times New Roman"/>
+          <w:rFonts w:ascii="Times New Roman" w:hAnsi="Times New Roman" w:eastAsia="黑体"/>
           <w:color w:val="555555"/>
           <w:sz w:val="21"/>
         </w:rPr>
-        <w:t>材料收集者：杜文杰</w:t>
+        <w:t>材料收集者：杜文杰，WX手机：19519196569，QQ:3478827729</w:t>
       </w:r>
     </w:p>
     <w:sectPr>
@@ -2134,7 +2352,7 @@
 </file>
 
 <file path=word/footer1.xml><?xml version="1.0" encoding="utf-8"?>
-<w:ftr xmlns:m="http://schemas.openxmlformats.org/officeDocument/2006/math" xmlns:mc="http://schemas.openxmlformats.org/markup-compatibility/2006" xmlns:mo="http://schemas.microsoft.com/office/mac/office/2008/main" xmlns:mv="urn:schemas-microsoft-com:mac:vml" xmlns:o="urn:schemas-microsoft-com:office:office" xmlns:r="http://schemas.openxmlformats.org/officeDocument/2006/relationships" xmlns:v="urn:schemas-microsoft-com:vml" xmlns:w10="urn:schemas-microsoft-com:office:word" xmlns:w14="http://schemas.microsoft.com/office/word/2010/wordml" xmlns:w="http://schemas.openxmlformats.org/wordprocessingml/2006/main" xmlns:wne="http://schemas.microsoft.com/office/word/2006/wordml" xmlns:wp14="http://schemas.microsoft.com/office/word/2010/wordprocessingDrawing" xmlns:wp="http://schemas.openxmlformats.org/drawingml/2006/wordprocessingDrawing" xmlns:wpc="http://schemas.microsoft.com/office/word/2010/wordprocessingCanvas" xmlns:wpg="http://schemas.microsoft.com/office/word/2010/wordprocessingGroup" xmlns:wpi="http://schemas.microsoft.com/office/word/2010/wordprocessingInk" xmlns:wps="http://schemas.microsoft.com/office/word/2010/wordprocessingShape" mc:Ignorable="w14 wp14">
+<w:ftr xmlns:mc="http://schemas.openxmlformats.org/markup-compatibility/2006" xmlns:w="http://schemas.openxmlformats.org/wordprocessingml/2006/main" xmlns:m="http://schemas.openxmlformats.org/officeDocument/2006/math" xmlns:mo="http://schemas.microsoft.com/office/mac/office/2008/main" xmlns:mv="urn:schemas-microsoft-com:mac:vml" xmlns:o="urn:schemas-microsoft-com:office:office" xmlns:r="http://schemas.openxmlformats.org/officeDocument/2006/relationships" xmlns:v="urn:schemas-microsoft-com:vml" xmlns:w10="urn:schemas-microsoft-com:office:word" xmlns:w14="http://schemas.microsoft.com/office/word/2010/wordml" xmlns:wne="http://schemas.microsoft.com/office/word/2006/wordml" xmlns:wp14="http://schemas.microsoft.com/office/word/2010/wordprocessingDrawing" xmlns:wp="http://schemas.openxmlformats.org/drawingml/2006/wordprocessingDrawing" xmlns:wpc="http://schemas.microsoft.com/office/word/2010/wordprocessingCanvas" xmlns:wpg="http://schemas.microsoft.com/office/word/2010/wordprocessingGroup" xmlns:wpi="http://schemas.microsoft.com/office/word/2010/wordprocessingInk" xmlns:wps="http://schemas.microsoft.com/office/word/2010/wordprocessingShape" mc:Ignorable="w14 wp14">
   <w:p>
     <w:pPr>
       <w:pStyle w:val="Footer"/>
@@ -2142,12 +2360,14 @@
     </w:pPr>
     <w:r>
       <w:rPr>
+        <w:rFonts w:eastAsia="黑体"/>
         <w:sz w:val="18"/>
       </w:rPr>
       <w:t xml:space="preserve">第 </w:t>
     </w:r>
     <w:r>
       <w:rPr>
+        <w:rFonts w:eastAsia="黑体"/>
         <w:sz w:val="18"/>
       </w:rPr>
       <w:fldChar w:fldCharType="begin"/>
@@ -2156,6 +2376,7 @@
     </w:r>
     <w:r>
       <w:rPr>
+        <w:rFonts w:eastAsia="黑体"/>
         <w:sz w:val="18"/>
       </w:rPr>
       <w:t xml:space="preserve"> 页</w:t>
@@ -2169,6 +2390,9 @@
   <w:footnote w:type="continuationSeparator" w:id="0">
     <w:p>
       <w:r>
+        <w:rPr>
+          <w:rFonts w:eastAsia="黑体"/>
+        </w:rPr>
         <w:continuationSeparator/>
       </w:r>
     </w:p>
@@ -2176,6 +2400,9 @@
   <w:footnote w:type="separator" w:id="-1">
     <w:p>
       <w:r>
+        <w:rPr>
+          <w:rFonts w:eastAsia="黑体"/>
+        </w:rPr>
         <w:separator/>
       </w:r>
     </w:p>
@@ -2184,7 +2411,7 @@
 </file>
 
 <file path=word/header1.xml><?xml version="1.0" encoding="utf-8"?>
-<w:hdr xmlns:m="http://schemas.openxmlformats.org/officeDocument/2006/math" xmlns:mc="http://schemas.openxmlformats.org/markup-compatibility/2006" xmlns:mo="http://schemas.microsoft.com/office/mac/office/2008/main" xmlns:mv="urn:schemas-microsoft-com:mac:vml" xmlns:o="urn:schemas-microsoft-com:office:office" xmlns:r="http://schemas.openxmlformats.org/officeDocument/2006/relationships" xmlns:v="urn:schemas-microsoft-com:vml" xmlns:w10="urn:schemas-microsoft-com:office:word" xmlns:w14="http://schemas.microsoft.com/office/word/2010/wordml" xmlns:w="http://schemas.openxmlformats.org/wordprocessingml/2006/main" xmlns:wne="http://schemas.microsoft.com/office/word/2006/wordml" xmlns:wp14="http://schemas.microsoft.com/office/word/2010/wordprocessingDrawing" xmlns:wp="http://schemas.openxmlformats.org/drawingml/2006/wordprocessingDrawing" xmlns:wpc="http://schemas.microsoft.com/office/word/2010/wordprocessingCanvas" xmlns:wpg="http://schemas.microsoft.com/office/word/2010/wordprocessingGroup" xmlns:wpi="http://schemas.microsoft.com/office/word/2010/wordprocessingInk" xmlns:wps="http://schemas.microsoft.com/office/word/2010/wordprocessingShape" mc:Ignorable="w14 wp14">
+<w:hdr xmlns:mc="http://schemas.openxmlformats.org/markup-compatibility/2006" xmlns:w="http://schemas.openxmlformats.org/wordprocessingml/2006/main" xmlns:m="http://schemas.openxmlformats.org/officeDocument/2006/math" xmlns:mo="http://schemas.microsoft.com/office/mac/office/2008/main" xmlns:mv="urn:schemas-microsoft-com:mac:vml" xmlns:o="urn:schemas-microsoft-com:office:office" xmlns:r="http://schemas.openxmlformats.org/officeDocument/2006/relationships" xmlns:v="urn:schemas-microsoft-com:vml" xmlns:w10="urn:schemas-microsoft-com:office:word" xmlns:w14="http://schemas.microsoft.com/office/word/2010/wordml" xmlns:wne="http://schemas.microsoft.com/office/word/2006/wordml" xmlns:wp14="http://schemas.microsoft.com/office/word/2010/wordprocessingDrawing" xmlns:wp="http://schemas.openxmlformats.org/drawingml/2006/wordprocessingDrawing" xmlns:wpc="http://schemas.microsoft.com/office/word/2010/wordprocessingCanvas" xmlns:wpg="http://schemas.microsoft.com/office/word/2010/wordprocessingGroup" xmlns:wpi="http://schemas.microsoft.com/office/word/2010/wordprocessingInk" xmlns:wps="http://schemas.microsoft.com/office/word/2010/wordprocessingShape" mc:Ignorable="w14 wp14">
   <w:p>
     <w:pPr>
       <w:pStyle w:val="Header"/>
@@ -2192,7 +2419,7 @@
     </w:pPr>
     <w:r>
       <w:rPr>
-        <w:rFonts w:ascii="Times New Roman" w:hAnsi="Times New Roman"/>
+        <w:rFonts w:ascii="Times New Roman" w:hAnsi="Times New Roman" w:eastAsia="黑体"/>
         <w:sz w:val="18"/>
         <w:rFonts w:eastAsia="黑体"/>
         <w:rFonts w:eastAsia="黑体"/>
@@ -2204,7 +2431,7 @@
 </file>
 
 <file path=word/numbering.xml><?xml version="1.0" encoding="utf-8"?>
-<w:numbering xmlns:m="http://schemas.openxmlformats.org/officeDocument/2006/math" xmlns:mc="http://schemas.openxmlformats.org/markup-compatibility/2006" xmlns:mo="http://schemas.microsoft.com/office/mac/office/2008/main" xmlns:mv="urn:schemas-microsoft-com:mac:vml" xmlns:o="urn:schemas-microsoft-com:office:office" xmlns:r="http://schemas.openxmlformats.org/officeDocument/2006/relationships" xmlns:v="urn:schemas-microsoft-com:vml" xmlns:w="http://schemas.openxmlformats.org/wordprocessingml/2006/main" xmlns:w10="urn:schemas-microsoft-com:office:word" xmlns:w14="http://schemas.microsoft.com/office/word/2010/wordml" xmlns:wne="http://schemas.microsoft.com/office/word/2006/wordml" xmlns:wp="http://schemas.openxmlformats.org/drawingml/2006/wordprocessingDrawing" xmlns:wp14="http://schemas.microsoft.com/office/word/2010/wordprocessingDrawing" xmlns:wpc="http://schemas.microsoft.com/office/word/2010/wordprocessingCanvas" xmlns:wpg="http://schemas.microsoft.com/office/word/2010/wordprocessingGroup" xmlns:wpi="http://schemas.microsoft.com/office/word/2010/wordprocessingInk" xmlns:wps="http://schemas.microsoft.com/office/word/2010/wordprocessingShape" mc:Ignorable="w14 wp14">
+<w:numbering xmlns:mc="http://schemas.openxmlformats.org/markup-compatibility/2006" xmlns:w="http://schemas.openxmlformats.org/wordprocessingml/2006/main" xmlns:m="http://schemas.openxmlformats.org/officeDocument/2006/math" xmlns:mo="http://schemas.microsoft.com/office/mac/office/2008/main" xmlns:mv="urn:schemas-microsoft-com:mac:vml" xmlns:o="urn:schemas-microsoft-com:office:office" xmlns:r="http://schemas.openxmlformats.org/officeDocument/2006/relationships" xmlns:v="urn:schemas-microsoft-com:vml" xmlns:w10="urn:schemas-microsoft-com:office:word" xmlns:w14="http://schemas.microsoft.com/office/word/2010/wordml" xmlns:wne="http://schemas.microsoft.com/office/word/2006/wordml" xmlns:wp="http://schemas.openxmlformats.org/drawingml/2006/wordprocessingDrawing" xmlns:wp14="http://schemas.microsoft.com/office/word/2010/wordprocessingDrawing" xmlns:wpc="http://schemas.microsoft.com/office/word/2010/wordprocessingCanvas" xmlns:wpg="http://schemas.microsoft.com/office/word/2010/wordprocessingGroup" xmlns:wpi="http://schemas.microsoft.com/office/word/2010/wordprocessingInk" xmlns:wps="http://schemas.microsoft.com/office/word/2010/wordprocessingShape" mc:Ignorable="w14 wp14">
   <w:abstractNum w:abstractNumId="0">
     <w:nsid w:val="FFFFFF7C"/>
     <w:multiLevelType w:val="singleLevel"/>
@@ -2291,7 +2518,7 @@
         <w:ind w:hanging="360" w:left="1440"/>
       </w:pPr>
       <w:rPr>
-        <w:rFonts w:ascii="Symbol" w:hAnsi="Symbol" w:hint="default"/>
+        <w:rFonts w:ascii="Symbol" w:hAnsi="Symbol" w:hint="default" w:eastAsia="黑体"/>
       </w:rPr>
     </w:lvl>
   </w:abstractNum>
@@ -2312,7 +2539,7 @@
         <w:ind w:hanging="360" w:left="1080"/>
       </w:pPr>
       <w:rPr>
-        <w:rFonts w:ascii="Symbol" w:hAnsi="Symbol" w:hint="default"/>
+        <w:rFonts w:ascii="Symbol" w:hAnsi="Symbol" w:hint="default" w:eastAsia="黑体"/>
       </w:rPr>
     </w:lvl>
   </w:abstractNum>
@@ -2333,7 +2560,7 @@
         <w:ind w:hanging="360" w:left="720"/>
       </w:pPr>
       <w:rPr>
-        <w:rFonts w:ascii="Symbol" w:hAnsi="Symbol" w:hint="default"/>
+        <w:rFonts w:ascii="Symbol" w:hAnsi="Symbol" w:hint="default" w:eastAsia="黑体"/>
       </w:rPr>
     </w:lvl>
   </w:abstractNum>
@@ -2372,7 +2599,7 @@
         <w:ind w:hanging="360" w:left="360"/>
       </w:pPr>
       <w:rPr>
-        <w:rFonts w:ascii="Symbol" w:hAnsi="Symbol" w:hint="default"/>
+        <w:rFonts w:ascii="Symbol" w:hAnsi="Symbol" w:hint="default" w:eastAsia="黑体"/>
       </w:rPr>
     </w:lvl>
   </w:abstractNum>
@@ -2463,7 +2690,7 @@
         <w:ind w:left="720" w:hanging="360"/>
       </w:pPr>
       <w:rPr>
-        <w:rFonts w:ascii="Symbol" w:hAnsi="Symbol" w:cs="Symbol" w:hint="default"/>
+        <w:rFonts w:ascii="Symbol" w:hAnsi="Symbol" w:cs="Symbol" w:hint="default" w:eastAsia="黑体"/>
       </w:rPr>
     </w:lvl>
     <w:lvl w:ilvl="1">
@@ -2474,7 +2701,7 @@
         <w:ind w:left="1440" w:hanging="360"/>
       </w:pPr>
       <w:rPr>
-        <w:rFonts w:ascii="Courier New" w:hAnsi="Courier New" w:cs="Courier New" w:hint="default"/>
+        <w:rFonts w:ascii="Courier New" w:hAnsi="Courier New" w:cs="Courier New" w:hint="default" w:eastAsia="黑体"/>
       </w:rPr>
     </w:lvl>
     <w:lvl w:ilvl="2">
@@ -2485,7 +2712,7 @@
         <w:ind w:left="2160" w:hanging="360"/>
       </w:pPr>
       <w:rPr>
-        <w:rFonts w:ascii="Wingdings" w:hAnsi="Wingdings" w:cs="Wingdings" w:hint="default"/>
+        <w:rFonts w:ascii="Wingdings" w:hAnsi="Wingdings" w:cs="Wingdings" w:hint="default" w:eastAsia="黑体"/>
       </w:rPr>
     </w:lvl>
     <w:lvl w:ilvl="3">
@@ -2496,7 +2723,7 @@
         <w:ind w:left="2880" w:hanging="360"/>
       </w:pPr>
       <w:rPr>
-        <w:rFonts w:ascii="Symbol" w:hAnsi="Symbol" w:cs="Symbol" w:hint="default"/>
+        <w:rFonts w:ascii="Symbol" w:hAnsi="Symbol" w:cs="Symbol" w:hint="default" w:eastAsia="黑体"/>
       </w:rPr>
     </w:lvl>
     <w:lvl w:ilvl="4">
@@ -2507,7 +2734,7 @@
         <w:ind w:left="3600" w:hanging="360"/>
       </w:pPr>
       <w:rPr>
-        <w:rFonts w:ascii="Courier New" w:hAnsi="Courier New" w:cs="Courier New" w:hint="default"/>
+        <w:rFonts w:ascii="Courier New" w:hAnsi="Courier New" w:cs="Courier New" w:hint="default" w:eastAsia="黑体"/>
       </w:rPr>
     </w:lvl>
     <w:lvl w:ilvl="5">
@@ -2518,7 +2745,7 @@
         <w:ind w:left="4320" w:hanging="360"/>
       </w:pPr>
       <w:rPr>
-        <w:rFonts w:ascii="Wingdings" w:hAnsi="Wingdings" w:cs="Wingdings" w:hint="default"/>
+        <w:rFonts w:ascii="Wingdings" w:hAnsi="Wingdings" w:cs="Wingdings" w:hint="default" w:eastAsia="黑体"/>
       </w:rPr>
     </w:lvl>
     <w:lvl w:ilvl="6">
@@ -2529,7 +2756,7 @@
         <w:ind w:left="5040" w:hanging="360"/>
       </w:pPr>
       <w:rPr>
-        <w:rFonts w:ascii="Symbol" w:hAnsi="Symbol" w:cs="Symbol" w:hint="default"/>
+        <w:rFonts w:ascii="Symbol" w:hAnsi="Symbol" w:cs="Symbol" w:hint="default" w:eastAsia="黑体"/>
       </w:rPr>
     </w:lvl>
     <w:lvl w:ilvl="7">
@@ -2540,7 +2767,7 @@
         <w:ind w:left="5760" w:hanging="360"/>
       </w:pPr>
       <w:rPr>
-        <w:rFonts w:ascii="Courier New" w:hAnsi="Courier New" w:cs="Courier New" w:hint="default"/>
+        <w:rFonts w:ascii="Courier New" w:hAnsi="Courier New" w:cs="Courier New" w:hint="default" w:eastAsia="黑体"/>
       </w:rPr>
     </w:lvl>
     <w:lvl w:ilvl="8">
@@ -2551,7 +2778,7 @@
         <w:ind w:left="6480" w:hanging="360"/>
       </w:pPr>
       <w:rPr>
-        <w:rFonts w:ascii="Wingdings" w:hAnsi="Wingdings" w:cs="Wingdings" w:hint="default"/>
+        <w:rFonts w:ascii="Wingdings" w:hAnsi="Wingdings" w:cs="Wingdings" w:hint="default" w:eastAsia="黑体"/>
       </w:rPr>
     </w:lvl>
   </w:abstractNum>
@@ -2607,11 +2834,11 @@
 </file>
 
 <file path=word/styles.xml><?xml version="1.0" encoding="utf-8"?>
-<w:styles xmlns:mc="http://schemas.openxmlformats.org/markup-compatibility/2006" xmlns:r="http://schemas.openxmlformats.org/officeDocument/2006/relationships" xmlns:w="http://schemas.openxmlformats.org/wordprocessingml/2006/main" xmlns:w14="http://schemas.microsoft.com/office/word/2010/wordml" mc:Ignorable="w14">
+<w:styles xmlns:mc="http://schemas.openxmlformats.org/markup-compatibility/2006" xmlns:w="http://schemas.openxmlformats.org/wordprocessingml/2006/main" xmlns:r="http://schemas.openxmlformats.org/officeDocument/2006/relationships" xmlns:w14="http://schemas.microsoft.com/office/word/2010/wordml" mc:Ignorable="w14">
   <w:docDefaults>
     <w:rPrDefault>
       <w:rPr>
-        <w:rFonts w:asciiTheme="minorHAnsi" w:cstheme="minorBidi" w:eastAsiaTheme="minorEastAsia" w:hAnsiTheme="minorHAnsi"/>
+        <w:rFonts w:asciiTheme="minorHAnsi" w:cstheme="minorBidi" w:hAnsiTheme="minorHAnsi" w:eastAsia="黑体"/>
         <w:sz w:val="22"/>
         <w:szCs w:val="22"/>
         <w:lang w:bidi="ar-SA" w:eastAsia="en-US" w:val="en-US"/>
@@ -2833,7 +3060,7 @@
       <w:outlineLvl w:val="0"/>
     </w:pPr>
     <w:rPr>
-      <w:rFonts w:ascii="Times New Roman" w:asciiTheme="majorHAnsi" w:cstheme="majorBidi" w:eastAsia="黑体" w:eastAsiaTheme="majorEastAsia" w:hAnsi="Times New Roman" w:hAnsiTheme="majorHAnsi"/>
+      <w:rFonts w:ascii="Times New Roman" w:asciiTheme="majorHAnsi" w:cstheme="majorBidi" w:eastAsia="黑体" w:hAnsi="Times New Roman" w:hAnsiTheme="majorHAnsi"/>
       <w:b/>
       <w:bCs/>
       <w:color w:val="1F3864"/>
@@ -2857,7 +3084,7 @@
       <w:outlineLvl w:val="1"/>
     </w:pPr>
     <w:rPr>
-      <w:rFonts w:ascii="Times New Roman" w:asciiTheme="majorHAnsi" w:cstheme="majorBidi" w:eastAsia="黑体" w:eastAsiaTheme="majorEastAsia" w:hAnsi="Times New Roman" w:hAnsiTheme="majorHAnsi"/>
+      <w:rFonts w:ascii="Times New Roman" w:asciiTheme="majorHAnsi" w:cstheme="majorBidi" w:eastAsia="黑体" w:hAnsi="Times New Roman" w:hAnsiTheme="majorHAnsi"/>
       <w:b/>
       <w:bCs/>
       <w:color w:val="2E4E7E"/>
@@ -2881,7 +3108,7 @@
       <w:outlineLvl w:val="2"/>
     </w:pPr>
     <w:rPr>
-      <w:rFonts w:ascii="Times New Roman" w:asciiTheme="majorHAnsi" w:cstheme="majorBidi" w:eastAsia="黑体" w:eastAsiaTheme="majorEastAsia" w:hAnsi="Times New Roman" w:hAnsiTheme="majorHAnsi"/>
+      <w:rFonts w:ascii="Times New Roman" w:asciiTheme="majorHAnsi" w:cstheme="majorBidi" w:eastAsia="黑体" w:hAnsi="Times New Roman" w:hAnsiTheme="majorHAnsi"/>
       <w:b/>
       <w:bCs/>
       <w:color w:val="2E4E7E"/>
@@ -2905,7 +3132,7 @@
       <w:outlineLvl w:val="3"/>
     </w:pPr>
     <w:rPr>
-      <w:rFonts w:ascii="Times New Roman" w:asciiTheme="majorHAnsi" w:cstheme="majorBidi" w:eastAsia="黑体" w:eastAsiaTheme="majorEastAsia" w:hAnsi="Times New Roman" w:hAnsiTheme="majorHAnsi"/>
+      <w:rFonts w:ascii="Times New Roman" w:asciiTheme="majorHAnsi" w:cstheme="majorBidi" w:eastAsia="黑体" w:hAnsi="Times New Roman" w:hAnsiTheme="majorHAnsi"/>
       <w:b/>
       <w:bCs/>
       <w:i/>
@@ -2931,7 +3158,7 @@
       <w:outlineLvl w:val="4"/>
     </w:pPr>
     <w:rPr>
-      <w:rFonts w:ascii="Times New Roman" w:asciiTheme="majorHAnsi" w:cstheme="majorBidi" w:eastAsia="黑体" w:eastAsiaTheme="majorEastAsia" w:hAnsi="Times New Roman" w:hAnsiTheme="majorHAnsi"/>
+      <w:rFonts w:ascii="Times New Roman" w:asciiTheme="majorHAnsi" w:cstheme="majorBidi" w:eastAsia="黑体" w:hAnsi="Times New Roman" w:hAnsiTheme="majorHAnsi"/>
       <w:b/>
       <w:color w:val="333333"/>
       <w:sz w:val="22"/>
@@ -2954,7 +3181,7 @@
       <w:outlineLvl w:val="5"/>
     </w:pPr>
     <w:rPr>
-      <w:rFonts w:asciiTheme="majorHAnsi" w:cstheme="majorBidi" w:eastAsiaTheme="majorEastAsia" w:hAnsiTheme="majorHAnsi"/>
+      <w:rFonts w:asciiTheme="majorHAnsi" w:cstheme="majorBidi" w:hAnsiTheme="majorHAnsi" w:eastAsia="黑体"/>
       <w:i/>
       <w:iCs/>
       <w:color w:themeColor="accent1" w:themeShade="7F" w:val="243F60"/>
@@ -2977,7 +3204,7 @@
       <w:outlineLvl w:val="6"/>
     </w:pPr>
     <w:rPr>
-      <w:rFonts w:asciiTheme="majorHAnsi" w:cstheme="majorBidi" w:eastAsiaTheme="majorEastAsia" w:hAnsiTheme="majorHAnsi"/>
+      <w:rFonts w:asciiTheme="majorHAnsi" w:cstheme="majorBidi" w:hAnsiTheme="majorHAnsi" w:eastAsia="黑体"/>
       <w:i/>
       <w:iCs/>
       <w:color w:themeColor="text1" w:themeTint="BF" w:val="404040"/>
@@ -3000,7 +3227,7 @@
       <w:outlineLvl w:val="7"/>
     </w:pPr>
     <w:rPr>
-      <w:rFonts w:asciiTheme="majorHAnsi" w:cstheme="majorBidi" w:eastAsiaTheme="majorEastAsia" w:hAnsiTheme="majorHAnsi"/>
+      <w:rFonts w:asciiTheme="majorHAnsi" w:cstheme="majorBidi" w:hAnsiTheme="majorHAnsi" w:eastAsia="黑体"/>
       <w:color w:themeColor="accent1" w:val="4F81BD"/>
       <w:sz w:val="20"/>
       <w:szCs w:val="20"/>
@@ -3023,7 +3250,7 @@
       <w:outlineLvl w:val="8"/>
     </w:pPr>
     <w:rPr>
-      <w:rFonts w:asciiTheme="majorHAnsi" w:cstheme="majorBidi" w:eastAsiaTheme="majorEastAsia" w:hAnsiTheme="majorHAnsi"/>
+      <w:rFonts w:asciiTheme="majorHAnsi" w:cstheme="majorBidi" w:hAnsiTheme="majorHAnsi" w:eastAsia="黑体"/>
       <w:i/>
       <w:iCs/>
       <w:color w:themeColor="text1" w:themeTint="BF" w:val="404040"/>
@@ -3074,7 +3301,7 @@
     <w:uiPriority w:val="9"/>
     <w:rsid w:val="00FC693F"/>
     <w:rPr>
-      <w:rFonts w:asciiTheme="majorHAnsi" w:cstheme="majorBidi" w:eastAsiaTheme="majorEastAsia" w:hAnsiTheme="majorHAnsi"/>
+      <w:rFonts w:asciiTheme="majorHAnsi" w:cstheme="majorBidi" w:hAnsiTheme="majorHAnsi" w:eastAsia="黑体"/>
       <w:b/>
       <w:bCs/>
       <w:color w:themeColor="accent1" w:themeShade="BF" w:val="365F91"/>
@@ -3089,7 +3316,7 @@
     <w:uiPriority w:val="9"/>
     <w:rsid w:val="00FC693F"/>
     <w:rPr>
-      <w:rFonts w:asciiTheme="majorHAnsi" w:cstheme="majorBidi" w:eastAsiaTheme="majorEastAsia" w:hAnsiTheme="majorHAnsi"/>
+      <w:rFonts w:asciiTheme="majorHAnsi" w:cstheme="majorBidi" w:hAnsiTheme="majorHAnsi" w:eastAsia="黑体"/>
       <w:b/>
       <w:bCs/>
       <w:color w:themeColor="accent1" w:val="4F81BD"/>
@@ -3104,7 +3331,7 @@
     <w:uiPriority w:val="9"/>
     <w:rsid w:val="00FC693F"/>
     <w:rPr>
-      <w:rFonts w:asciiTheme="majorHAnsi" w:cstheme="majorBidi" w:eastAsiaTheme="majorEastAsia" w:hAnsiTheme="majorHAnsi"/>
+      <w:rFonts w:asciiTheme="majorHAnsi" w:cstheme="majorBidi" w:hAnsiTheme="majorHAnsi" w:eastAsia="黑体"/>
       <w:b/>
       <w:bCs/>
       <w:color w:themeColor="accent1" w:val="4F81BD"/>
@@ -3127,7 +3354,7 @@
       <w:contextualSpacing/>
     </w:pPr>
     <w:rPr>
-      <w:rFonts w:ascii="Times New Roman" w:asciiTheme="majorHAnsi" w:cstheme="majorBidi" w:eastAsia="黑体" w:eastAsiaTheme="majorEastAsia" w:hAnsi="Times New Roman" w:hAnsiTheme="majorHAnsi"/>
+      <w:rFonts w:ascii="Times New Roman" w:asciiTheme="majorHAnsi" w:cstheme="majorBidi" w:eastAsia="黑体" w:hAnsi="Times New Roman" w:hAnsiTheme="majorHAnsi"/>
       <w:b/>
       <w:color w:val="1F3864"/>
       <w:spacing w:val="5"/>
@@ -3143,7 +3370,7 @@
     <w:uiPriority w:val="10"/>
     <w:rsid w:val="00FC693F"/>
     <w:rPr>
-      <w:rFonts w:asciiTheme="majorHAnsi" w:cstheme="majorBidi" w:eastAsiaTheme="majorEastAsia" w:hAnsiTheme="majorHAnsi"/>
+      <w:rFonts w:asciiTheme="majorHAnsi" w:cstheme="majorBidi" w:hAnsiTheme="majorHAnsi" w:eastAsia="黑体"/>
       <w:color w:themeColor="text2" w:themeShade="BF" w:val="17365D"/>
       <w:spacing w:val="5"/>
       <w:kern w:val="28"/>
@@ -3165,7 +3392,7 @@
       </w:numPr>
     </w:pPr>
     <w:rPr>
-      <w:rFonts w:asciiTheme="majorHAnsi" w:cstheme="majorBidi" w:eastAsiaTheme="majorEastAsia" w:hAnsiTheme="majorHAnsi"/>
+      <w:rFonts w:asciiTheme="majorHAnsi" w:cstheme="majorBidi" w:hAnsiTheme="majorHAnsi" w:eastAsia="黑体"/>
       <w:i/>
       <w:iCs/>
       <w:color w:themeColor="accent1" w:val="4F81BD"/>
@@ -3181,7 +3408,7 @@
     <w:uiPriority w:val="11"/>
     <w:rsid w:val="00FC693F"/>
     <w:rPr>
-      <w:rFonts w:asciiTheme="majorHAnsi" w:cstheme="majorBidi" w:eastAsiaTheme="majorEastAsia" w:hAnsiTheme="majorHAnsi"/>
+      <w:rFonts w:asciiTheme="majorHAnsi" w:cstheme="majorBidi" w:hAnsiTheme="majorHAnsi" w:eastAsia="黑体"/>
       <w:i/>
       <w:iCs/>
       <w:color w:themeColor="accent1" w:val="4F81BD"/>
@@ -3248,6 +3475,7 @@
       <w:spacing w:after="120"/>
     </w:pPr>
     <w:rPr>
+      <w:rFonts w:eastAsia="黑体"/>
       <w:sz w:val="16"/>
       <w:szCs w:val="16"/>
     </w:rPr>
@@ -3259,6 +3487,7 @@
     <w:uiPriority w:val="99"/>
     <w:rsid w:val="00AA1D8D"/>
     <w:rPr>
+      <w:rFonts w:eastAsia="黑体"/>
       <w:sz w:val="16"/>
       <w:szCs w:val="16"/>
     </w:rPr>
@@ -3428,7 +3657,7 @@
       </w:tabs>
     </w:pPr>
     <w:rPr>
-      <w:rFonts w:ascii="Courier" w:hAnsi="Courier"/>
+      <w:rFonts w:ascii="Courier" w:hAnsi="Courier" w:eastAsia="黑体"/>
       <w:sz w:val="20"/>
       <w:szCs w:val="20"/>
     </w:rPr>
@@ -3440,7 +3669,7 @@
     <w:uiPriority w:val="99"/>
     <w:rsid w:val="0029639D"/>
     <w:rPr>
-      <w:rFonts w:ascii="Courier" w:hAnsi="Courier"/>
+      <w:rFonts w:ascii="Courier" w:hAnsi="Courier" w:eastAsia="黑体"/>
       <w:sz w:val="20"/>
       <w:szCs w:val="20"/>
     </w:rPr>
@@ -3476,6 +3705,7 @@
     <w:uiPriority w:val="29"/>
     <w:rsid w:val="00FC693F"/>
     <w:rPr>
+      <w:rFonts w:eastAsia="黑体"/>
       <w:i/>
       <w:iCs/>
       <w:color w:themeColor="text1" w:val="000000"/>
@@ -3489,7 +3719,7 @@
     <w:semiHidden/>
     <w:rsid w:val="00FC693F"/>
     <w:rPr>
-      <w:rFonts w:asciiTheme="majorHAnsi" w:cstheme="majorBidi" w:eastAsiaTheme="majorEastAsia" w:hAnsiTheme="majorHAnsi"/>
+      <w:rFonts w:asciiTheme="majorHAnsi" w:cstheme="majorBidi" w:hAnsiTheme="majorHAnsi" w:eastAsia="黑体"/>
       <w:b/>
       <w:bCs/>
       <w:i/>
@@ -3505,7 +3735,7 @@
     <w:semiHidden/>
     <w:rsid w:val="00FC693F"/>
     <w:rPr>
-      <w:rFonts w:asciiTheme="majorHAnsi" w:cstheme="majorBidi" w:eastAsiaTheme="majorEastAsia" w:hAnsiTheme="majorHAnsi"/>
+      <w:rFonts w:asciiTheme="majorHAnsi" w:cstheme="majorBidi" w:hAnsiTheme="majorHAnsi" w:eastAsia="黑体"/>
       <w:color w:themeColor="accent1" w:themeShade="7F" w:val="243F60"/>
     </w:rPr>
   </w:style>
@@ -3517,7 +3747,7 @@
     <w:semiHidden/>
     <w:rsid w:val="00FC693F"/>
     <w:rPr>
-      <w:rFonts w:asciiTheme="majorHAnsi" w:cstheme="majorBidi" w:eastAsiaTheme="majorEastAsia" w:hAnsiTheme="majorHAnsi"/>
+      <w:rFonts w:asciiTheme="majorHAnsi" w:cstheme="majorBidi" w:hAnsiTheme="majorHAnsi" w:eastAsia="黑体"/>
       <w:i/>
       <w:iCs/>
       <w:color w:themeColor="accent1" w:themeShade="7F" w:val="243F60"/>
@@ -3531,7 +3761,7 @@
     <w:semiHidden/>
     <w:rsid w:val="00FC693F"/>
     <w:rPr>
-      <w:rFonts w:asciiTheme="majorHAnsi" w:cstheme="majorBidi" w:eastAsiaTheme="majorEastAsia" w:hAnsiTheme="majorHAnsi"/>
+      <w:rFonts w:asciiTheme="majorHAnsi" w:cstheme="majorBidi" w:hAnsiTheme="majorHAnsi" w:eastAsia="黑体"/>
       <w:i/>
       <w:iCs/>
       <w:color w:themeColor="text1" w:themeTint="BF" w:val="404040"/>
@@ -3545,7 +3775,7 @@
     <w:semiHidden/>
     <w:rsid w:val="00FC693F"/>
     <w:rPr>
-      <w:rFonts w:asciiTheme="majorHAnsi" w:cstheme="majorBidi" w:eastAsiaTheme="majorEastAsia" w:hAnsiTheme="majorHAnsi"/>
+      <w:rFonts w:asciiTheme="majorHAnsi" w:cstheme="majorBidi" w:hAnsiTheme="majorHAnsi" w:eastAsia="黑体"/>
       <w:color w:themeColor="accent1" w:val="4F81BD"/>
       <w:sz w:val="20"/>
       <w:szCs w:val="20"/>
@@ -3559,7 +3789,7 @@
     <w:semiHidden/>
     <w:rsid w:val="00FC693F"/>
     <w:rPr>
-      <w:rFonts w:asciiTheme="majorHAnsi" w:cstheme="majorBidi" w:eastAsiaTheme="majorEastAsia" w:hAnsiTheme="majorHAnsi"/>
+      <w:rFonts w:asciiTheme="majorHAnsi" w:cstheme="majorBidi" w:hAnsiTheme="majorHAnsi" w:eastAsia="黑体"/>
       <w:i/>
       <w:iCs/>
       <w:color w:themeColor="text1" w:themeTint="BF" w:val="404040"/>
@@ -3580,6 +3810,7 @@
       <w:spacing w:line="240" w:lineRule="auto"/>
     </w:pPr>
     <w:rPr>
+      <w:rFonts w:eastAsia="黑体"/>
       <w:b/>
       <w:bCs/>
       <w:color w:themeColor="accent1" w:val="4F81BD"/>
@@ -3594,6 +3825,7 @@
     <w:qFormat/>
     <w:rsid w:val="00FC693F"/>
     <w:rPr>
+      <w:rFonts w:eastAsia="黑体"/>
       <w:b/>
       <w:bCs/>
     </w:rPr>
@@ -3605,6 +3837,7 @@
     <w:qFormat/>
     <w:rsid w:val="00FC693F"/>
     <w:rPr>
+      <w:rFonts w:eastAsia="黑体"/>
       <w:i/>
       <w:iCs/>
     </w:rPr>
@@ -3625,6 +3858,7 @@
       <w:ind w:left="936" w:right="936"/>
     </w:pPr>
     <w:rPr>
+      <w:rFonts w:eastAsia="黑体"/>
       <w:b/>
       <w:bCs/>
       <w:i/>
@@ -3639,6 +3873,7 @@
     <w:uiPriority w:val="30"/>
     <w:rsid w:val="00FC693F"/>
     <w:rPr>
+      <w:rFonts w:eastAsia="黑体"/>
       <w:b/>
       <w:bCs/>
       <w:i/>
@@ -3653,6 +3888,7 @@
     <w:qFormat/>
     <w:rsid w:val="00FC693F"/>
     <w:rPr>
+      <w:rFonts w:eastAsia="黑体"/>
       <w:i/>
       <w:iCs/>
       <w:color w:themeColor="text1" w:themeTint="7F" w:val="808080"/>
@@ -3665,6 +3901,7 @@
     <w:qFormat/>
     <w:rsid w:val="00FC693F"/>
     <w:rPr>
+      <w:rFonts w:eastAsia="黑体"/>
       <w:b/>
       <w:bCs/>
       <w:i/>
@@ -3679,6 +3916,7 @@
     <w:qFormat/>
     <w:rsid w:val="00FC693F"/>
     <w:rPr>
+      <w:rFonts w:eastAsia="黑体"/>
       <w:smallCaps/>
       <w:color w:themeColor="accent2" w:val="C0504D"/>
       <w:u w:val="single"/>
@@ -3691,6 +3929,7 @@
     <w:qFormat/>
     <w:rsid w:val="00FC693F"/>
     <w:rPr>
+      <w:rFonts w:eastAsia="黑体"/>
       <w:b/>
       <w:bCs/>
       <w:smallCaps/>
@@ -3706,6 +3945,7 @@
     <w:qFormat/>
     <w:rsid w:val="00FC693F"/>
     <w:rPr>
+      <w:rFonts w:eastAsia="黑体"/>
       <w:b/>
       <w:bCs/>
       <w:smallCaps/>
@@ -3760,6 +4000,7 @@
       <w:spacing w:after="0" w:line="240" w:lineRule="auto"/>
     </w:pPr>
     <w:rPr>
+      <w:rFonts w:eastAsia="黑体"/>
       <w:color w:themeColor="text1" w:themeShade="BF" w:val="000000"/>
     </w:rPr>
     <w:tblPr>
@@ -3782,6 +4023,7 @@
         <w:spacing w:after="0" w:before="0" w:line="240" w:lineRule="auto"/>
       </w:pPr>
       <w:rPr>
+        <w:rFonts w:eastAsia="黑体"/>
         <w:b/>
         <w:bCs/>
       </w:rPr>
@@ -3802,6 +4044,7 @@
         <w:spacing w:after="0" w:before="0" w:line="240" w:lineRule="auto"/>
       </w:pPr>
       <w:rPr>
+        <w:rFonts w:eastAsia="黑体"/>
         <w:b/>
         <w:bCs/>
       </w:rPr>
@@ -3819,12 +4062,14 @@
     </w:tblStylePr>
     <w:tblStylePr w:type="firstCol">
       <w:rPr>
+        <w:rFonts w:eastAsia="黑体"/>
         <w:b/>
         <w:bCs/>
       </w:rPr>
     </w:tblStylePr>
     <w:tblStylePr w:type="lastCol">
       <w:rPr>
+        <w:rFonts w:eastAsia="黑体"/>
         <w:b/>
         <w:bCs/>
       </w:rPr>
@@ -3863,6 +4108,7 @@
       <w:spacing w:after="0" w:line="240" w:lineRule="auto"/>
     </w:pPr>
     <w:rPr>
+      <w:rFonts w:eastAsia="黑体"/>
       <w:color w:themeColor="accent1" w:themeShade="BF" w:val="365F91"/>
     </w:rPr>
     <w:tblPr>
@@ -3885,6 +4131,7 @@
         <w:spacing w:after="0" w:before="0" w:line="240" w:lineRule="auto"/>
       </w:pPr>
       <w:rPr>
+        <w:rFonts w:eastAsia="黑体"/>
         <w:b/>
         <w:bCs/>
       </w:rPr>
@@ -3905,6 +4152,7 @@
         <w:spacing w:after="0" w:before="0" w:line="240" w:lineRule="auto"/>
       </w:pPr>
       <w:rPr>
+        <w:rFonts w:eastAsia="黑体"/>
         <w:b/>
         <w:bCs/>
       </w:rPr>
@@ -3922,12 +4170,14 @@
     </w:tblStylePr>
     <w:tblStylePr w:type="firstCol">
       <w:rPr>
+        <w:rFonts w:eastAsia="黑体"/>
         <w:b/>
         <w:bCs/>
       </w:rPr>
     </w:tblStylePr>
     <w:tblStylePr w:type="lastCol">
       <w:rPr>
+        <w:rFonts w:eastAsia="黑体"/>
         <w:b/>
         <w:bCs/>
       </w:rPr>
@@ -3966,6 +4216,7 @@
       <w:spacing w:after="0" w:line="240" w:lineRule="auto"/>
     </w:pPr>
     <w:rPr>
+      <w:rFonts w:eastAsia="黑体"/>
       <w:color w:themeColor="accent2" w:themeShade="BF" w:val="943634"/>
     </w:rPr>
     <w:tblPr>
@@ -3988,6 +4239,7 @@
         <w:spacing w:after="0" w:before="0" w:line="240" w:lineRule="auto"/>
       </w:pPr>
       <w:rPr>
+        <w:rFonts w:eastAsia="黑体"/>
         <w:b/>
         <w:bCs/>
       </w:rPr>
@@ -4008,6 +4260,7 @@
         <w:spacing w:after="0" w:before="0" w:line="240" w:lineRule="auto"/>
       </w:pPr>
       <w:rPr>
+        <w:rFonts w:eastAsia="黑体"/>
         <w:b/>
         <w:bCs/>
       </w:rPr>
@@ -4025,12 +4278,14 @@
     </w:tblStylePr>
     <w:tblStylePr w:type="firstCol">
       <w:rPr>
+        <w:rFonts w:eastAsia="黑体"/>
         <w:b/>
         <w:bCs/>
       </w:rPr>
     </w:tblStylePr>
     <w:tblStylePr w:type="lastCol">
       <w:rPr>
+        <w:rFonts w:eastAsia="黑体"/>
         <w:b/>
         <w:bCs/>
       </w:rPr>
@@ -4069,6 +4324,7 @@
       <w:spacing w:after="0" w:line="240" w:lineRule="auto"/>
     </w:pPr>
     <w:rPr>
+      <w:rFonts w:eastAsia="黑体"/>
       <w:color w:themeColor="accent3" w:themeShade="BF" w:val="76923C"/>
     </w:rPr>
     <w:tblPr>
@@ -4091,6 +4347,7 @@
         <w:spacing w:after="0" w:before="0" w:line="240" w:lineRule="auto"/>
       </w:pPr>
       <w:rPr>
+        <w:rFonts w:eastAsia="黑体"/>
         <w:b/>
         <w:bCs/>
       </w:rPr>
@@ -4111,6 +4368,7 @@
         <w:spacing w:after="0" w:before="0" w:line="240" w:lineRule="auto"/>
       </w:pPr>
       <w:rPr>
+        <w:rFonts w:eastAsia="黑体"/>
         <w:b/>
         <w:bCs/>
       </w:rPr>
@@ -4128,12 +4386,14 @@
     </w:tblStylePr>
     <w:tblStylePr w:type="firstCol">
       <w:rPr>
+        <w:rFonts w:eastAsia="黑体"/>
         <w:b/>
         <w:bCs/>
       </w:rPr>
     </w:tblStylePr>
     <w:tblStylePr w:type="lastCol">
       <w:rPr>
+        <w:rFonts w:eastAsia="黑体"/>
         <w:b/>
         <w:bCs/>
       </w:rPr>
@@ -4172,6 +4432,7 @@
       <w:spacing w:after="0" w:line="240" w:lineRule="auto"/>
     </w:pPr>
     <w:rPr>
+      <w:rFonts w:eastAsia="黑体"/>
       <w:color w:themeColor="accent4" w:themeShade="BF" w:val="5F497A"/>
     </w:rPr>
     <w:tblPr>
@@ -4194,6 +4455,7 @@
         <w:spacing w:after="0" w:before="0" w:line="240" w:lineRule="auto"/>
       </w:pPr>
       <w:rPr>
+        <w:rFonts w:eastAsia="黑体"/>
         <w:b/>
         <w:bCs/>
       </w:rPr>
@@ -4214,6 +4476,7 @@
         <w:spacing w:after="0" w:before="0" w:line="240" w:lineRule="auto"/>
       </w:pPr>
       <w:rPr>
+        <w:rFonts w:eastAsia="黑体"/>
         <w:b/>
         <w:bCs/>
       </w:rPr>
@@ -4231,12 +4494,14 @@
     </w:tblStylePr>
     <w:tblStylePr w:type="firstCol">
       <w:rPr>
+        <w:rFonts w:eastAsia="黑体"/>
         <w:b/>
         <w:bCs/>
       </w:rPr>
     </w:tblStylePr>
     <w:tblStylePr w:type="lastCol">
       <w:rPr>
+        <w:rFonts w:eastAsia="黑体"/>
         <w:b/>
         <w:bCs/>
       </w:rPr>
@@ -4275,6 +4540,7 @@
       <w:spacing w:after="0" w:line="240" w:lineRule="auto"/>
     </w:pPr>
     <w:rPr>
+      <w:rFonts w:eastAsia="黑体"/>
       <w:color w:themeColor="accent5" w:themeShade="BF" w:val="31849B"/>
     </w:rPr>
     <w:tblPr>
@@ -4297,6 +4563,7 @@
         <w:spacing w:after="0" w:before="0" w:line="240" w:lineRule="auto"/>
       </w:pPr>
       <w:rPr>
+        <w:rFonts w:eastAsia="黑体"/>
         <w:b/>
         <w:bCs/>
       </w:rPr>
@@ -4317,6 +4584,7 @@
         <w:spacing w:after="0" w:before="0" w:line="240" w:lineRule="auto"/>
       </w:pPr>
       <w:rPr>
+        <w:rFonts w:eastAsia="黑体"/>
         <w:b/>
         <w:bCs/>
       </w:rPr>
@@ -4334,12 +4602,14 @@
     </w:tblStylePr>
     <w:tblStylePr w:type="firstCol">
       <w:rPr>
+        <w:rFonts w:eastAsia="黑体"/>
         <w:b/>
         <w:bCs/>
       </w:rPr>
     </w:tblStylePr>
     <w:tblStylePr w:type="lastCol">
       <w:rPr>
+        <w:rFonts w:eastAsia="黑体"/>
         <w:b/>
         <w:bCs/>
       </w:rPr>
@@ -4378,6 +4648,7 @@
       <w:spacing w:after="0" w:line="240" w:lineRule="auto"/>
     </w:pPr>
     <w:rPr>
+      <w:rFonts w:eastAsia="黑体"/>
       <w:color w:themeColor="accent6" w:themeShade="BF" w:val="E36C0A"/>
     </w:rPr>
     <w:tblPr>
@@ -4400,6 +4671,7 @@
         <w:spacing w:after="0" w:before="0" w:line="240" w:lineRule="auto"/>
       </w:pPr>
       <w:rPr>
+        <w:rFonts w:eastAsia="黑体"/>
         <w:b/>
         <w:bCs/>
       </w:rPr>
@@ -4420,6 +4692,7 @@
         <w:spacing w:after="0" w:before="0" w:line="240" w:lineRule="auto"/>
       </w:pPr>
       <w:rPr>
+        <w:rFonts w:eastAsia="黑体"/>
         <w:b/>
         <w:bCs/>
       </w:rPr>
@@ -4437,12 +4710,14 @@
     </w:tblStylePr>
     <w:tblStylePr w:type="firstCol">
       <w:rPr>
+        <w:rFonts w:eastAsia="黑体"/>
         <w:b/>
         <w:bCs/>
       </w:rPr>
     </w:tblStylePr>
     <w:tblStylePr w:type="lastCol">
       <w:rPr>
+        <w:rFonts w:eastAsia="黑体"/>
         <w:b/>
         <w:bCs/>
       </w:rPr>
@@ -4502,6 +4777,7 @@
         <w:spacing w:after="0" w:before="0" w:line="240" w:lineRule="auto"/>
       </w:pPr>
       <w:rPr>
+        <w:rFonts w:eastAsia="黑体"/>
         <w:b/>
         <w:bCs/>
         <w:color w:themeColor="background1" w:val="FFFFFF"/>
@@ -4516,6 +4792,7 @@
         <w:spacing w:after="0" w:before="0" w:line="240" w:lineRule="auto"/>
       </w:pPr>
       <w:rPr>
+        <w:rFonts w:eastAsia="黑体"/>
         <w:b/>
         <w:bCs/>
       </w:rPr>
@@ -4531,12 +4808,14 @@
     </w:tblStylePr>
     <w:tblStylePr w:type="firstCol">
       <w:rPr>
+        <w:rFonts w:eastAsia="黑体"/>
         <w:b/>
         <w:bCs/>
       </w:rPr>
     </w:tblStylePr>
     <w:tblStylePr w:type="lastCol">
       <w:rPr>
+        <w:rFonts w:eastAsia="黑体"/>
         <w:b/>
         <w:bCs/>
       </w:rPr>
@@ -4594,6 +4873,7 @@
         <w:spacing w:after="0" w:before="0" w:line="240" w:lineRule="auto"/>
       </w:pPr>
       <w:rPr>
+        <w:rFonts w:eastAsia="黑体"/>
         <w:b/>
         <w:bCs/>
         <w:color w:themeColor="background1" w:val="FFFFFF"/>
@@ -4608,6 +4888,7 @@
         <w:spacing w:after="0" w:before="0" w:line="240" w:lineRule="auto"/>
       </w:pPr>
       <w:rPr>
+        <w:rFonts w:eastAsia="黑体"/>
         <w:b/>
         <w:bCs/>
       </w:rPr>
@@ -4623,12 +4904,14 @@
     </w:tblStylePr>
     <w:tblStylePr w:type="firstCol">
       <w:rPr>
+        <w:rFonts w:eastAsia="黑体"/>
         <w:b/>
         <w:bCs/>
       </w:rPr>
     </w:tblStylePr>
     <w:tblStylePr w:type="lastCol">
       <w:rPr>
+        <w:rFonts w:eastAsia="黑体"/>
         <w:b/>
         <w:bCs/>
       </w:rPr>
@@ -4686,6 +4969,7 @@
         <w:spacing w:after="0" w:before="0" w:line="240" w:lineRule="auto"/>
       </w:pPr>
       <w:rPr>
+        <w:rFonts w:eastAsia="黑体"/>
         <w:b/>
         <w:bCs/>
         <w:color w:themeColor="background1" w:val="FFFFFF"/>
@@ -4700,6 +4984,7 @@
         <w:spacing w:after="0" w:before="0" w:line="240" w:lineRule="auto"/>
       </w:pPr>
       <w:rPr>
+        <w:rFonts w:eastAsia="黑体"/>
         <w:b/>
         <w:bCs/>
       </w:rPr>
@@ -4715,12 +5000,14 @@
     </w:tblStylePr>
     <w:tblStylePr w:type="firstCol">
       <w:rPr>
+        <w:rFonts w:eastAsia="黑体"/>
         <w:b/>
         <w:bCs/>
       </w:rPr>
     </w:tblStylePr>
     <w:tblStylePr w:type="lastCol">
       <w:rPr>
+        <w:rFonts w:eastAsia="黑体"/>
         <w:b/>
         <w:bCs/>
       </w:rPr>
@@ -4778,6 +5065,7 @@
         <w:spacing w:after="0" w:before="0" w:line="240" w:lineRule="auto"/>
       </w:pPr>
       <w:rPr>
+        <w:rFonts w:eastAsia="黑体"/>
         <w:b/>
         <w:bCs/>
         <w:color w:themeColor="background1" w:val="FFFFFF"/>
@@ -4792,6 +5080,7 @@
         <w:spacing w:after="0" w:before="0" w:line="240" w:lineRule="auto"/>
       </w:pPr>
       <w:rPr>
+        <w:rFonts w:eastAsia="黑体"/>
         <w:b/>
         <w:bCs/>
       </w:rPr>
@@ -4807,12 +5096,14 @@
     </w:tblStylePr>
     <w:tblStylePr w:type="firstCol">
       <w:rPr>
+        <w:rFonts w:eastAsia="黑体"/>
         <w:b/>
         <w:bCs/>
       </w:rPr>
     </w:tblStylePr>
     <w:tblStylePr w:type="lastCol">
       <w:rPr>
+        <w:rFonts w:eastAsia="黑体"/>
         <w:b/>
         <w:bCs/>
       </w:rPr>
@@ -4870,6 +5161,7 @@
         <w:spacing w:after="0" w:before="0" w:line="240" w:lineRule="auto"/>
       </w:pPr>
       <w:rPr>
+        <w:rFonts w:eastAsia="黑体"/>
         <w:b/>
         <w:bCs/>
         <w:color w:themeColor="background1" w:val="FFFFFF"/>
@@ -4884,6 +5176,7 @@
         <w:spacing w:after="0" w:before="0" w:line="240" w:lineRule="auto"/>
       </w:pPr>
       <w:rPr>
+        <w:rFonts w:eastAsia="黑体"/>
         <w:b/>
         <w:bCs/>
       </w:rPr>
@@ -4899,12 +5192,14 @@
     </w:tblStylePr>
     <w:tblStylePr w:type="firstCol">
       <w:rPr>
+        <w:rFonts w:eastAsia="黑体"/>
         <w:b/>
         <w:bCs/>
       </w:rPr>
     </w:tblStylePr>
     <w:tblStylePr w:type="lastCol">
       <w:rPr>
+        <w:rFonts w:eastAsia="黑体"/>
         <w:b/>
         <w:bCs/>
       </w:rPr>
@@ -4962,6 +5257,7 @@
         <w:spacing w:after="0" w:before="0" w:line="240" w:lineRule="auto"/>
       </w:pPr>
       <w:rPr>
+        <w:rFonts w:eastAsia="黑体"/>
         <w:b/>
         <w:bCs/>
         <w:color w:themeColor="background1" w:val="FFFFFF"/>
@@ -4976,6 +5272,7 @@
         <w:spacing w:after="0" w:before="0" w:line="240" w:lineRule="auto"/>
       </w:pPr>
       <w:rPr>
+        <w:rFonts w:eastAsia="黑体"/>
         <w:b/>
         <w:bCs/>
       </w:rPr>
@@ -4991,12 +5288,14 @@
     </w:tblStylePr>
     <w:tblStylePr w:type="firstCol">
       <w:rPr>
+        <w:rFonts w:eastAsia="黑体"/>
         <w:b/>
         <w:bCs/>
       </w:rPr>
     </w:tblStylePr>
     <w:tblStylePr w:type="lastCol">
       <w:rPr>
+        <w:rFonts w:eastAsia="黑体"/>
         <w:b/>
         <w:bCs/>
       </w:rPr>
@@ -5054,6 +5353,7 @@
         <w:spacing w:after="0" w:before="0" w:line="240" w:lineRule="auto"/>
       </w:pPr>
       <w:rPr>
+        <w:rFonts w:eastAsia="黑体"/>
         <w:b/>
         <w:bCs/>
         <w:color w:themeColor="background1" w:val="FFFFFF"/>
@@ -5068,6 +5368,7 @@
         <w:spacing w:after="0" w:before="0" w:line="240" w:lineRule="auto"/>
       </w:pPr>
       <w:rPr>
+        <w:rFonts w:eastAsia="黑体"/>
         <w:b/>
         <w:bCs/>
       </w:rPr>
@@ -5083,12 +5384,14 @@
     </w:tblStylePr>
     <w:tblStylePr w:type="firstCol">
       <w:rPr>
+        <w:rFonts w:eastAsia="黑体"/>
         <w:b/>
         <w:bCs/>
       </w:rPr>
     </w:tblStylePr>
     <w:tblStylePr w:type="lastCol">
       <w:rPr>
+        <w:rFonts w:eastAsia="黑体"/>
         <w:b/>
         <w:bCs/>
       </w:rPr>
@@ -5148,7 +5451,7 @@
         <w:spacing w:after="0" w:before="0" w:line="240" w:lineRule="auto"/>
       </w:pPr>
       <w:rPr>
-        <w:rFonts w:asciiTheme="majorHAnsi" w:cstheme="majorBidi" w:eastAsiaTheme="majorEastAsia" w:hAnsiTheme="majorHAnsi"/>
+        <w:rFonts w:asciiTheme="majorHAnsi" w:cstheme="majorBidi" w:hAnsiTheme="majorHAnsi" w:eastAsia="黑体"/>
         <w:b/>
         <w:bCs/>
       </w:rPr>
@@ -5169,7 +5472,7 @@
         <w:spacing w:after="0" w:before="0" w:line="240" w:lineRule="auto"/>
       </w:pPr>
       <w:rPr>
-        <w:rFonts w:asciiTheme="majorHAnsi" w:cstheme="majorBidi" w:eastAsiaTheme="majorEastAsia" w:hAnsiTheme="majorHAnsi"/>
+        <w:rFonts w:asciiTheme="majorHAnsi" w:cstheme="majorBidi" w:hAnsiTheme="majorHAnsi" w:eastAsia="黑体"/>
         <w:b/>
         <w:bCs/>
       </w:rPr>
@@ -5187,14 +5490,14 @@
     </w:tblStylePr>
     <w:tblStylePr w:type="firstCol">
       <w:rPr>
-        <w:rFonts w:asciiTheme="majorHAnsi" w:cstheme="majorBidi" w:eastAsiaTheme="majorEastAsia" w:hAnsiTheme="majorHAnsi"/>
+        <w:rFonts w:asciiTheme="majorHAnsi" w:cstheme="majorBidi" w:hAnsiTheme="majorHAnsi" w:eastAsia="黑体"/>
         <w:b/>
         <w:bCs/>
       </w:rPr>
     </w:tblStylePr>
     <w:tblStylePr w:type="lastCol">
       <w:rPr>
-        <w:rFonts w:asciiTheme="majorHAnsi" w:cstheme="majorBidi" w:eastAsiaTheme="majorEastAsia" w:hAnsiTheme="majorHAnsi"/>
+        <w:rFonts w:asciiTheme="majorHAnsi" w:cstheme="majorBidi" w:hAnsiTheme="majorHAnsi" w:eastAsia="黑体"/>
         <w:b/>
         <w:bCs/>
       </w:rPr>
@@ -5278,7 +5581,7 @@
         <w:spacing w:after="0" w:before="0" w:line="240" w:lineRule="auto"/>
       </w:pPr>
       <w:rPr>
-        <w:rFonts w:asciiTheme="majorHAnsi" w:cstheme="majorBidi" w:eastAsiaTheme="majorEastAsia" w:hAnsiTheme="majorHAnsi"/>
+        <w:rFonts w:asciiTheme="majorHAnsi" w:cstheme="majorBidi" w:hAnsiTheme="majorHAnsi" w:eastAsia="黑体"/>
         <w:b/>
         <w:bCs/>
       </w:rPr>
@@ -5299,7 +5602,7 @@
         <w:spacing w:after="0" w:before="0" w:line="240" w:lineRule="auto"/>
       </w:pPr>
       <w:rPr>
-        <w:rFonts w:asciiTheme="majorHAnsi" w:cstheme="majorBidi" w:eastAsiaTheme="majorEastAsia" w:hAnsiTheme="majorHAnsi"/>
+        <w:rFonts w:asciiTheme="majorHAnsi" w:cstheme="majorBidi" w:hAnsiTheme="majorHAnsi" w:eastAsia="黑体"/>
         <w:b/>
         <w:bCs/>
       </w:rPr>
@@ -5317,14 +5620,14 @@
     </w:tblStylePr>
     <w:tblStylePr w:type="firstCol">
       <w:rPr>
-        <w:rFonts w:asciiTheme="majorHAnsi" w:cstheme="majorBidi" w:eastAsiaTheme="majorEastAsia" w:hAnsiTheme="majorHAnsi"/>
+        <w:rFonts w:asciiTheme="majorHAnsi" w:cstheme="majorBidi" w:hAnsiTheme="majorHAnsi" w:eastAsia="黑体"/>
         <w:b/>
         <w:bCs/>
       </w:rPr>
     </w:tblStylePr>
     <w:tblStylePr w:type="lastCol">
       <w:rPr>
-        <w:rFonts w:asciiTheme="majorHAnsi" w:cstheme="majorBidi" w:eastAsiaTheme="majorEastAsia" w:hAnsiTheme="majorHAnsi"/>
+        <w:rFonts w:asciiTheme="majorHAnsi" w:cstheme="majorBidi" w:hAnsiTheme="majorHAnsi" w:eastAsia="黑体"/>
         <w:b/>
         <w:bCs/>
       </w:rPr>
@@ -5408,7 +5711,7 @@
         <w:spacing w:after="0" w:before="0" w:line="240" w:lineRule="auto"/>
       </w:pPr>
       <w:rPr>
-        <w:rFonts w:asciiTheme="majorHAnsi" w:cstheme="majorBidi" w:eastAsiaTheme="majorEastAsia" w:hAnsiTheme="majorHAnsi"/>
+        <w:rFonts w:asciiTheme="majorHAnsi" w:cstheme="majorBidi" w:hAnsiTheme="majorHAnsi" w:eastAsia="黑体"/>
         <w:b/>
         <w:bCs/>
       </w:rPr>
@@ -5429,7 +5732,7 @@
         <w:spacing w:after="0" w:before="0" w:line="240" w:lineRule="auto"/>
       </w:pPr>
       <w:rPr>
-        <w:rFonts w:asciiTheme="majorHAnsi" w:cstheme="majorBidi" w:eastAsiaTheme="majorEastAsia" w:hAnsiTheme="majorHAnsi"/>
+        <w:rFonts w:asciiTheme="majorHAnsi" w:cstheme="majorBidi" w:hAnsiTheme="majorHAnsi" w:eastAsia="黑体"/>
         <w:b/>
         <w:bCs/>
       </w:rPr>
@@ -5447,14 +5750,14 @@
     </w:tblStylePr>
     <w:tblStylePr w:type="firstCol">
       <w:rPr>
-        <w:rFonts w:asciiTheme="majorHAnsi" w:cstheme="majorBidi" w:eastAsiaTheme="majorEastAsia" w:hAnsiTheme="majorHAnsi"/>
+        <w:rFonts w:asciiTheme="majorHAnsi" w:cstheme="majorBidi" w:hAnsiTheme="majorHAnsi" w:eastAsia="黑体"/>
         <w:b/>
         <w:bCs/>
       </w:rPr>
     </w:tblStylePr>
     <w:tblStylePr w:type="lastCol">
       <w:rPr>
-        <w:rFonts w:asciiTheme="majorHAnsi" w:cstheme="majorBidi" w:eastAsiaTheme="majorEastAsia" w:hAnsiTheme="majorHAnsi"/>
+        <w:rFonts w:asciiTheme="majorHAnsi" w:cstheme="majorBidi" w:hAnsiTheme="majorHAnsi" w:eastAsia="黑体"/>
         <w:b/>
         <w:bCs/>
       </w:rPr>
@@ -5538,7 +5841,7 @@
         <w:spacing w:after="0" w:before="0" w:line="240" w:lineRule="auto"/>
       </w:pPr>
       <w:rPr>
-        <w:rFonts w:asciiTheme="majorHAnsi" w:cstheme="majorBidi" w:eastAsiaTheme="majorEastAsia" w:hAnsiTheme="majorHAnsi"/>
+        <w:rFonts w:asciiTheme="majorHAnsi" w:cstheme="majorBidi" w:hAnsiTheme="majorHAnsi" w:eastAsia="黑体"/>
         <w:b/>
         <w:bCs/>
       </w:rPr>
@@ -5559,7 +5862,7 @@
         <w:spacing w:after="0" w:before="0" w:line="240" w:lineRule="auto"/>
       </w:pPr>
       <w:rPr>
-        <w:rFonts w:asciiTheme="majorHAnsi" w:cstheme="majorBidi" w:eastAsiaTheme="majorEastAsia" w:hAnsiTheme="majorHAnsi"/>
+        <w:rFonts w:asciiTheme="majorHAnsi" w:cstheme="majorBidi" w:hAnsiTheme="majorHAnsi" w:eastAsia="黑体"/>
         <w:b/>
         <w:bCs/>
       </w:rPr>
@@ -5577,14 +5880,14 @@
     </w:tblStylePr>
     <w:tblStylePr w:type="firstCol">
       <w:rPr>
-        <w:rFonts w:asciiTheme="majorHAnsi" w:cstheme="majorBidi" w:eastAsiaTheme="majorEastAsia" w:hAnsiTheme="majorHAnsi"/>
+        <w:rFonts w:asciiTheme="majorHAnsi" w:cstheme="majorBidi" w:hAnsiTheme="majorHAnsi" w:eastAsia="黑体"/>
         <w:b/>
         <w:bCs/>
       </w:rPr>
     </w:tblStylePr>
     <w:tblStylePr w:type="lastCol">
       <w:rPr>
-        <w:rFonts w:asciiTheme="majorHAnsi" w:cstheme="majorBidi" w:eastAsiaTheme="majorEastAsia" w:hAnsiTheme="majorHAnsi"/>
+        <w:rFonts w:asciiTheme="majorHAnsi" w:cstheme="majorBidi" w:hAnsiTheme="majorHAnsi" w:eastAsia="黑体"/>
         <w:b/>
         <w:bCs/>
       </w:rPr>
@@ -5668,7 +5971,7 @@
         <w:spacing w:after="0" w:before="0" w:line="240" w:lineRule="auto"/>
       </w:pPr>
       <w:rPr>
-        <w:rFonts w:asciiTheme="majorHAnsi" w:cstheme="majorBidi" w:eastAsiaTheme="majorEastAsia" w:hAnsiTheme="majorHAnsi"/>
+        <w:rFonts w:asciiTheme="majorHAnsi" w:cstheme="majorBidi" w:hAnsiTheme="majorHAnsi" w:eastAsia="黑体"/>
         <w:b/>
         <w:bCs/>
       </w:rPr>
@@ -5689,7 +5992,7 @@
         <w:spacing w:after="0" w:before="0" w:line="240" w:lineRule="auto"/>
       </w:pPr>
       <w:rPr>
-        <w:rFonts w:asciiTheme="majorHAnsi" w:cstheme="majorBidi" w:eastAsiaTheme="majorEastAsia" w:hAnsiTheme="majorHAnsi"/>
+        <w:rFonts w:asciiTheme="majorHAnsi" w:cstheme="majorBidi" w:hAnsiTheme="majorHAnsi" w:eastAsia="黑体"/>
         <w:b/>
         <w:bCs/>
       </w:rPr>
@@ -5707,14 +6010,14 @@
     </w:tblStylePr>
     <w:tblStylePr w:type="firstCol">
       <w:rPr>
-        <w:rFonts w:asciiTheme="majorHAnsi" w:cstheme="majorBidi" w:eastAsiaTheme="majorEastAsia" w:hAnsiTheme="majorHAnsi"/>
+        <w:rFonts w:asciiTheme="majorHAnsi" w:cstheme="majorBidi" w:hAnsiTheme="majorHAnsi" w:eastAsia="黑体"/>
         <w:b/>
         <w:bCs/>
       </w:rPr>
     </w:tblStylePr>
     <w:tblStylePr w:type="lastCol">
       <w:rPr>
-        <w:rFonts w:asciiTheme="majorHAnsi" w:cstheme="majorBidi" w:eastAsiaTheme="majorEastAsia" w:hAnsiTheme="majorHAnsi"/>
+        <w:rFonts w:asciiTheme="majorHAnsi" w:cstheme="majorBidi" w:hAnsiTheme="majorHAnsi" w:eastAsia="黑体"/>
         <w:b/>
         <w:bCs/>
       </w:rPr>
@@ -5798,7 +6101,7 @@
         <w:spacing w:after="0" w:before="0" w:line="240" w:lineRule="auto"/>
       </w:pPr>
       <w:rPr>
-        <w:rFonts w:asciiTheme="majorHAnsi" w:cstheme="majorBidi" w:eastAsiaTheme="majorEastAsia" w:hAnsiTheme="majorHAnsi"/>
+        <w:rFonts w:asciiTheme="majorHAnsi" w:cstheme="majorBidi" w:hAnsiTheme="majorHAnsi" w:eastAsia="黑体"/>
         <w:b/>
         <w:bCs/>
       </w:rPr>
@@ -5819,7 +6122,7 @@
         <w:spacing w:after="0" w:before="0" w:line="240" w:lineRule="auto"/>
       </w:pPr>
       <w:rPr>
-        <w:rFonts w:asciiTheme="majorHAnsi" w:cstheme="majorBidi" w:eastAsiaTheme="majorEastAsia" w:hAnsiTheme="majorHAnsi"/>
+        <w:rFonts w:asciiTheme="majorHAnsi" w:cstheme="majorBidi" w:hAnsiTheme="majorHAnsi" w:eastAsia="黑体"/>
         <w:b/>
         <w:bCs/>
       </w:rPr>
@@ -5837,14 +6140,14 @@
     </w:tblStylePr>
     <w:tblStylePr w:type="firstCol">
       <w:rPr>
-        <w:rFonts w:asciiTheme="majorHAnsi" w:cstheme="majorBidi" w:eastAsiaTheme="majorEastAsia" w:hAnsiTheme="majorHAnsi"/>
+        <w:rFonts w:asciiTheme="majorHAnsi" w:cstheme="majorBidi" w:hAnsiTheme="majorHAnsi" w:eastAsia="黑体"/>
         <w:b/>
         <w:bCs/>
       </w:rPr>
     </w:tblStylePr>
     <w:tblStylePr w:type="lastCol">
       <w:rPr>
-        <w:rFonts w:asciiTheme="majorHAnsi" w:cstheme="majorBidi" w:eastAsiaTheme="majorEastAsia" w:hAnsiTheme="majorHAnsi"/>
+        <w:rFonts w:asciiTheme="majorHAnsi" w:cstheme="majorBidi" w:hAnsiTheme="majorHAnsi" w:eastAsia="黑体"/>
         <w:b/>
         <w:bCs/>
       </w:rPr>
@@ -5928,7 +6231,7 @@
         <w:spacing w:after="0" w:before="0" w:line="240" w:lineRule="auto"/>
       </w:pPr>
       <w:rPr>
-        <w:rFonts w:asciiTheme="majorHAnsi" w:cstheme="majorBidi" w:eastAsiaTheme="majorEastAsia" w:hAnsiTheme="majorHAnsi"/>
+        <w:rFonts w:asciiTheme="majorHAnsi" w:cstheme="majorBidi" w:hAnsiTheme="majorHAnsi" w:eastAsia="黑体"/>
         <w:b/>
         <w:bCs/>
       </w:rPr>
@@ -5949,7 +6252,7 @@
         <w:spacing w:after="0" w:before="0" w:line="240" w:lineRule="auto"/>
       </w:pPr>
       <w:rPr>
-        <w:rFonts w:asciiTheme="majorHAnsi" w:cstheme="majorBidi" w:eastAsiaTheme="majorEastAsia" w:hAnsiTheme="majorHAnsi"/>
+        <w:rFonts w:asciiTheme="majorHAnsi" w:cstheme="majorBidi" w:hAnsiTheme="majorHAnsi" w:eastAsia="黑体"/>
         <w:b/>
         <w:bCs/>
       </w:rPr>
@@ -5967,14 +6270,14 @@
     </w:tblStylePr>
     <w:tblStylePr w:type="firstCol">
       <w:rPr>
-        <w:rFonts w:asciiTheme="majorHAnsi" w:cstheme="majorBidi" w:eastAsiaTheme="majorEastAsia" w:hAnsiTheme="majorHAnsi"/>
+        <w:rFonts w:asciiTheme="majorHAnsi" w:cstheme="majorBidi" w:hAnsiTheme="majorHAnsi" w:eastAsia="黑体"/>
         <w:b/>
         <w:bCs/>
       </w:rPr>
     </w:tblStylePr>
     <w:tblStylePr w:type="lastCol">
       <w:rPr>
-        <w:rFonts w:asciiTheme="majorHAnsi" w:cstheme="majorBidi" w:eastAsiaTheme="majorEastAsia" w:hAnsiTheme="majorHAnsi"/>
+        <w:rFonts w:asciiTheme="majorHAnsi" w:cstheme="majorBidi" w:hAnsiTheme="majorHAnsi" w:eastAsia="黑体"/>
         <w:b/>
         <w:bCs/>
       </w:rPr>
@@ -6057,6 +6360,7 @@
         <w:spacing w:after="0" w:before="0" w:line="240" w:lineRule="auto"/>
       </w:pPr>
       <w:rPr>
+        <w:rFonts w:eastAsia="黑体"/>
         <w:b/>
         <w:bCs/>
         <w:color w:themeColor="background1" w:val="FFFFFF"/>
@@ -6079,6 +6383,7 @@
         <w:spacing w:after="0" w:before="0" w:line="240" w:lineRule="auto"/>
       </w:pPr>
       <w:rPr>
+        <w:rFonts w:eastAsia="黑体"/>
         <w:b/>
         <w:bCs/>
       </w:rPr>
@@ -6096,12 +6401,14 @@
     </w:tblStylePr>
     <w:tblStylePr w:type="firstCol">
       <w:rPr>
+        <w:rFonts w:eastAsia="黑体"/>
         <w:b/>
         <w:bCs/>
       </w:rPr>
     </w:tblStylePr>
     <w:tblStylePr w:type="lastCol">
       <w:rPr>
+        <w:rFonts w:eastAsia="黑体"/>
         <w:b/>
         <w:bCs/>
       </w:rPr>
@@ -6163,6 +6470,7 @@
         <w:spacing w:after="0" w:before="0" w:line="240" w:lineRule="auto"/>
       </w:pPr>
       <w:rPr>
+        <w:rFonts w:eastAsia="黑体"/>
         <w:b/>
         <w:bCs/>
         <w:color w:themeColor="background1" w:val="FFFFFF"/>
@@ -6185,6 +6493,7 @@
         <w:spacing w:after="0" w:before="0" w:line="240" w:lineRule="auto"/>
       </w:pPr>
       <w:rPr>
+        <w:rFonts w:eastAsia="黑体"/>
         <w:b/>
         <w:bCs/>
       </w:rPr>
@@ -6202,12 +6511,14 @@
     </w:tblStylePr>
     <w:tblStylePr w:type="firstCol">
       <w:rPr>
+        <w:rFonts w:eastAsia="黑体"/>
         <w:b/>
         <w:bCs/>
       </w:rPr>
     </w:tblStylePr>
     <w:tblStylePr w:type="lastCol">
       <w:rPr>
+        <w:rFonts w:eastAsia="黑体"/>
         <w:b/>
         <w:bCs/>
       </w:rPr>
@@ -6269,6 +6580,7 @@
         <w:spacing w:after="0" w:before="0" w:line="240" w:lineRule="auto"/>
       </w:pPr>
       <w:rPr>
+        <w:rFonts w:eastAsia="黑体"/>
         <w:b/>
         <w:bCs/>
         <w:color w:themeColor="background1" w:val="FFFFFF"/>
@@ -6291,6 +6603,7 @@
         <w:spacing w:after="0" w:before="0" w:line="240" w:lineRule="auto"/>
       </w:pPr>
       <w:rPr>
+        <w:rFonts w:eastAsia="黑体"/>
         <w:b/>
         <w:bCs/>
       </w:rPr>
@@ -6308,12 +6621,14 @@
     </w:tblStylePr>
     <w:tblStylePr w:type="firstCol">
       <w:rPr>
+        <w:rFonts w:eastAsia="黑体"/>
         <w:b/>
         <w:bCs/>
       </w:rPr>
     </w:tblStylePr>
     <w:tblStylePr w:type="lastCol">
       <w:rPr>
+        <w:rFonts w:eastAsia="黑体"/>
         <w:b/>
         <w:bCs/>
       </w:rPr>
@@ -6375,6 +6690,7 @@
         <w:spacing w:after="0" w:before="0" w:line="240" w:lineRule="auto"/>
       </w:pPr>
       <w:rPr>
+        <w:rFonts w:eastAsia="黑体"/>
         <w:b/>
         <w:bCs/>
         <w:color w:themeColor="background1" w:val="FFFFFF"/>
@@ -6397,6 +6713,7 @@
         <w:spacing w:after="0" w:before="0" w:line="240" w:lineRule="auto"/>
       </w:pPr>
       <w:rPr>
+        <w:rFonts w:eastAsia="黑体"/>
         <w:b/>
         <w:bCs/>
       </w:rPr>
@@ -6414,12 +6731,14 @@
     </w:tblStylePr>
     <w:tblStylePr w:type="firstCol">
       <w:rPr>
+        <w:rFonts w:eastAsia="黑体"/>
         <w:b/>
         <w:bCs/>
       </w:rPr>
     </w:tblStylePr>
     <w:tblStylePr w:type="lastCol">
       <w:rPr>
+        <w:rFonts w:eastAsia="黑体"/>
         <w:b/>
         <w:bCs/>
       </w:rPr>
@@ -6481,6 +6800,7 @@
         <w:spacing w:after="0" w:before="0" w:line="240" w:lineRule="auto"/>
       </w:pPr>
       <w:rPr>
+        <w:rFonts w:eastAsia="黑体"/>
         <w:b/>
         <w:bCs/>
         <w:color w:themeColor="background1" w:val="FFFFFF"/>
@@ -6503,6 +6823,7 @@
         <w:spacing w:after="0" w:before="0" w:line="240" w:lineRule="auto"/>
       </w:pPr>
       <w:rPr>
+        <w:rFonts w:eastAsia="黑体"/>
         <w:b/>
         <w:bCs/>
       </w:rPr>
@@ -6520,12 +6841,14 @@
     </w:tblStylePr>
     <w:tblStylePr w:type="firstCol">
       <w:rPr>
+        <w:rFonts w:eastAsia="黑体"/>
         <w:b/>
         <w:bCs/>
       </w:rPr>
     </w:tblStylePr>
     <w:tblStylePr w:type="lastCol">
       <w:rPr>
+        <w:rFonts w:eastAsia="黑体"/>
         <w:b/>
         <w:bCs/>
       </w:rPr>
@@ -6587,6 +6910,7 @@
         <w:spacing w:after="0" w:before="0" w:line="240" w:lineRule="auto"/>
       </w:pPr>
       <w:rPr>
+        <w:rFonts w:eastAsia="黑体"/>
         <w:b/>
         <w:bCs/>
         <w:color w:themeColor="background1" w:val="FFFFFF"/>
@@ -6609,6 +6933,7 @@
         <w:spacing w:after="0" w:before="0" w:line="240" w:lineRule="auto"/>
       </w:pPr>
       <w:rPr>
+        <w:rFonts w:eastAsia="黑体"/>
         <w:b/>
         <w:bCs/>
       </w:rPr>
@@ -6626,12 +6951,14 @@
     </w:tblStylePr>
     <w:tblStylePr w:type="firstCol">
       <w:rPr>
+        <w:rFonts w:eastAsia="黑体"/>
         <w:b/>
         <w:bCs/>
       </w:rPr>
     </w:tblStylePr>
     <w:tblStylePr w:type="lastCol">
       <w:rPr>
+        <w:rFonts w:eastAsia="黑体"/>
         <w:b/>
         <w:bCs/>
       </w:rPr>
@@ -6693,6 +7020,7 @@
         <w:spacing w:after="0" w:before="0" w:line="240" w:lineRule="auto"/>
       </w:pPr>
       <w:rPr>
+        <w:rFonts w:eastAsia="黑体"/>
         <w:b/>
         <w:bCs/>
         <w:color w:themeColor="background1" w:val="FFFFFF"/>
@@ -6715,6 +7043,7 @@
         <w:spacing w:after="0" w:before="0" w:line="240" w:lineRule="auto"/>
       </w:pPr>
       <w:rPr>
+        <w:rFonts w:eastAsia="黑体"/>
         <w:b/>
         <w:bCs/>
       </w:rPr>
@@ -6732,12 +7061,14 @@
     </w:tblStylePr>
     <w:tblStylePr w:type="firstCol">
       <w:rPr>
+        <w:rFonts w:eastAsia="黑体"/>
         <w:b/>
         <w:bCs/>
       </w:rPr>
     </w:tblStylePr>
     <w:tblStylePr w:type="lastCol">
       <w:rPr>
+        <w:rFonts w:eastAsia="黑体"/>
         <w:b/>
         <w:bCs/>
       </w:rPr>
@@ -6796,6 +7127,7 @@
         <w:spacing w:after="0" w:before="0" w:line="240" w:lineRule="auto"/>
       </w:pPr>
       <w:rPr>
+        <w:rFonts w:eastAsia="黑体"/>
         <w:b/>
         <w:bCs/>
         <w:color w:themeColor="background1" w:val="FFFFFF"/>
@@ -6818,6 +7150,7 @@
         <w:spacing w:after="0" w:before="0" w:line="240" w:lineRule="auto"/>
       </w:pPr>
       <w:rPr>
+        <w:rFonts w:eastAsia="黑体"/>
         <w:color w:val="auto"/>
       </w:rPr>
       <w:tblPr/>
@@ -6835,6 +7168,7 @@
     </w:tblStylePr>
     <w:tblStylePr w:type="firstCol">
       <w:rPr>
+        <w:rFonts w:eastAsia="黑体"/>
         <w:b/>
         <w:bCs/>
         <w:color w:themeColor="background1" w:val="FFFFFF"/>
@@ -6854,6 +7188,7 @@
     </w:tblStylePr>
     <w:tblStylePr w:type="lastCol">
       <w:rPr>
+        <w:rFonts w:eastAsia="黑体"/>
         <w:b/>
         <w:bCs/>
         <w:color w:themeColor="background1" w:val="FFFFFF"/>
@@ -6902,6 +7237,7 @@
     </w:tblStylePr>
     <w:tblStylePr w:type="nwCell">
       <w:rPr>
+        <w:rFonts w:eastAsia="黑体"/>
         <w:color w:themeColor="background1" w:val="FFFFFF"/>
       </w:rPr>
       <w:tblPr/>
@@ -6945,6 +7281,7 @@
         <w:spacing w:after="0" w:before="0" w:line="240" w:lineRule="auto"/>
       </w:pPr>
       <w:rPr>
+        <w:rFonts w:eastAsia="黑体"/>
         <w:b/>
         <w:bCs/>
         <w:color w:themeColor="background1" w:val="FFFFFF"/>
@@ -6967,6 +7304,7 @@
         <w:spacing w:after="0" w:before="0" w:line="240" w:lineRule="auto"/>
       </w:pPr>
       <w:rPr>
+        <w:rFonts w:eastAsia="黑体"/>
         <w:color w:val="auto"/>
       </w:rPr>
       <w:tblPr/>
@@ -6984,6 +7322,7 @@
     </w:tblStylePr>
     <w:tblStylePr w:type="firstCol">
       <w:rPr>
+        <w:rFonts w:eastAsia="黑体"/>
         <w:b/>
         <w:bCs/>
         <w:color w:themeColor="background1" w:val="FFFFFF"/>
@@ -7003,6 +7342,7 @@
     </w:tblStylePr>
     <w:tblStylePr w:type="lastCol">
       <w:rPr>
+        <w:rFonts w:eastAsia="黑体"/>
         <w:b/>
         <w:bCs/>
         <w:color w:themeColor="background1" w:val="FFFFFF"/>
@@ -7051,6 +7391,7 @@
     </w:tblStylePr>
     <w:tblStylePr w:type="nwCell">
       <w:rPr>
+        <w:rFonts w:eastAsia="黑体"/>
         <w:color w:themeColor="background1" w:val="FFFFFF"/>
       </w:rPr>
       <w:tblPr/>
@@ -7094,6 +7435,7 @@
         <w:spacing w:after="0" w:before="0" w:line="240" w:lineRule="auto"/>
       </w:pPr>
       <w:rPr>
+        <w:rFonts w:eastAsia="黑体"/>
         <w:b/>
         <w:bCs/>
         <w:color w:themeColor="background1" w:val="FFFFFF"/>
@@ -7116,6 +7458,7 @@
         <w:spacing w:after="0" w:before="0" w:line="240" w:lineRule="auto"/>
       </w:pPr>
       <w:rPr>
+        <w:rFonts w:eastAsia="黑体"/>
         <w:color w:val="auto"/>
       </w:rPr>
       <w:tblPr/>
@@ -7133,6 +7476,7 @@
     </w:tblStylePr>
     <w:tblStylePr w:type="firstCol">
       <w:rPr>
+        <w:rFonts w:eastAsia="黑体"/>
         <w:b/>
         <w:bCs/>
         <w:color w:themeColor="background1" w:val="FFFFFF"/>
@@ -7152,6 +7496,7 @@
     </w:tblStylePr>
     <w:tblStylePr w:type="lastCol">
       <w:rPr>
+        <w:rFonts w:eastAsia="黑体"/>
         <w:b/>
         <w:bCs/>
         <w:color w:themeColor="background1" w:val="FFFFFF"/>
@@ -7200,6 +7545,7 @@
     </w:tblStylePr>
     <w:tblStylePr w:type="nwCell">
       <w:rPr>
+        <w:rFonts w:eastAsia="黑体"/>
         <w:color w:themeColor="background1" w:val="FFFFFF"/>
       </w:rPr>
       <w:tblPr/>
@@ -7243,6 +7589,7 @@
         <w:spacing w:after="0" w:before="0" w:line="240" w:lineRule="auto"/>
       </w:pPr>
       <w:rPr>
+        <w:rFonts w:eastAsia="黑体"/>
         <w:b/>
         <w:bCs/>
         <w:color w:themeColor="background1" w:val="FFFFFF"/>
@@ -7265,6 +7612,7 @@
         <w:spacing w:after="0" w:before="0" w:line="240" w:lineRule="auto"/>
       </w:pPr>
       <w:rPr>
+        <w:rFonts w:eastAsia="黑体"/>
         <w:color w:val="auto"/>
       </w:rPr>
       <w:tblPr/>
@@ -7282,6 +7630,7 @@
     </w:tblStylePr>
     <w:tblStylePr w:type="firstCol">
       <w:rPr>
+        <w:rFonts w:eastAsia="黑体"/>
         <w:b/>
         <w:bCs/>
         <w:color w:themeColor="background1" w:val="FFFFFF"/>
@@ -7301,6 +7650,7 @@
     </w:tblStylePr>
     <w:tblStylePr w:type="lastCol">
       <w:rPr>
+        <w:rFonts w:eastAsia="黑体"/>
         <w:b/>
         <w:bCs/>
         <w:color w:themeColor="background1" w:val="FFFFFF"/>
@@ -7349,6 +7699,7 @@
     </w:tblStylePr>
     <w:tblStylePr w:type="nwCell">
       <w:rPr>
+        <w:rFonts w:eastAsia="黑体"/>
         <w:color w:themeColor="background1" w:val="FFFFFF"/>
       </w:rPr>
       <w:tblPr/>
@@ -7392,6 +7743,7 @@
         <w:spacing w:after="0" w:before="0" w:line="240" w:lineRule="auto"/>
       </w:pPr>
       <w:rPr>
+        <w:rFonts w:eastAsia="黑体"/>
         <w:b/>
         <w:bCs/>
         <w:color w:themeColor="background1" w:val="FFFFFF"/>
@@ -7414,6 +7766,7 @@
         <w:spacing w:after="0" w:before="0" w:line="240" w:lineRule="auto"/>
       </w:pPr>
       <w:rPr>
+        <w:rFonts w:eastAsia="黑体"/>
         <w:color w:val="auto"/>
       </w:rPr>
       <w:tblPr/>
@@ -7431,6 +7784,7 @@
     </w:tblStylePr>
     <w:tblStylePr w:type="firstCol">
       <w:rPr>
+        <w:rFonts w:eastAsia="黑体"/>
         <w:b/>
         <w:bCs/>
         <w:color w:themeColor="background1" w:val="FFFFFF"/>
@@ -7450,6 +7804,7 @@
     </w:tblStylePr>
     <w:tblStylePr w:type="lastCol">
       <w:rPr>
+        <w:rFonts w:eastAsia="黑体"/>
         <w:b/>
         <w:bCs/>
         <w:color w:themeColor="background1" w:val="FFFFFF"/>
@@ -7498,6 +7853,7 @@
     </w:tblStylePr>
     <w:tblStylePr w:type="nwCell">
       <w:rPr>
+        <w:rFonts w:eastAsia="黑体"/>
         <w:color w:themeColor="background1" w:val="FFFFFF"/>
       </w:rPr>
       <w:tblPr/>
@@ -7541,6 +7897,7 @@
         <w:spacing w:after="0" w:before="0" w:line="240" w:lineRule="auto"/>
       </w:pPr>
       <w:rPr>
+        <w:rFonts w:eastAsia="黑体"/>
         <w:b/>
         <w:bCs/>
         <w:color w:themeColor="background1" w:val="FFFFFF"/>
@@ -7563,6 +7920,7 @@
         <w:spacing w:after="0" w:before="0" w:line="240" w:lineRule="auto"/>
       </w:pPr>
       <w:rPr>
+        <w:rFonts w:eastAsia="黑体"/>
         <w:color w:val="auto"/>
       </w:rPr>
       <w:tblPr/>
@@ -7580,6 +7938,7 @@
     </w:tblStylePr>
     <w:tblStylePr w:type="firstCol">
       <w:rPr>
+        <w:rFonts w:eastAsia="黑体"/>
         <w:b/>
         <w:bCs/>
         <w:color w:themeColor="background1" w:val="FFFFFF"/>
@@ -7599,6 +7958,7 @@
     </w:tblStylePr>
     <w:tblStylePr w:type="lastCol">
       <w:rPr>
+        <w:rFonts w:eastAsia="黑体"/>
         <w:b/>
         <w:bCs/>
         <w:color w:themeColor="background1" w:val="FFFFFF"/>
@@ -7647,6 +8007,7 @@
     </w:tblStylePr>
     <w:tblStylePr w:type="nwCell">
       <w:rPr>
+        <w:rFonts w:eastAsia="黑体"/>
         <w:color w:themeColor="background1" w:val="FFFFFF"/>
       </w:rPr>
       <w:tblPr/>
@@ -7690,6 +8051,7 @@
         <w:spacing w:after="0" w:before="0" w:line="240" w:lineRule="auto"/>
       </w:pPr>
       <w:rPr>
+        <w:rFonts w:eastAsia="黑体"/>
         <w:b/>
         <w:bCs/>
         <w:color w:themeColor="background1" w:val="FFFFFF"/>
@@ -7712,6 +8074,7 @@
         <w:spacing w:after="0" w:before="0" w:line="240" w:lineRule="auto"/>
       </w:pPr>
       <w:rPr>
+        <w:rFonts w:eastAsia="黑体"/>
         <w:color w:val="auto"/>
       </w:rPr>
       <w:tblPr/>
@@ -7729,6 +8092,7 @@
     </w:tblStylePr>
     <w:tblStylePr w:type="firstCol">
       <w:rPr>
+        <w:rFonts w:eastAsia="黑体"/>
         <w:b/>
         <w:bCs/>
         <w:color w:themeColor="background1" w:val="FFFFFF"/>
@@ -7748,6 +8112,7 @@
     </w:tblStylePr>
     <w:tblStylePr w:type="lastCol">
       <w:rPr>
+        <w:rFonts w:eastAsia="黑体"/>
         <w:b/>
         <w:bCs/>
         <w:color w:themeColor="background1" w:val="FFFFFF"/>
@@ -7796,6 +8161,7 @@
     </w:tblStylePr>
     <w:tblStylePr w:type="nwCell">
       <w:rPr>
+        <w:rFonts w:eastAsia="黑体"/>
         <w:color w:themeColor="background1" w:val="FFFFFF"/>
       </w:rPr>
       <w:tblPr/>
@@ -7820,6 +8186,7 @@
       <w:spacing w:after="0" w:line="240" w:lineRule="auto"/>
     </w:pPr>
     <w:rPr>
+      <w:rFonts w:eastAsia="黑体"/>
       <w:color w:themeColor="text1" w:val="000000"/>
     </w:rPr>
     <w:tblPr>
@@ -7839,7 +8206,7 @@
     </w:tblPr>
     <w:tblStylePr w:type="firstRow">
       <w:rPr>
-        <w:rFonts w:asciiTheme="majorHAnsi" w:cstheme="majorBidi" w:eastAsiaTheme="majorEastAsia" w:hAnsiTheme="majorHAnsi"/>
+        <w:rFonts w:asciiTheme="majorHAnsi" w:cstheme="majorBidi" w:hAnsiTheme="majorHAnsi" w:eastAsia="黑体"/>
       </w:rPr>
       <w:tblPr/>
       <w:tcPr>
@@ -7851,6 +8218,7 @@
     </w:tblStylePr>
     <w:tblStylePr w:type="lastRow">
       <w:rPr>
+        <w:rFonts w:eastAsia="黑体"/>
         <w:b/>
         <w:bCs/>
         <w:color w:themeColor="text2" w:val="1F497D"/>
@@ -7865,12 +8233,14 @@
     </w:tblStylePr>
     <w:tblStylePr w:type="firstCol">
       <w:rPr>
+        <w:rFonts w:eastAsia="黑体"/>
         <w:b/>
         <w:bCs/>
       </w:rPr>
     </w:tblStylePr>
     <w:tblStylePr w:type="lastCol">
       <w:rPr>
+        <w:rFonts w:eastAsia="黑体"/>
         <w:b/>
         <w:bCs/>
       </w:rPr>
@@ -7904,6 +8274,7 @@
       <w:spacing w:after="0" w:line="240" w:lineRule="auto"/>
     </w:pPr>
     <w:rPr>
+      <w:rFonts w:eastAsia="黑体"/>
       <w:color w:themeColor="text1" w:val="000000"/>
     </w:rPr>
     <w:tblPr>
@@ -7923,7 +8294,7 @@
     </w:tblPr>
     <w:tblStylePr w:type="firstRow">
       <w:rPr>
-        <w:rFonts w:asciiTheme="majorHAnsi" w:cstheme="majorBidi" w:eastAsiaTheme="majorEastAsia" w:hAnsiTheme="majorHAnsi"/>
+        <w:rFonts w:asciiTheme="majorHAnsi" w:cstheme="majorBidi" w:hAnsiTheme="majorHAnsi" w:eastAsia="黑体"/>
       </w:rPr>
       <w:tblPr/>
       <w:tcPr>
@@ -7935,6 +8306,7 @@
     </w:tblStylePr>
     <w:tblStylePr w:type="lastRow">
       <w:rPr>
+        <w:rFonts w:eastAsia="黑体"/>
         <w:b/>
         <w:bCs/>
         <w:color w:themeColor="text2" w:val="1F497D"/>
@@ -7949,12 +8321,14 @@
     </w:tblStylePr>
     <w:tblStylePr w:type="firstCol">
       <w:rPr>
+        <w:rFonts w:eastAsia="黑体"/>
         <w:b/>
         <w:bCs/>
       </w:rPr>
     </w:tblStylePr>
     <w:tblStylePr w:type="lastCol">
       <w:rPr>
+        <w:rFonts w:eastAsia="黑体"/>
         <w:b/>
         <w:bCs/>
       </w:rPr>
@@ -7988,6 +8362,7 @@
       <w:spacing w:after="0" w:line="240" w:lineRule="auto"/>
     </w:pPr>
     <w:rPr>
+      <w:rFonts w:eastAsia="黑体"/>
       <w:color w:themeColor="text1" w:val="000000"/>
     </w:rPr>
     <w:tblPr>
@@ -8007,7 +8382,7 @@
     </w:tblPr>
     <w:tblStylePr w:type="firstRow">
       <w:rPr>
-        <w:rFonts w:asciiTheme="majorHAnsi" w:cstheme="majorBidi" w:eastAsiaTheme="majorEastAsia" w:hAnsiTheme="majorHAnsi"/>
+        <w:rFonts w:asciiTheme="majorHAnsi" w:cstheme="majorBidi" w:hAnsiTheme="majorHAnsi" w:eastAsia="黑体"/>
       </w:rPr>
       <w:tblPr/>
       <w:tcPr>
@@ -8019,6 +8394,7 @@
     </w:tblStylePr>
     <w:tblStylePr w:type="lastRow">
       <w:rPr>
+        <w:rFonts w:eastAsia="黑体"/>
         <w:b/>
         <w:bCs/>
         <w:color w:themeColor="text2" w:val="1F497D"/>
@@ -8033,12 +8409,14 @@
     </w:tblStylePr>
     <w:tblStylePr w:type="firstCol">
       <w:rPr>
+        <w:rFonts w:eastAsia="黑体"/>
         <w:b/>
         <w:bCs/>
       </w:rPr>
     </w:tblStylePr>
     <w:tblStylePr w:type="lastCol">
       <w:rPr>
+        <w:rFonts w:eastAsia="黑体"/>
         <w:b/>
         <w:bCs/>
       </w:rPr>
@@ -8072,6 +8450,7 @@
       <w:spacing w:after="0" w:line="240" w:lineRule="auto"/>
     </w:pPr>
     <w:rPr>
+      <w:rFonts w:eastAsia="黑体"/>
       <w:color w:themeColor="text1" w:val="000000"/>
     </w:rPr>
     <w:tblPr>
@@ -8091,7 +8470,7 @@
     </w:tblPr>
     <w:tblStylePr w:type="firstRow">
       <w:rPr>
-        <w:rFonts w:asciiTheme="majorHAnsi" w:cstheme="majorBidi" w:eastAsiaTheme="majorEastAsia" w:hAnsiTheme="majorHAnsi"/>
+        <w:rFonts w:asciiTheme="majorHAnsi" w:cstheme="majorBidi" w:hAnsiTheme="majorHAnsi" w:eastAsia="黑体"/>
       </w:rPr>
       <w:tblPr/>
       <w:tcPr>
@@ -8103,6 +8482,7 @@
     </w:tblStylePr>
     <w:tblStylePr w:type="lastRow">
       <w:rPr>
+        <w:rFonts w:eastAsia="黑体"/>
         <w:b/>
         <w:bCs/>
         <w:color w:themeColor="text2" w:val="1F497D"/>
@@ -8117,12 +8497,14 @@
     </w:tblStylePr>
     <w:tblStylePr w:type="firstCol">
       <w:rPr>
+        <w:rFonts w:eastAsia="黑体"/>
         <w:b/>
         <w:bCs/>
       </w:rPr>
     </w:tblStylePr>
     <w:tblStylePr w:type="lastCol">
       <w:rPr>
+        <w:rFonts w:eastAsia="黑体"/>
         <w:b/>
         <w:bCs/>
       </w:rPr>
@@ -8156,6 +8538,7 @@
       <w:spacing w:after="0" w:line="240" w:lineRule="auto"/>
     </w:pPr>
     <w:rPr>
+      <w:rFonts w:eastAsia="黑体"/>
       <w:color w:themeColor="text1" w:val="000000"/>
     </w:rPr>
     <w:tblPr>
@@ -8175,7 +8558,7 @@
     </w:tblPr>
     <w:tblStylePr w:type="firstRow">
       <w:rPr>
-        <w:rFonts w:asciiTheme="majorHAnsi" w:cstheme="majorBidi" w:eastAsiaTheme="majorEastAsia" w:hAnsiTheme="majorHAnsi"/>
+        <w:rFonts w:asciiTheme="majorHAnsi" w:cstheme="majorBidi" w:hAnsiTheme="majorHAnsi" w:eastAsia="黑体"/>
       </w:rPr>
       <w:tblPr/>
       <w:tcPr>
@@ -8187,6 +8570,7 @@
     </w:tblStylePr>
     <w:tblStylePr w:type="lastRow">
       <w:rPr>
+        <w:rFonts w:eastAsia="黑体"/>
         <w:b/>
         <w:bCs/>
         <w:color w:themeColor="text2" w:val="1F497D"/>
@@ -8201,12 +8585,14 @@
     </w:tblStylePr>
     <w:tblStylePr w:type="firstCol">
       <w:rPr>
+        <w:rFonts w:eastAsia="黑体"/>
         <w:b/>
         <w:bCs/>
       </w:rPr>
     </w:tblStylePr>
     <w:tblStylePr w:type="lastCol">
       <w:rPr>
+        <w:rFonts w:eastAsia="黑体"/>
         <w:b/>
         <w:bCs/>
       </w:rPr>
@@ -8240,6 +8626,7 @@
       <w:spacing w:after="0" w:line="240" w:lineRule="auto"/>
     </w:pPr>
     <w:rPr>
+      <w:rFonts w:eastAsia="黑体"/>
       <w:color w:themeColor="text1" w:val="000000"/>
     </w:rPr>
     <w:tblPr>
@@ -8259,7 +8646,7 @@
     </w:tblPr>
     <w:tblStylePr w:type="firstRow">
       <w:rPr>
-        <w:rFonts w:asciiTheme="majorHAnsi" w:cstheme="majorBidi" w:eastAsiaTheme="majorEastAsia" w:hAnsiTheme="majorHAnsi"/>
+        <w:rFonts w:asciiTheme="majorHAnsi" w:cstheme="majorBidi" w:hAnsiTheme="majorHAnsi" w:eastAsia="黑体"/>
       </w:rPr>
       <w:tblPr/>
       <w:tcPr>
@@ -8271,6 +8658,7 @@
     </w:tblStylePr>
     <w:tblStylePr w:type="lastRow">
       <w:rPr>
+        <w:rFonts w:eastAsia="黑体"/>
         <w:b/>
         <w:bCs/>
         <w:color w:themeColor="text2" w:val="1F497D"/>
@@ -8285,12 +8673,14 @@
     </w:tblStylePr>
     <w:tblStylePr w:type="firstCol">
       <w:rPr>
+        <w:rFonts w:eastAsia="黑体"/>
         <w:b/>
         <w:bCs/>
       </w:rPr>
     </w:tblStylePr>
     <w:tblStylePr w:type="lastCol">
       <w:rPr>
+        <w:rFonts w:eastAsia="黑体"/>
         <w:b/>
         <w:bCs/>
       </w:rPr>
@@ -8324,6 +8714,7 @@
       <w:spacing w:after="0" w:line="240" w:lineRule="auto"/>
     </w:pPr>
     <w:rPr>
+      <w:rFonts w:eastAsia="黑体"/>
       <w:color w:themeColor="text1" w:val="000000"/>
     </w:rPr>
     <w:tblPr>
@@ -8343,7 +8734,7 @@
     </w:tblPr>
     <w:tblStylePr w:type="firstRow">
       <w:rPr>
-        <w:rFonts w:asciiTheme="majorHAnsi" w:cstheme="majorBidi" w:eastAsiaTheme="majorEastAsia" w:hAnsiTheme="majorHAnsi"/>
+        <w:rFonts w:asciiTheme="majorHAnsi" w:cstheme="majorBidi" w:hAnsiTheme="majorHAnsi" w:eastAsia="黑体"/>
       </w:rPr>
       <w:tblPr/>
       <w:tcPr>
@@ -8355,6 +8746,7 @@
     </w:tblStylePr>
     <w:tblStylePr w:type="lastRow">
       <w:rPr>
+        <w:rFonts w:eastAsia="黑体"/>
         <w:b/>
         <w:bCs/>
         <w:color w:themeColor="text2" w:val="1F497D"/>
@@ -8369,12 +8761,14 @@
     </w:tblStylePr>
     <w:tblStylePr w:type="firstCol">
       <w:rPr>
+        <w:rFonts w:eastAsia="黑体"/>
         <w:b/>
         <w:bCs/>
       </w:rPr>
     </w:tblStylePr>
     <w:tblStylePr w:type="lastCol">
       <w:rPr>
+        <w:rFonts w:eastAsia="黑体"/>
         <w:b/>
         <w:bCs/>
       </w:rPr>
@@ -8408,7 +8802,7 @@
       <w:spacing w:after="0" w:line="240" w:lineRule="auto"/>
     </w:pPr>
     <w:rPr>
-      <w:rFonts w:asciiTheme="majorHAnsi" w:cstheme="majorBidi" w:eastAsiaTheme="majorEastAsia" w:hAnsiTheme="majorHAnsi"/>
+      <w:rFonts w:asciiTheme="majorHAnsi" w:cstheme="majorBidi" w:hAnsiTheme="majorHAnsi" w:eastAsia="黑体"/>
       <w:color w:themeColor="text1" w:val="000000"/>
     </w:rPr>
     <w:tblPr>
@@ -8430,6 +8824,7 @@
     </w:tblPr>
     <w:tblStylePr w:type="firstRow">
       <w:rPr>
+        <w:rFonts w:eastAsia="黑体"/>
         <w:sz w:val="24"/>
         <w:szCs w:val="24"/>
       </w:rPr>
@@ -8536,7 +8931,7 @@
       <w:spacing w:after="0" w:line="240" w:lineRule="auto"/>
     </w:pPr>
     <w:rPr>
-      <w:rFonts w:asciiTheme="majorHAnsi" w:cstheme="majorBidi" w:eastAsiaTheme="majorEastAsia" w:hAnsiTheme="majorHAnsi"/>
+      <w:rFonts w:asciiTheme="majorHAnsi" w:cstheme="majorBidi" w:hAnsiTheme="majorHAnsi" w:eastAsia="黑体"/>
       <w:color w:themeColor="text1" w:val="000000"/>
     </w:rPr>
     <w:tblPr>
@@ -8558,6 +8953,7 @@
     </w:tblPr>
     <w:tblStylePr w:type="firstRow">
       <w:rPr>
+        <w:rFonts w:eastAsia="黑体"/>
         <w:sz w:val="24"/>
         <w:szCs w:val="24"/>
       </w:rPr>
@@ -8664,7 +9060,7 @@
       <w:spacing w:after="0" w:line="240" w:lineRule="auto"/>
     </w:pPr>
     <w:rPr>
-      <w:rFonts w:asciiTheme="majorHAnsi" w:cstheme="majorBidi" w:eastAsiaTheme="majorEastAsia" w:hAnsiTheme="majorHAnsi"/>
+      <w:rFonts w:asciiTheme="majorHAnsi" w:cstheme="majorBidi" w:hAnsiTheme="majorHAnsi" w:eastAsia="黑体"/>
       <w:color w:themeColor="text1" w:val="000000"/>
     </w:rPr>
     <w:tblPr>
@@ -8686,6 +9082,7 @@
     </w:tblPr>
     <w:tblStylePr w:type="firstRow">
       <w:rPr>
+        <w:rFonts w:eastAsia="黑体"/>
         <w:sz w:val="24"/>
         <w:szCs w:val="24"/>
       </w:rPr>
@@ -8792,7 +9189,7 @@
       <w:spacing w:after="0" w:line="240" w:lineRule="auto"/>
     </w:pPr>
     <w:rPr>
-      <w:rFonts w:asciiTheme="majorHAnsi" w:cstheme="majorBidi" w:eastAsiaTheme="majorEastAsia" w:hAnsiTheme="majorHAnsi"/>
+      <w:rFonts w:asciiTheme="majorHAnsi" w:cstheme="majorBidi" w:hAnsiTheme="majorHAnsi" w:eastAsia="黑体"/>
       <w:color w:themeColor="text1" w:val="000000"/>
     </w:rPr>
     <w:tblPr>
@@ -8814,6 +9211,7 @@
     </w:tblPr>
     <w:tblStylePr w:type="firstRow">
       <w:rPr>
+        <w:rFonts w:eastAsia="黑体"/>
         <w:sz w:val="24"/>
         <w:szCs w:val="24"/>
       </w:rPr>
@@ -8920,7 +9318,7 @@
       <w:spacing w:after="0" w:line="240" w:lineRule="auto"/>
     </w:pPr>
     <w:rPr>
-      <w:rFonts w:asciiTheme="majorHAnsi" w:cstheme="majorBidi" w:eastAsiaTheme="majorEastAsia" w:hAnsiTheme="majorHAnsi"/>
+      <w:rFonts w:asciiTheme="majorHAnsi" w:cstheme="majorBidi" w:hAnsiTheme="majorHAnsi" w:eastAsia="黑体"/>
       <w:color w:themeColor="text1" w:val="000000"/>
     </w:rPr>
     <w:tblPr>
@@ -8942,6 +9340,7 @@
     </w:tblPr>
     <w:tblStylePr w:type="firstRow">
       <w:rPr>
+        <w:rFonts w:eastAsia="黑体"/>
         <w:sz w:val="24"/>
         <w:szCs w:val="24"/>
       </w:rPr>
@@ -9048,7 +9447,7 @@
       <w:spacing w:after="0" w:line="240" w:lineRule="auto"/>
     </w:pPr>
     <w:rPr>
-      <w:rFonts w:asciiTheme="majorHAnsi" w:cstheme="majorBidi" w:eastAsiaTheme="majorEastAsia" w:hAnsiTheme="majorHAnsi"/>
+      <w:rFonts w:asciiTheme="majorHAnsi" w:cstheme="majorBidi" w:hAnsiTheme="majorHAnsi" w:eastAsia="黑体"/>
       <w:color w:themeColor="text1" w:val="000000"/>
     </w:rPr>
     <w:tblPr>
@@ -9070,6 +9469,7 @@
     </w:tblPr>
     <w:tblStylePr w:type="firstRow">
       <w:rPr>
+        <w:rFonts w:eastAsia="黑体"/>
         <w:sz w:val="24"/>
         <w:szCs w:val="24"/>
       </w:rPr>
@@ -9176,7 +9576,7 @@
       <w:spacing w:after="0" w:line="240" w:lineRule="auto"/>
     </w:pPr>
     <w:rPr>
-      <w:rFonts w:asciiTheme="majorHAnsi" w:cstheme="majorBidi" w:eastAsiaTheme="majorEastAsia" w:hAnsiTheme="majorHAnsi"/>
+      <w:rFonts w:asciiTheme="majorHAnsi" w:cstheme="majorBidi" w:hAnsiTheme="majorHAnsi" w:eastAsia="黑体"/>
       <w:color w:themeColor="text1" w:val="000000"/>
     </w:rPr>
     <w:tblPr>
@@ -9198,6 +9598,7 @@
     </w:tblPr>
     <w:tblStylePr w:type="firstRow">
       <w:rPr>
+        <w:rFonts w:eastAsia="黑体"/>
         <w:sz w:val="24"/>
         <w:szCs w:val="24"/>
       </w:rPr>
@@ -9327,12 +9728,14 @@
     </w:tcPr>
     <w:tblStylePr w:type="firstRow">
       <w:rPr>
+        <w:rFonts w:eastAsia="黑体"/>
         <w:b/>
         <w:bCs/>
       </w:rPr>
     </w:tblStylePr>
     <w:tblStylePr w:type="lastRow">
       <w:rPr>
+        <w:rFonts w:eastAsia="黑体"/>
         <w:b/>
         <w:bCs/>
       </w:rPr>
@@ -9345,12 +9748,14 @@
     </w:tblStylePr>
     <w:tblStylePr w:type="firstCol">
       <w:rPr>
+        <w:rFonts w:eastAsia="黑体"/>
         <w:b/>
         <w:bCs/>
       </w:rPr>
     </w:tblStylePr>
     <w:tblStylePr w:type="lastCol">
       <w:rPr>
+        <w:rFonts w:eastAsia="黑体"/>
         <w:b/>
         <w:bCs/>
       </w:rPr>
@@ -9400,12 +9805,14 @@
     </w:tcPr>
     <w:tblStylePr w:type="firstRow">
       <w:rPr>
+        <w:rFonts w:eastAsia="黑体"/>
         <w:b/>
         <w:bCs/>
       </w:rPr>
     </w:tblStylePr>
     <w:tblStylePr w:type="lastRow">
       <w:rPr>
+        <w:rFonts w:eastAsia="黑体"/>
         <w:b/>
         <w:bCs/>
       </w:rPr>
@@ -9418,12 +9825,14 @@
     </w:tblStylePr>
     <w:tblStylePr w:type="firstCol">
       <w:rPr>
+        <w:rFonts w:eastAsia="黑体"/>
         <w:b/>
         <w:bCs/>
       </w:rPr>
     </w:tblStylePr>
     <w:tblStylePr w:type="lastCol">
       <w:rPr>
+        <w:rFonts w:eastAsia="黑体"/>
         <w:b/>
         <w:bCs/>
       </w:rPr>
@@ -9473,12 +9882,14 @@
     </w:tcPr>
     <w:tblStylePr w:type="firstRow">
       <w:rPr>
+        <w:rFonts w:eastAsia="黑体"/>
         <w:b/>
         <w:bCs/>
       </w:rPr>
     </w:tblStylePr>
     <w:tblStylePr w:type="lastRow">
       <w:rPr>
+        <w:rFonts w:eastAsia="黑体"/>
         <w:b/>
         <w:bCs/>
       </w:rPr>
@@ -9491,12 +9902,14 @@
     </w:tblStylePr>
     <w:tblStylePr w:type="firstCol">
       <w:rPr>
+        <w:rFonts w:eastAsia="黑体"/>
         <w:b/>
         <w:bCs/>
       </w:rPr>
     </w:tblStylePr>
     <w:tblStylePr w:type="lastCol">
       <w:rPr>
+        <w:rFonts w:eastAsia="黑体"/>
         <w:b/>
         <w:bCs/>
       </w:rPr>
@@ -9546,12 +9959,14 @@
     </w:tcPr>
     <w:tblStylePr w:type="firstRow">
       <w:rPr>
+        <w:rFonts w:eastAsia="黑体"/>
         <w:b/>
         <w:bCs/>
       </w:rPr>
     </w:tblStylePr>
     <w:tblStylePr w:type="lastRow">
       <w:rPr>
+        <w:rFonts w:eastAsia="黑体"/>
         <w:b/>
         <w:bCs/>
       </w:rPr>
@@ -9564,12 +9979,14 @@
     </w:tblStylePr>
     <w:tblStylePr w:type="firstCol">
       <w:rPr>
+        <w:rFonts w:eastAsia="黑体"/>
         <w:b/>
         <w:bCs/>
       </w:rPr>
     </w:tblStylePr>
     <w:tblStylePr w:type="lastCol">
       <w:rPr>
+        <w:rFonts w:eastAsia="黑体"/>
         <w:b/>
         <w:bCs/>
       </w:rPr>
@@ -9619,12 +10036,14 @@
     </w:tcPr>
     <w:tblStylePr w:type="firstRow">
       <w:rPr>
+        <w:rFonts w:eastAsia="黑体"/>
         <w:b/>
         <w:bCs/>
       </w:rPr>
     </w:tblStylePr>
     <w:tblStylePr w:type="lastRow">
       <w:rPr>
+        <w:rFonts w:eastAsia="黑体"/>
         <w:b/>
         <w:bCs/>
       </w:rPr>
@@ -9637,12 +10056,14 @@
     </w:tblStylePr>
     <w:tblStylePr w:type="firstCol">
       <w:rPr>
+        <w:rFonts w:eastAsia="黑体"/>
         <w:b/>
         <w:bCs/>
       </w:rPr>
     </w:tblStylePr>
     <w:tblStylePr w:type="lastCol">
       <w:rPr>
+        <w:rFonts w:eastAsia="黑体"/>
         <w:b/>
         <w:bCs/>
       </w:rPr>
@@ -9692,12 +10113,14 @@
     </w:tcPr>
     <w:tblStylePr w:type="firstRow">
       <w:rPr>
+        <w:rFonts w:eastAsia="黑体"/>
         <w:b/>
         <w:bCs/>
       </w:rPr>
     </w:tblStylePr>
     <w:tblStylePr w:type="lastRow">
       <w:rPr>
+        <w:rFonts w:eastAsia="黑体"/>
         <w:b/>
         <w:bCs/>
       </w:rPr>
@@ -9710,12 +10133,14 @@
     </w:tblStylePr>
     <w:tblStylePr w:type="firstCol">
       <w:rPr>
+        <w:rFonts w:eastAsia="黑体"/>
         <w:b/>
         <w:bCs/>
       </w:rPr>
     </w:tblStylePr>
     <w:tblStylePr w:type="lastCol">
       <w:rPr>
+        <w:rFonts w:eastAsia="黑体"/>
         <w:b/>
         <w:bCs/>
       </w:rPr>
@@ -9765,12 +10190,14 @@
     </w:tcPr>
     <w:tblStylePr w:type="firstRow">
       <w:rPr>
+        <w:rFonts w:eastAsia="黑体"/>
         <w:b/>
         <w:bCs/>
       </w:rPr>
     </w:tblStylePr>
     <w:tblStylePr w:type="lastRow">
       <w:rPr>
+        <w:rFonts w:eastAsia="黑体"/>
         <w:b/>
         <w:bCs/>
       </w:rPr>
@@ -9783,12 +10210,14 @@
     </w:tblStylePr>
     <w:tblStylePr w:type="firstCol">
       <w:rPr>
+        <w:rFonts w:eastAsia="黑体"/>
         <w:b/>
         <w:bCs/>
       </w:rPr>
     </w:tblStylePr>
     <w:tblStylePr w:type="lastCol">
       <w:rPr>
+        <w:rFonts w:eastAsia="黑体"/>
         <w:b/>
         <w:bCs/>
       </w:rPr>
@@ -9815,7 +10244,7 @@
       <w:spacing w:after="0" w:line="240" w:lineRule="auto"/>
     </w:pPr>
     <w:rPr>
-      <w:rFonts w:asciiTheme="majorHAnsi" w:cstheme="majorBidi" w:eastAsiaTheme="majorEastAsia" w:hAnsiTheme="majorHAnsi"/>
+      <w:rFonts w:asciiTheme="majorHAnsi" w:cstheme="majorBidi" w:hAnsiTheme="majorHAnsi" w:eastAsia="黑体"/>
       <w:color w:themeColor="text1" w:val="000000"/>
     </w:rPr>
     <w:tblPr>
@@ -9842,6 +10271,7 @@
     </w:tcPr>
     <w:tblStylePr w:type="firstRow">
       <w:rPr>
+        <w:rFonts w:eastAsia="黑体"/>
         <w:b/>
         <w:bCs/>
         <w:color w:themeColor="text1" w:val="000000"/>
@@ -9853,6 +10283,7 @@
     </w:tblStylePr>
     <w:tblStylePr w:type="lastRow">
       <w:rPr>
+        <w:rFonts w:eastAsia="黑体"/>
         <w:b/>
         <w:bCs/>
         <w:color w:themeColor="text1" w:val="000000"/>
@@ -9872,6 +10303,7 @@
     </w:tblStylePr>
     <w:tblStylePr w:type="firstCol">
       <w:rPr>
+        <w:rFonts w:eastAsia="黑体"/>
         <w:b/>
         <w:bCs/>
         <w:color w:themeColor="text1" w:val="000000"/>
@@ -9891,6 +10323,7 @@
     </w:tblStylePr>
     <w:tblStylePr w:type="lastCol">
       <w:rPr>
+        <w:rFonts w:eastAsia="黑体"/>
         <w:b w:val="0"/>
         <w:bCs w:val="0"/>
         <w:color w:themeColor="text1" w:val="000000"/>
@@ -9940,7 +10373,7 @@
       <w:spacing w:after="0" w:line="240" w:lineRule="auto"/>
     </w:pPr>
     <w:rPr>
-      <w:rFonts w:asciiTheme="majorHAnsi" w:cstheme="majorBidi" w:eastAsiaTheme="majorEastAsia" w:hAnsiTheme="majorHAnsi"/>
+      <w:rFonts w:asciiTheme="majorHAnsi" w:cstheme="majorBidi" w:hAnsiTheme="majorHAnsi" w:eastAsia="黑体"/>
       <w:color w:themeColor="text1" w:val="000000"/>
     </w:rPr>
     <w:tblPr>
@@ -9967,6 +10400,7 @@
     </w:tcPr>
     <w:tblStylePr w:type="firstRow">
       <w:rPr>
+        <w:rFonts w:eastAsia="黑体"/>
         <w:b/>
         <w:bCs/>
         <w:color w:themeColor="text1" w:val="000000"/>
@@ -9978,6 +10412,7 @@
     </w:tblStylePr>
     <w:tblStylePr w:type="lastRow">
       <w:rPr>
+        <w:rFonts w:eastAsia="黑体"/>
         <w:b/>
         <w:bCs/>
         <w:color w:themeColor="text1" w:val="000000"/>
@@ -9997,6 +10432,7 @@
     </w:tblStylePr>
     <w:tblStylePr w:type="firstCol">
       <w:rPr>
+        <w:rFonts w:eastAsia="黑体"/>
         <w:b/>
         <w:bCs/>
         <w:color w:themeColor="text1" w:val="000000"/>
@@ -10016,6 +10452,7 @@
     </w:tblStylePr>
     <w:tblStylePr w:type="lastCol">
       <w:rPr>
+        <w:rFonts w:eastAsia="黑体"/>
         <w:b w:val="0"/>
         <w:bCs w:val="0"/>
         <w:color w:themeColor="text1" w:val="000000"/>
@@ -10065,7 +10502,7 @@
       <w:spacing w:after="0" w:line="240" w:lineRule="auto"/>
     </w:pPr>
     <w:rPr>
-      <w:rFonts w:asciiTheme="majorHAnsi" w:cstheme="majorBidi" w:eastAsiaTheme="majorEastAsia" w:hAnsiTheme="majorHAnsi"/>
+      <w:rFonts w:asciiTheme="majorHAnsi" w:cstheme="majorBidi" w:hAnsiTheme="majorHAnsi" w:eastAsia="黑体"/>
       <w:color w:themeColor="text1" w:val="000000"/>
     </w:rPr>
     <w:tblPr>
@@ -10092,6 +10529,7 @@
     </w:tcPr>
     <w:tblStylePr w:type="firstRow">
       <w:rPr>
+        <w:rFonts w:eastAsia="黑体"/>
         <w:b/>
         <w:bCs/>
         <w:color w:themeColor="text1" w:val="000000"/>
@@ -10103,6 +10541,7 @@
     </w:tblStylePr>
     <w:tblStylePr w:type="lastRow">
       <w:rPr>
+        <w:rFonts w:eastAsia="黑体"/>
         <w:b/>
         <w:bCs/>
         <w:color w:themeColor="text1" w:val="000000"/>
@@ -10122,6 +10561,7 @@
     </w:tblStylePr>
     <w:tblStylePr w:type="firstCol">
       <w:rPr>
+        <w:rFonts w:eastAsia="黑体"/>
         <w:b/>
         <w:bCs/>
         <w:color w:themeColor="text1" w:val="000000"/>
@@ -10141,6 +10581,7 @@
     </w:tblStylePr>
     <w:tblStylePr w:type="lastCol">
       <w:rPr>
+        <w:rFonts w:eastAsia="黑体"/>
         <w:b w:val="0"/>
         <w:bCs w:val="0"/>
         <w:color w:themeColor="text1" w:val="000000"/>
@@ -10190,7 +10631,7 @@
       <w:spacing w:after="0" w:line="240" w:lineRule="auto"/>
     </w:pPr>
     <w:rPr>
-      <w:rFonts w:asciiTheme="majorHAnsi" w:cstheme="majorBidi" w:eastAsiaTheme="majorEastAsia" w:hAnsiTheme="majorHAnsi"/>
+      <w:rFonts w:asciiTheme="majorHAnsi" w:cstheme="majorBidi" w:hAnsiTheme="majorHAnsi" w:eastAsia="黑体"/>
       <w:color w:themeColor="text1" w:val="000000"/>
     </w:rPr>
     <w:tblPr>
@@ -10217,6 +10658,7 @@
     </w:tcPr>
     <w:tblStylePr w:type="firstRow">
       <w:rPr>
+        <w:rFonts w:eastAsia="黑体"/>
         <w:b/>
         <w:bCs/>
         <w:color w:themeColor="text1" w:val="000000"/>
@@ -10228,6 +10670,7 @@
     </w:tblStylePr>
     <w:tblStylePr w:type="lastRow">
       <w:rPr>
+        <w:rFonts w:eastAsia="黑体"/>
         <w:b/>
         <w:bCs/>
         <w:color w:themeColor="text1" w:val="000000"/>
@@ -10247,6 +10690,7 @@
     </w:tblStylePr>
     <w:tblStylePr w:type="firstCol">
       <w:rPr>
+        <w:rFonts w:eastAsia="黑体"/>
         <w:b/>
         <w:bCs/>
         <w:color w:themeColor="text1" w:val="000000"/>
@@ -10266,6 +10710,7 @@
     </w:tblStylePr>
     <w:tblStylePr w:type="lastCol">
       <w:rPr>
+        <w:rFonts w:eastAsia="黑体"/>
         <w:b w:val="0"/>
         <w:bCs w:val="0"/>
         <w:color w:themeColor="text1" w:val="000000"/>
@@ -10315,7 +10760,7 @@
       <w:spacing w:after="0" w:line="240" w:lineRule="auto"/>
     </w:pPr>
     <w:rPr>
-      <w:rFonts w:asciiTheme="majorHAnsi" w:cstheme="majorBidi" w:eastAsiaTheme="majorEastAsia" w:hAnsiTheme="majorHAnsi"/>
+      <w:rFonts w:asciiTheme="majorHAnsi" w:cstheme="majorBidi" w:hAnsiTheme="majorHAnsi" w:eastAsia="黑体"/>
       <w:color w:themeColor="text1" w:val="000000"/>
     </w:rPr>
     <w:tblPr>
@@ -10342,6 +10787,7 @@
     </w:tcPr>
     <w:tblStylePr w:type="firstRow">
       <w:rPr>
+        <w:rFonts w:eastAsia="黑体"/>
         <w:b/>
         <w:bCs/>
         <w:color w:themeColor="text1" w:val="000000"/>
@@ -10353,6 +10799,7 @@
     </w:tblStylePr>
     <w:tblStylePr w:type="lastRow">
       <w:rPr>
+        <w:rFonts w:eastAsia="黑体"/>
         <w:b/>
         <w:bCs/>
         <w:color w:themeColor="text1" w:val="000000"/>
@@ -10372,6 +10819,7 @@
     </w:tblStylePr>
     <w:tblStylePr w:type="firstCol">
       <w:rPr>
+        <w:rFonts w:eastAsia="黑体"/>
         <w:b/>
         <w:bCs/>
         <w:color w:themeColor="text1" w:val="000000"/>
@@ -10391,6 +10839,7 @@
     </w:tblStylePr>
     <w:tblStylePr w:type="lastCol">
       <w:rPr>
+        <w:rFonts w:eastAsia="黑体"/>
         <w:b w:val="0"/>
         <w:bCs w:val="0"/>
         <w:color w:themeColor="text1" w:val="000000"/>
@@ -10440,7 +10889,7 @@
       <w:spacing w:after="0" w:line="240" w:lineRule="auto"/>
     </w:pPr>
     <w:rPr>
-      <w:rFonts w:asciiTheme="majorHAnsi" w:cstheme="majorBidi" w:eastAsiaTheme="majorEastAsia" w:hAnsiTheme="majorHAnsi"/>
+      <w:rFonts w:asciiTheme="majorHAnsi" w:cstheme="majorBidi" w:hAnsiTheme="majorHAnsi" w:eastAsia="黑体"/>
       <w:color w:themeColor="text1" w:val="000000"/>
     </w:rPr>
     <w:tblPr>
@@ -10467,6 +10916,7 @@
     </w:tcPr>
     <w:tblStylePr w:type="firstRow">
       <w:rPr>
+        <w:rFonts w:eastAsia="黑体"/>
         <w:b/>
         <w:bCs/>
         <w:color w:themeColor="text1" w:val="000000"/>
@@ -10478,6 +10928,7 @@
     </w:tblStylePr>
     <w:tblStylePr w:type="lastRow">
       <w:rPr>
+        <w:rFonts w:eastAsia="黑体"/>
         <w:b/>
         <w:bCs/>
         <w:color w:themeColor="text1" w:val="000000"/>
@@ -10497,6 +10948,7 @@
     </w:tblStylePr>
     <w:tblStylePr w:type="firstCol">
       <w:rPr>
+        <w:rFonts w:eastAsia="黑体"/>
         <w:b/>
         <w:bCs/>
         <w:color w:themeColor="text1" w:val="000000"/>
@@ -10516,6 +10968,7 @@
     </w:tblStylePr>
     <w:tblStylePr w:type="lastCol">
       <w:rPr>
+        <w:rFonts w:eastAsia="黑体"/>
         <w:b w:val="0"/>
         <w:bCs w:val="0"/>
         <w:color w:themeColor="text1" w:val="000000"/>
@@ -10565,7 +11018,7 @@
       <w:spacing w:after="0" w:line="240" w:lineRule="auto"/>
     </w:pPr>
     <w:rPr>
-      <w:rFonts w:asciiTheme="majorHAnsi" w:cstheme="majorBidi" w:eastAsiaTheme="majorEastAsia" w:hAnsiTheme="majorHAnsi"/>
+      <w:rFonts w:asciiTheme="majorHAnsi" w:cstheme="majorBidi" w:hAnsiTheme="majorHAnsi" w:eastAsia="黑体"/>
       <w:color w:themeColor="text1" w:val="000000"/>
     </w:rPr>
     <w:tblPr>
@@ -10592,6 +11045,7 @@
     </w:tcPr>
     <w:tblStylePr w:type="firstRow">
       <w:rPr>
+        <w:rFonts w:eastAsia="黑体"/>
         <w:b/>
         <w:bCs/>
         <w:color w:themeColor="text1" w:val="000000"/>
@@ -10603,6 +11057,7 @@
     </w:tblStylePr>
     <w:tblStylePr w:type="lastRow">
       <w:rPr>
+        <w:rFonts w:eastAsia="黑体"/>
         <w:b/>
         <w:bCs/>
         <w:color w:themeColor="text1" w:val="000000"/>
@@ -10622,6 +11077,7 @@
     </w:tblStylePr>
     <w:tblStylePr w:type="firstCol">
       <w:rPr>
+        <w:rFonts w:eastAsia="黑体"/>
         <w:b/>
         <w:bCs/>
         <w:color w:themeColor="text1" w:val="000000"/>
@@ -10641,6 +11097,7 @@
     </w:tblStylePr>
     <w:tblStylePr w:type="lastCol">
       <w:rPr>
+        <w:rFonts w:eastAsia="黑体"/>
         <w:b w:val="0"/>
         <w:bCs w:val="0"/>
         <w:color w:themeColor="text1" w:val="000000"/>
@@ -10713,6 +11170,7 @@
     </w:tcPr>
     <w:tblStylePr w:type="firstRow">
       <w:rPr>
+        <w:rFonts w:eastAsia="黑体"/>
         <w:b/>
         <w:bCs/>
         <w:i w:val="0"/>
@@ -10734,6 +11192,7 @@
     </w:tblStylePr>
     <w:tblStylePr w:type="lastRow">
       <w:rPr>
+        <w:rFonts w:eastAsia="黑体"/>
         <w:b/>
         <w:bCs/>
         <w:i w:val="0"/>
@@ -10755,6 +11214,7 @@
     </w:tblStylePr>
     <w:tblStylePr w:type="firstCol">
       <w:rPr>
+        <w:rFonts w:eastAsia="黑体"/>
         <w:b/>
         <w:bCs/>
         <w:i w:val="0"/>
@@ -10774,6 +11234,7 @@
     </w:tblStylePr>
     <w:tblStylePr w:type="lastCol">
       <w:rPr>
+        <w:rFonts w:eastAsia="黑体"/>
         <w:b/>
         <w:bCs/>
         <w:i w:val="0"/>
@@ -10854,6 +11315,7 @@
     </w:tcPr>
     <w:tblStylePr w:type="firstRow">
       <w:rPr>
+        <w:rFonts w:eastAsia="黑体"/>
         <w:b/>
         <w:bCs/>
         <w:i w:val="0"/>
@@ -10875,6 +11337,7 @@
     </w:tblStylePr>
     <w:tblStylePr w:type="lastRow">
       <w:rPr>
+        <w:rFonts w:eastAsia="黑体"/>
         <w:b/>
         <w:bCs/>
         <w:i w:val="0"/>
@@ -10896,6 +11359,7 @@
     </w:tblStylePr>
     <w:tblStylePr w:type="firstCol">
       <w:rPr>
+        <w:rFonts w:eastAsia="黑体"/>
         <w:b/>
         <w:bCs/>
         <w:i w:val="0"/>
@@ -10915,6 +11379,7 @@
     </w:tblStylePr>
     <w:tblStylePr w:type="lastCol">
       <w:rPr>
+        <w:rFonts w:eastAsia="黑体"/>
         <w:b/>
         <w:bCs/>
         <w:i w:val="0"/>
@@ -10995,6 +11460,7 @@
     </w:tcPr>
     <w:tblStylePr w:type="firstRow">
       <w:rPr>
+        <w:rFonts w:eastAsia="黑体"/>
         <w:b/>
         <w:bCs/>
         <w:i w:val="0"/>
@@ -11016,6 +11482,7 @@
     </w:tblStylePr>
     <w:tblStylePr w:type="lastRow">
       <w:rPr>
+        <w:rFonts w:eastAsia="黑体"/>
         <w:b/>
         <w:bCs/>
         <w:i w:val="0"/>
@@ -11037,6 +11504,7 @@
     </w:tblStylePr>
     <w:tblStylePr w:type="firstCol">
       <w:rPr>
+        <w:rFonts w:eastAsia="黑体"/>
         <w:b/>
         <w:bCs/>
         <w:i w:val="0"/>
@@ -11056,6 +11524,7 @@
     </w:tblStylePr>
     <w:tblStylePr w:type="lastCol">
       <w:rPr>
+        <w:rFonts w:eastAsia="黑体"/>
         <w:b/>
         <w:bCs/>
         <w:i w:val="0"/>
@@ -11136,6 +11605,7 @@
     </w:tcPr>
     <w:tblStylePr w:type="firstRow">
       <w:rPr>
+        <w:rFonts w:eastAsia="黑体"/>
         <w:b/>
         <w:bCs/>
         <w:i w:val="0"/>
@@ -11157,6 +11627,7 @@
     </w:tblStylePr>
     <w:tblStylePr w:type="lastRow">
       <w:rPr>
+        <w:rFonts w:eastAsia="黑体"/>
         <w:b/>
         <w:bCs/>
         <w:i w:val="0"/>
@@ -11178,6 +11649,7 @@
     </w:tblStylePr>
     <w:tblStylePr w:type="firstCol">
       <w:rPr>
+        <w:rFonts w:eastAsia="黑体"/>
         <w:b/>
         <w:bCs/>
         <w:i w:val="0"/>
@@ -11197,6 +11669,7 @@
     </w:tblStylePr>
     <w:tblStylePr w:type="lastCol">
       <w:rPr>
+        <w:rFonts w:eastAsia="黑体"/>
         <w:b/>
         <w:bCs/>
         <w:i w:val="0"/>
@@ -11277,6 +11750,7 @@
     </w:tcPr>
     <w:tblStylePr w:type="firstRow">
       <w:rPr>
+        <w:rFonts w:eastAsia="黑体"/>
         <w:b/>
         <w:bCs/>
         <w:i w:val="0"/>
@@ -11298,6 +11772,7 @@
     </w:tblStylePr>
     <w:tblStylePr w:type="lastRow">
       <w:rPr>
+        <w:rFonts w:eastAsia="黑体"/>
         <w:b/>
         <w:bCs/>
         <w:i w:val="0"/>
@@ -11319,6 +11794,7 @@
     </w:tblStylePr>
     <w:tblStylePr w:type="firstCol">
       <w:rPr>
+        <w:rFonts w:eastAsia="黑体"/>
         <w:b/>
         <w:bCs/>
         <w:i w:val="0"/>
@@ -11338,6 +11814,7 @@
     </w:tblStylePr>
     <w:tblStylePr w:type="lastCol">
       <w:rPr>
+        <w:rFonts w:eastAsia="黑体"/>
         <w:b/>
         <w:bCs/>
         <w:i w:val="0"/>
@@ -11418,6 +11895,7 @@
     </w:tcPr>
     <w:tblStylePr w:type="firstRow">
       <w:rPr>
+        <w:rFonts w:eastAsia="黑体"/>
         <w:b/>
         <w:bCs/>
         <w:i w:val="0"/>
@@ -11439,6 +11917,7 @@
     </w:tblStylePr>
     <w:tblStylePr w:type="lastRow">
       <w:rPr>
+        <w:rFonts w:eastAsia="黑体"/>
         <w:b/>
         <w:bCs/>
         <w:i w:val="0"/>
@@ -11460,6 +11939,7 @@
     </w:tblStylePr>
     <w:tblStylePr w:type="firstCol">
       <w:rPr>
+        <w:rFonts w:eastAsia="黑体"/>
         <w:b/>
         <w:bCs/>
         <w:i w:val="0"/>
@@ -11479,6 +11959,7 @@
     </w:tblStylePr>
     <w:tblStylePr w:type="lastCol">
       <w:rPr>
+        <w:rFonts w:eastAsia="黑体"/>
         <w:b/>
         <w:bCs/>
         <w:i w:val="0"/>
@@ -11559,6 +12040,7 @@
     </w:tcPr>
     <w:tblStylePr w:type="firstRow">
       <w:rPr>
+        <w:rFonts w:eastAsia="黑体"/>
         <w:b/>
         <w:bCs/>
         <w:i w:val="0"/>
@@ -11580,6 +12062,7 @@
     </w:tblStylePr>
     <w:tblStylePr w:type="lastRow">
       <w:rPr>
+        <w:rFonts w:eastAsia="黑体"/>
         <w:b/>
         <w:bCs/>
         <w:i w:val="0"/>
@@ -11601,6 +12084,7 @@
     </w:tblStylePr>
     <w:tblStylePr w:type="firstCol">
       <w:rPr>
+        <w:rFonts w:eastAsia="黑体"/>
         <w:b/>
         <w:bCs/>
         <w:i w:val="0"/>
@@ -11620,6 +12104,7 @@
     </w:tblStylePr>
     <w:tblStylePr w:type="lastCol">
       <w:rPr>
+        <w:rFonts w:eastAsia="黑体"/>
         <w:b/>
         <w:bCs/>
         <w:i w:val="0"/>
@@ -11677,6 +12162,7 @@
       <w:spacing w:after="0" w:line="240" w:lineRule="auto"/>
     </w:pPr>
     <w:rPr>
+      <w:rFonts w:eastAsia="黑体"/>
       <w:color w:themeColor="background1" w:val="FFFFFF"/>
     </w:rPr>
     <w:tblPr>
@@ -11695,6 +12181,7 @@
     </w:tcPr>
     <w:tblStylePr w:type="firstRow">
       <w:rPr>
+        <w:rFonts w:eastAsia="黑体"/>
         <w:b/>
         <w:bCs/>
       </w:rPr>
@@ -11791,6 +12278,7 @@
       <w:spacing w:after="0" w:line="240" w:lineRule="auto"/>
     </w:pPr>
     <w:rPr>
+      <w:rFonts w:eastAsia="黑体"/>
       <w:color w:themeColor="background1" w:val="FFFFFF"/>
     </w:rPr>
     <w:tblPr>
@@ -11809,6 +12297,7 @@
     </w:tcPr>
     <w:tblStylePr w:type="firstRow">
       <w:rPr>
+        <w:rFonts w:eastAsia="黑体"/>
         <w:b/>
         <w:bCs/>
       </w:rPr>
@@ -11905,6 +12394,7 @@
       <w:spacing w:after="0" w:line="240" w:lineRule="auto"/>
     </w:pPr>
     <w:rPr>
+      <w:rFonts w:eastAsia="黑体"/>
       <w:color w:themeColor="background1" w:val="FFFFFF"/>
     </w:rPr>
     <w:tblPr>
@@ -11923,6 +12413,7 @@
     </w:tcPr>
     <w:tblStylePr w:type="firstRow">
       <w:rPr>
+        <w:rFonts w:eastAsia="黑体"/>
         <w:b/>
         <w:bCs/>
       </w:rPr>
@@ -12019,6 +12510,7 @@
       <w:spacing w:after="0" w:line="240" w:lineRule="auto"/>
     </w:pPr>
     <w:rPr>
+      <w:rFonts w:eastAsia="黑体"/>
       <w:color w:themeColor="background1" w:val="FFFFFF"/>
     </w:rPr>
     <w:tblPr>
@@ -12037,6 +12529,7 @@
     </w:tcPr>
     <w:tblStylePr w:type="firstRow">
       <w:rPr>
+        <w:rFonts w:eastAsia="黑体"/>
         <w:b/>
         <w:bCs/>
       </w:rPr>
@@ -12133,6 +12626,7 @@
       <w:spacing w:after="0" w:line="240" w:lineRule="auto"/>
     </w:pPr>
     <w:rPr>
+      <w:rFonts w:eastAsia="黑体"/>
       <w:color w:themeColor="background1" w:val="FFFFFF"/>
     </w:rPr>
     <w:tblPr>
@@ -12151,6 +12645,7 @@
     </w:tcPr>
     <w:tblStylePr w:type="firstRow">
       <w:rPr>
+        <w:rFonts w:eastAsia="黑体"/>
         <w:b/>
         <w:bCs/>
       </w:rPr>
@@ -12247,6 +12742,7 @@
       <w:spacing w:after="0" w:line="240" w:lineRule="auto"/>
     </w:pPr>
     <w:rPr>
+      <w:rFonts w:eastAsia="黑体"/>
       <w:color w:themeColor="background1" w:val="FFFFFF"/>
     </w:rPr>
     <w:tblPr>
@@ -12265,6 +12761,7 @@
     </w:tcPr>
     <w:tblStylePr w:type="firstRow">
       <w:rPr>
+        <w:rFonts w:eastAsia="黑体"/>
         <w:b/>
         <w:bCs/>
       </w:rPr>
@@ -12361,6 +12858,7 @@
       <w:spacing w:after="0" w:line="240" w:lineRule="auto"/>
     </w:pPr>
     <w:rPr>
+      <w:rFonts w:eastAsia="黑体"/>
       <w:color w:themeColor="background1" w:val="FFFFFF"/>
     </w:rPr>
     <w:tblPr>
@@ -12379,6 +12877,7 @@
     </w:tcPr>
     <w:tblStylePr w:type="firstRow">
       <w:rPr>
+        <w:rFonts w:eastAsia="黑体"/>
         <w:b/>
         <w:bCs/>
       </w:rPr>
@@ -12475,6 +12974,7 @@
       <w:spacing w:after="0" w:line="240" w:lineRule="auto"/>
     </w:pPr>
     <w:rPr>
+      <w:rFonts w:eastAsia="黑体"/>
       <w:color w:themeColor="text1" w:val="000000"/>
     </w:rPr>
     <w:tblPr>
@@ -12501,6 +13001,7 @@
     </w:tcPr>
     <w:tblStylePr w:type="firstRow">
       <w:rPr>
+        <w:rFonts w:eastAsia="黑体"/>
         <w:b/>
         <w:bCs/>
       </w:rPr>
@@ -12519,6 +13020,7 @@
     </w:tblStylePr>
     <w:tblStylePr w:type="lastRow">
       <w:rPr>
+        <w:rFonts w:eastAsia="黑体"/>
         <w:b/>
         <w:bCs/>
         <w:color w:themeColor="background1" w:val="FFFFFF"/>
@@ -12533,6 +13035,7 @@
     </w:tblStylePr>
     <w:tblStylePr w:type="firstCol">
       <w:rPr>
+        <w:rFonts w:eastAsia="黑体"/>
         <w:color w:themeColor="background1" w:val="FFFFFF"/>
       </w:rPr>
       <w:tblPr/>
@@ -12550,6 +13053,7 @@
     </w:tblStylePr>
     <w:tblStylePr w:type="lastCol">
       <w:rPr>
+        <w:rFonts w:eastAsia="黑体"/>
         <w:color w:themeColor="background1" w:val="FFFFFF"/>
       </w:rPr>
       <w:tblPr/>
@@ -12579,11 +13083,13 @@
     </w:tblStylePr>
     <w:tblStylePr w:type="neCell">
       <w:rPr>
+        <w:rFonts w:eastAsia="黑体"/>
         <w:color w:themeColor="text1" w:val="000000"/>
       </w:rPr>
     </w:tblStylePr>
     <w:tblStylePr w:type="nwCell">
       <w:rPr>
+        <w:rFonts w:eastAsia="黑体"/>
         <w:color w:themeColor="text1" w:val="000000"/>
       </w:rPr>
     </w:tblStylePr>
@@ -12597,6 +13103,7 @@
       <w:spacing w:after="0" w:line="240" w:lineRule="auto"/>
     </w:pPr>
     <w:rPr>
+      <w:rFonts w:eastAsia="黑体"/>
       <w:color w:themeColor="text1" w:val="000000"/>
     </w:rPr>
     <w:tblPr>
@@ -12623,6 +13130,7 @@
     </w:tcPr>
     <w:tblStylePr w:type="firstRow">
       <w:rPr>
+        <w:rFonts w:eastAsia="黑体"/>
         <w:b/>
         <w:bCs/>
       </w:rPr>
@@ -12641,6 +13149,7 @@
     </w:tblStylePr>
     <w:tblStylePr w:type="lastRow">
       <w:rPr>
+        <w:rFonts w:eastAsia="黑体"/>
         <w:b/>
         <w:bCs/>
         <w:color w:themeColor="background1" w:val="FFFFFF"/>
@@ -12655,6 +13164,7 @@
     </w:tblStylePr>
     <w:tblStylePr w:type="firstCol">
       <w:rPr>
+        <w:rFonts w:eastAsia="黑体"/>
         <w:color w:themeColor="background1" w:val="FFFFFF"/>
       </w:rPr>
       <w:tblPr/>
@@ -12672,6 +13182,7 @@
     </w:tblStylePr>
     <w:tblStylePr w:type="lastCol">
       <w:rPr>
+        <w:rFonts w:eastAsia="黑体"/>
         <w:color w:themeColor="background1" w:val="FFFFFF"/>
       </w:rPr>
       <w:tblPr/>
@@ -12701,11 +13212,13 @@
     </w:tblStylePr>
     <w:tblStylePr w:type="neCell">
       <w:rPr>
+        <w:rFonts w:eastAsia="黑体"/>
         <w:color w:themeColor="text1" w:val="000000"/>
       </w:rPr>
     </w:tblStylePr>
     <w:tblStylePr w:type="nwCell">
       <w:rPr>
+        <w:rFonts w:eastAsia="黑体"/>
         <w:color w:themeColor="text1" w:val="000000"/>
       </w:rPr>
     </w:tblStylePr>
@@ -12719,6 +13232,7 @@
       <w:spacing w:after="0" w:line="240" w:lineRule="auto"/>
     </w:pPr>
     <w:rPr>
+      <w:rFonts w:eastAsia="黑体"/>
       <w:color w:themeColor="text1" w:val="000000"/>
     </w:rPr>
     <w:tblPr>
@@ -12745,6 +13259,7 @@
     </w:tcPr>
     <w:tblStylePr w:type="firstRow">
       <w:rPr>
+        <w:rFonts w:eastAsia="黑体"/>
         <w:b/>
         <w:bCs/>
       </w:rPr>
@@ -12763,6 +13278,7 @@
     </w:tblStylePr>
     <w:tblStylePr w:type="lastRow">
       <w:rPr>
+        <w:rFonts w:eastAsia="黑体"/>
         <w:b/>
         <w:bCs/>
         <w:color w:themeColor="background1" w:val="FFFFFF"/>
@@ -12777,6 +13293,7 @@
     </w:tblStylePr>
     <w:tblStylePr w:type="firstCol">
       <w:rPr>
+        <w:rFonts w:eastAsia="黑体"/>
         <w:color w:themeColor="background1" w:val="FFFFFF"/>
       </w:rPr>
       <w:tblPr/>
@@ -12794,6 +13311,7 @@
     </w:tblStylePr>
     <w:tblStylePr w:type="lastCol">
       <w:rPr>
+        <w:rFonts w:eastAsia="黑体"/>
         <w:color w:themeColor="background1" w:val="FFFFFF"/>
       </w:rPr>
       <w:tblPr/>
@@ -12823,11 +13341,13 @@
     </w:tblStylePr>
     <w:tblStylePr w:type="neCell">
       <w:rPr>
+        <w:rFonts w:eastAsia="黑体"/>
         <w:color w:themeColor="text1" w:val="000000"/>
       </w:rPr>
     </w:tblStylePr>
     <w:tblStylePr w:type="nwCell">
       <w:rPr>
+        <w:rFonts w:eastAsia="黑体"/>
         <w:color w:themeColor="text1" w:val="000000"/>
       </w:rPr>
     </w:tblStylePr>
@@ -12841,6 +13361,7 @@
       <w:spacing w:after="0" w:line="240" w:lineRule="auto"/>
     </w:pPr>
     <w:rPr>
+      <w:rFonts w:eastAsia="黑体"/>
       <w:color w:themeColor="text1" w:val="000000"/>
     </w:rPr>
     <w:tblPr>
@@ -12867,6 +13388,7 @@
     </w:tcPr>
     <w:tblStylePr w:type="firstRow">
       <w:rPr>
+        <w:rFonts w:eastAsia="黑体"/>
         <w:b/>
         <w:bCs/>
       </w:rPr>
@@ -12885,6 +13407,7 @@
     </w:tblStylePr>
     <w:tblStylePr w:type="lastRow">
       <w:rPr>
+        <w:rFonts w:eastAsia="黑体"/>
         <w:b/>
         <w:bCs/>
         <w:color w:themeColor="background1" w:val="FFFFFF"/>
@@ -12899,6 +13422,7 @@
     </w:tblStylePr>
     <w:tblStylePr w:type="firstCol">
       <w:rPr>
+        <w:rFonts w:eastAsia="黑体"/>
         <w:color w:themeColor="background1" w:val="FFFFFF"/>
       </w:rPr>
       <w:tblPr/>
@@ -12916,6 +13440,7 @@
     </w:tblStylePr>
     <w:tblStylePr w:type="lastCol">
       <w:rPr>
+        <w:rFonts w:eastAsia="黑体"/>
         <w:color w:themeColor="background1" w:val="FFFFFF"/>
       </w:rPr>
       <w:tblPr/>
@@ -12953,6 +13478,7 @@
       <w:spacing w:after="0" w:line="240" w:lineRule="auto"/>
     </w:pPr>
     <w:rPr>
+      <w:rFonts w:eastAsia="黑体"/>
       <w:color w:themeColor="text1" w:val="000000"/>
     </w:rPr>
     <w:tblPr>
@@ -12979,6 +13505,7 @@
     </w:tcPr>
     <w:tblStylePr w:type="firstRow">
       <w:rPr>
+        <w:rFonts w:eastAsia="黑体"/>
         <w:b/>
         <w:bCs/>
       </w:rPr>
@@ -12997,6 +13524,7 @@
     </w:tblStylePr>
     <w:tblStylePr w:type="lastRow">
       <w:rPr>
+        <w:rFonts w:eastAsia="黑体"/>
         <w:b/>
         <w:bCs/>
         <w:color w:themeColor="background1" w:val="FFFFFF"/>
@@ -13011,6 +13539,7 @@
     </w:tblStylePr>
     <w:tblStylePr w:type="firstCol">
       <w:rPr>
+        <w:rFonts w:eastAsia="黑体"/>
         <w:color w:themeColor="background1" w:val="FFFFFF"/>
       </w:rPr>
       <w:tblPr/>
@@ -13028,6 +13557,7 @@
     </w:tblStylePr>
     <w:tblStylePr w:type="lastCol">
       <w:rPr>
+        <w:rFonts w:eastAsia="黑体"/>
         <w:color w:themeColor="background1" w:val="FFFFFF"/>
       </w:rPr>
       <w:tblPr/>
@@ -13057,11 +13587,13 @@
     </w:tblStylePr>
     <w:tblStylePr w:type="neCell">
       <w:rPr>
+        <w:rFonts w:eastAsia="黑体"/>
         <w:color w:themeColor="text1" w:val="000000"/>
       </w:rPr>
     </w:tblStylePr>
     <w:tblStylePr w:type="nwCell">
       <w:rPr>
+        <w:rFonts w:eastAsia="黑体"/>
         <w:color w:themeColor="text1" w:val="000000"/>
       </w:rPr>
     </w:tblStylePr>
@@ -13075,6 +13607,7 @@
       <w:spacing w:after="0" w:line="240" w:lineRule="auto"/>
     </w:pPr>
     <w:rPr>
+      <w:rFonts w:eastAsia="黑体"/>
       <w:color w:themeColor="text1" w:val="000000"/>
     </w:rPr>
     <w:tblPr>
@@ -13101,6 +13634,7 @@
     </w:tcPr>
     <w:tblStylePr w:type="firstRow">
       <w:rPr>
+        <w:rFonts w:eastAsia="黑体"/>
         <w:b/>
         <w:bCs/>
       </w:rPr>
@@ -13119,6 +13653,7 @@
     </w:tblStylePr>
     <w:tblStylePr w:type="lastRow">
       <w:rPr>
+        <w:rFonts w:eastAsia="黑体"/>
         <w:b/>
         <w:bCs/>
         <w:color w:themeColor="background1" w:val="FFFFFF"/>
@@ -13133,6 +13668,7 @@
     </w:tblStylePr>
     <w:tblStylePr w:type="firstCol">
       <w:rPr>
+        <w:rFonts w:eastAsia="黑体"/>
         <w:color w:themeColor="background1" w:val="FFFFFF"/>
       </w:rPr>
       <w:tblPr/>
@@ -13150,6 +13686,7 @@
     </w:tblStylePr>
     <w:tblStylePr w:type="lastCol">
       <w:rPr>
+        <w:rFonts w:eastAsia="黑体"/>
         <w:color w:themeColor="background1" w:val="FFFFFF"/>
       </w:rPr>
       <w:tblPr/>
@@ -13179,11 +13716,13 @@
     </w:tblStylePr>
     <w:tblStylePr w:type="neCell">
       <w:rPr>
+        <w:rFonts w:eastAsia="黑体"/>
         <w:color w:themeColor="text1" w:val="000000"/>
       </w:rPr>
     </w:tblStylePr>
     <w:tblStylePr w:type="nwCell">
       <w:rPr>
+        <w:rFonts w:eastAsia="黑体"/>
         <w:color w:themeColor="text1" w:val="000000"/>
       </w:rPr>
     </w:tblStylePr>
@@ -13197,6 +13736,7 @@
       <w:spacing w:after="0" w:line="240" w:lineRule="auto"/>
     </w:pPr>
     <w:rPr>
+      <w:rFonts w:eastAsia="黑体"/>
       <w:color w:themeColor="text1" w:val="000000"/>
     </w:rPr>
     <w:tblPr>
@@ -13223,6 +13763,7 @@
     </w:tcPr>
     <w:tblStylePr w:type="firstRow">
       <w:rPr>
+        <w:rFonts w:eastAsia="黑体"/>
         <w:b/>
         <w:bCs/>
       </w:rPr>
@@ -13241,6 +13782,7 @@
     </w:tblStylePr>
     <w:tblStylePr w:type="lastRow">
       <w:rPr>
+        <w:rFonts w:eastAsia="黑体"/>
         <w:b/>
         <w:bCs/>
         <w:color w:themeColor="background1" w:val="FFFFFF"/>
@@ -13255,6 +13797,7 @@
     </w:tblStylePr>
     <w:tblStylePr w:type="firstCol">
       <w:rPr>
+        <w:rFonts w:eastAsia="黑体"/>
         <w:color w:themeColor="background1" w:val="FFFFFF"/>
       </w:rPr>
       <w:tblPr/>
@@ -13272,6 +13815,7 @@
     </w:tblStylePr>
     <w:tblStylePr w:type="lastCol">
       <w:rPr>
+        <w:rFonts w:eastAsia="黑体"/>
         <w:color w:themeColor="background1" w:val="FFFFFF"/>
       </w:rPr>
       <w:tblPr/>
@@ -13301,11 +13845,13 @@
     </w:tblStylePr>
     <w:tblStylePr w:type="neCell">
       <w:rPr>
+        <w:rFonts w:eastAsia="黑体"/>
         <w:color w:themeColor="text1" w:val="000000"/>
       </w:rPr>
     </w:tblStylePr>
     <w:tblStylePr w:type="nwCell">
       <w:rPr>
+        <w:rFonts w:eastAsia="黑体"/>
         <w:color w:themeColor="text1" w:val="000000"/>
       </w:rPr>
     </w:tblStylePr>
@@ -13319,6 +13865,7 @@
       <w:spacing w:after="0" w:line="240" w:lineRule="auto"/>
     </w:pPr>
     <w:rPr>
+      <w:rFonts w:eastAsia="黑体"/>
       <w:color w:themeColor="text1" w:val="000000"/>
     </w:rPr>
     <w:tblPr>
@@ -13337,6 +13884,7 @@
     </w:tcPr>
     <w:tblStylePr w:type="firstRow">
       <w:rPr>
+        <w:rFonts w:eastAsia="黑体"/>
         <w:b/>
         <w:bCs/>
         <w:color w:themeColor="background1" w:val="FFFFFF"/>
@@ -13351,6 +13899,7 @@
     </w:tblStylePr>
     <w:tblStylePr w:type="lastRow">
       <w:rPr>
+        <w:rFonts w:eastAsia="黑体"/>
         <w:b/>
         <w:bCs/>
         <w:color w:themeColor="accent2" w:themeShade="CC" w:val="9E3A38"/>
@@ -13365,12 +13914,14 @@
     </w:tblStylePr>
     <w:tblStylePr w:type="firstCol">
       <w:rPr>
+        <w:rFonts w:eastAsia="黑体"/>
         <w:b/>
         <w:bCs/>
       </w:rPr>
     </w:tblStylePr>
     <w:tblStylePr w:type="lastCol">
       <w:rPr>
+        <w:rFonts w:eastAsia="黑体"/>
         <w:b/>
         <w:bCs/>
       </w:rPr>
@@ -13405,6 +13956,7 @@
       <w:spacing w:after="0" w:line="240" w:lineRule="auto"/>
     </w:pPr>
     <w:rPr>
+      <w:rFonts w:eastAsia="黑体"/>
       <w:color w:themeColor="text1" w:val="000000"/>
     </w:rPr>
     <w:tblPr>
@@ -13423,6 +13975,7 @@
     </w:tcPr>
     <w:tblStylePr w:type="firstRow">
       <w:rPr>
+        <w:rFonts w:eastAsia="黑体"/>
         <w:b/>
         <w:bCs/>
         <w:color w:themeColor="background1" w:val="FFFFFF"/>
@@ -13437,6 +13990,7 @@
     </w:tblStylePr>
     <w:tblStylePr w:type="lastRow">
       <w:rPr>
+        <w:rFonts w:eastAsia="黑体"/>
         <w:b/>
         <w:bCs/>
         <w:color w:themeColor="accent2" w:themeShade="CC" w:val="9E3A38"/>
@@ -13451,12 +14005,14 @@
     </w:tblStylePr>
     <w:tblStylePr w:type="firstCol">
       <w:rPr>
+        <w:rFonts w:eastAsia="黑体"/>
         <w:b/>
         <w:bCs/>
       </w:rPr>
     </w:tblStylePr>
     <w:tblStylePr w:type="lastCol">
       <w:rPr>
+        <w:rFonts w:eastAsia="黑体"/>
         <w:b/>
         <w:bCs/>
       </w:rPr>
@@ -13491,6 +14047,7 @@
       <w:spacing w:after="0" w:line="240" w:lineRule="auto"/>
     </w:pPr>
     <w:rPr>
+      <w:rFonts w:eastAsia="黑体"/>
       <w:color w:themeColor="text1" w:val="000000"/>
     </w:rPr>
     <w:tblPr>
@@ -13509,6 +14066,7 @@
     </w:tcPr>
     <w:tblStylePr w:type="firstRow">
       <w:rPr>
+        <w:rFonts w:eastAsia="黑体"/>
         <w:b/>
         <w:bCs/>
         <w:color w:themeColor="background1" w:val="FFFFFF"/>
@@ -13523,6 +14081,7 @@
     </w:tblStylePr>
     <w:tblStylePr w:type="lastRow">
       <w:rPr>
+        <w:rFonts w:eastAsia="黑体"/>
         <w:b/>
         <w:bCs/>
         <w:color w:themeColor="accent2" w:themeShade="CC" w:val="9E3A38"/>
@@ -13537,12 +14096,14 @@
     </w:tblStylePr>
     <w:tblStylePr w:type="firstCol">
       <w:rPr>
+        <w:rFonts w:eastAsia="黑体"/>
         <w:b/>
         <w:bCs/>
       </w:rPr>
     </w:tblStylePr>
     <w:tblStylePr w:type="lastCol">
       <w:rPr>
+        <w:rFonts w:eastAsia="黑体"/>
         <w:b/>
         <w:bCs/>
       </w:rPr>
@@ -13577,6 +14138,7 @@
       <w:spacing w:after="0" w:line="240" w:lineRule="auto"/>
     </w:pPr>
     <w:rPr>
+      <w:rFonts w:eastAsia="黑体"/>
       <w:color w:themeColor="text1" w:val="000000"/>
     </w:rPr>
     <w:tblPr>
@@ -13595,6 +14157,7 @@
     </w:tcPr>
     <w:tblStylePr w:type="firstRow">
       <w:rPr>
+        <w:rFonts w:eastAsia="黑体"/>
         <w:b/>
         <w:bCs/>
         <w:color w:themeColor="background1" w:val="FFFFFF"/>
@@ -13609,6 +14172,7 @@
     </w:tblStylePr>
     <w:tblStylePr w:type="lastRow">
       <w:rPr>
+        <w:rFonts w:eastAsia="黑体"/>
         <w:b/>
         <w:bCs/>
         <w:color w:themeColor="accent4" w:themeShade="CC" w:val="664E82"/>
@@ -13623,12 +14187,14 @@
     </w:tblStylePr>
     <w:tblStylePr w:type="firstCol">
       <w:rPr>
+        <w:rFonts w:eastAsia="黑体"/>
         <w:b/>
         <w:bCs/>
       </w:rPr>
     </w:tblStylePr>
     <w:tblStylePr w:type="lastCol">
       <w:rPr>
+        <w:rFonts w:eastAsia="黑体"/>
         <w:b/>
         <w:bCs/>
       </w:rPr>
@@ -13663,6 +14229,7 @@
       <w:spacing w:after="0" w:line="240" w:lineRule="auto"/>
     </w:pPr>
     <w:rPr>
+      <w:rFonts w:eastAsia="黑体"/>
       <w:color w:themeColor="text1" w:val="000000"/>
     </w:rPr>
     <w:tblPr>
@@ -13681,6 +14248,7 @@
     </w:tcPr>
     <w:tblStylePr w:type="firstRow">
       <w:rPr>
+        <w:rFonts w:eastAsia="黑体"/>
         <w:b/>
         <w:bCs/>
         <w:color w:themeColor="background1" w:val="FFFFFF"/>
@@ -13695,6 +14263,7 @@
     </w:tblStylePr>
     <w:tblStylePr w:type="lastRow">
       <w:rPr>
+        <w:rFonts w:eastAsia="黑体"/>
         <w:b/>
         <w:bCs/>
         <w:color w:themeColor="accent3" w:themeShade="CC" w:val="7E9C40"/>
@@ -13709,12 +14278,14 @@
     </w:tblStylePr>
     <w:tblStylePr w:type="firstCol">
       <w:rPr>
+        <w:rFonts w:eastAsia="黑体"/>
         <w:b/>
         <w:bCs/>
       </w:rPr>
     </w:tblStylePr>
     <w:tblStylePr w:type="lastCol">
       <w:rPr>
+        <w:rFonts w:eastAsia="黑体"/>
         <w:b/>
         <w:bCs/>
       </w:rPr>
@@ -13749,6 +14320,7 @@
       <w:spacing w:after="0" w:line="240" w:lineRule="auto"/>
     </w:pPr>
     <w:rPr>
+      <w:rFonts w:eastAsia="黑体"/>
       <w:color w:themeColor="text1" w:val="000000"/>
     </w:rPr>
     <w:tblPr>
@@ -13767,6 +14339,7 @@
     </w:tcPr>
     <w:tblStylePr w:type="firstRow">
       <w:rPr>
+        <w:rFonts w:eastAsia="黑体"/>
         <w:b/>
         <w:bCs/>
         <w:color w:themeColor="background1" w:val="FFFFFF"/>
@@ -13781,6 +14354,7 @@
     </w:tblStylePr>
     <w:tblStylePr w:type="lastRow">
       <w:rPr>
+        <w:rFonts w:eastAsia="黑体"/>
         <w:b/>
         <w:bCs/>
         <w:color w:themeColor="accent6" w:themeShade="CC" w:val="F2730A"/>
@@ -13795,12 +14369,14 @@
     </w:tblStylePr>
     <w:tblStylePr w:type="firstCol">
       <w:rPr>
+        <w:rFonts w:eastAsia="黑体"/>
         <w:b/>
         <w:bCs/>
       </w:rPr>
     </w:tblStylePr>
     <w:tblStylePr w:type="lastCol">
       <w:rPr>
+        <w:rFonts w:eastAsia="黑体"/>
         <w:b/>
         <w:bCs/>
       </w:rPr>
@@ -13835,6 +14411,7 @@
       <w:spacing w:after="0" w:line="240" w:lineRule="auto"/>
     </w:pPr>
     <w:rPr>
+      <w:rFonts w:eastAsia="黑体"/>
       <w:color w:themeColor="text1" w:val="000000"/>
     </w:rPr>
     <w:tblPr>
@@ -13853,6 +14430,7 @@
     </w:tcPr>
     <w:tblStylePr w:type="firstRow">
       <w:rPr>
+        <w:rFonts w:eastAsia="黑体"/>
         <w:b/>
         <w:bCs/>
         <w:color w:themeColor="background1" w:val="FFFFFF"/>
@@ -13867,6 +14445,7 @@
     </w:tblStylePr>
     <w:tblStylePr w:type="lastRow">
       <w:rPr>
+        <w:rFonts w:eastAsia="黑体"/>
         <w:b/>
         <w:bCs/>
         <w:color w:themeColor="accent5" w:themeShade="CC" w:val="348DA5"/>
@@ -13881,12 +14460,14 @@
     </w:tblStylePr>
     <w:tblStylePr w:type="firstCol">
       <w:rPr>
+        <w:rFonts w:eastAsia="黑体"/>
         <w:b/>
         <w:bCs/>
       </w:rPr>
     </w:tblStylePr>
     <w:tblStylePr w:type="lastCol">
       <w:rPr>
+        <w:rFonts w:eastAsia="黑体"/>
         <w:b/>
         <w:bCs/>
       </w:rPr>
@@ -13921,6 +14502,7 @@
       <w:spacing w:after="0" w:line="240" w:lineRule="auto"/>
     </w:pPr>
     <w:rPr>
+      <w:rFonts w:eastAsia="黑体"/>
       <w:color w:themeColor="text1" w:val="000000"/>
     </w:rPr>
     <w:tblPr>
@@ -13942,6 +14524,7 @@
     </w:tcPr>
     <w:tblStylePr w:type="firstRow">
       <w:rPr>
+        <w:rFonts w:eastAsia="黑体"/>
         <w:b/>
         <w:bCs/>
       </w:rPr>
@@ -13952,6 +14535,7 @@
     </w:tblStylePr>
     <w:tblStylePr w:type="lastRow">
       <w:rPr>
+        <w:rFonts w:eastAsia="黑体"/>
         <w:b/>
         <w:bCs/>
         <w:color w:themeColor="text1" w:val="000000"/>
@@ -13963,6 +14547,7 @@
     </w:tblStylePr>
     <w:tblStylePr w:type="firstCol">
       <w:rPr>
+        <w:rFonts w:eastAsia="黑体"/>
         <w:color w:themeColor="background1" w:val="FFFFFF"/>
       </w:rPr>
       <w:tblPr/>
@@ -13972,6 +14557,7 @@
     </w:tblStylePr>
     <w:tblStylePr w:type="lastCol">
       <w:rPr>
+        <w:rFonts w:eastAsia="黑体"/>
         <w:color w:themeColor="background1" w:val="FFFFFF"/>
       </w:rPr>
       <w:tblPr/>
@@ -14001,6 +14587,7 @@
       <w:spacing w:after="0" w:line="240" w:lineRule="auto"/>
     </w:pPr>
     <w:rPr>
+      <w:rFonts w:eastAsia="黑体"/>
       <w:color w:themeColor="text1" w:val="000000"/>
     </w:rPr>
     <w:tblPr>
@@ -14022,6 +14609,7 @@
     </w:tcPr>
     <w:tblStylePr w:type="firstRow">
       <w:rPr>
+        <w:rFonts w:eastAsia="黑体"/>
         <w:b/>
         <w:bCs/>
       </w:rPr>
@@ -14032,6 +14620,7 @@
     </w:tblStylePr>
     <w:tblStylePr w:type="lastRow">
       <w:rPr>
+        <w:rFonts w:eastAsia="黑体"/>
         <w:b/>
         <w:bCs/>
         <w:color w:themeColor="text1" w:val="000000"/>
@@ -14043,6 +14632,7 @@
     </w:tblStylePr>
     <w:tblStylePr w:type="firstCol">
       <w:rPr>
+        <w:rFonts w:eastAsia="黑体"/>
         <w:color w:themeColor="background1" w:val="FFFFFF"/>
       </w:rPr>
       <w:tblPr/>
@@ -14052,6 +14642,7 @@
     </w:tblStylePr>
     <w:tblStylePr w:type="lastCol">
       <w:rPr>
+        <w:rFonts w:eastAsia="黑体"/>
         <w:color w:themeColor="background1" w:val="FFFFFF"/>
       </w:rPr>
       <w:tblPr/>
@@ -14081,6 +14672,7 @@
       <w:spacing w:after="0" w:line="240" w:lineRule="auto"/>
     </w:pPr>
     <w:rPr>
+      <w:rFonts w:eastAsia="黑体"/>
       <w:color w:themeColor="text1" w:val="000000"/>
     </w:rPr>
     <w:tblPr>
@@ -14102,6 +14694,7 @@
     </w:tcPr>
     <w:tblStylePr w:type="firstRow">
       <w:rPr>
+        <w:rFonts w:eastAsia="黑体"/>
         <w:b/>
         <w:bCs/>
       </w:rPr>
@@ -14112,6 +14705,7 @@
     </w:tblStylePr>
     <w:tblStylePr w:type="lastRow">
       <w:rPr>
+        <w:rFonts w:eastAsia="黑体"/>
         <w:b/>
         <w:bCs/>
         <w:color w:themeColor="text1" w:val="000000"/>
@@ -14123,6 +14717,7 @@
     </w:tblStylePr>
     <w:tblStylePr w:type="firstCol">
       <w:rPr>
+        <w:rFonts w:eastAsia="黑体"/>
         <w:color w:themeColor="background1" w:val="FFFFFF"/>
       </w:rPr>
       <w:tblPr/>
@@ -14132,6 +14727,7 @@
     </w:tblStylePr>
     <w:tblStylePr w:type="lastCol">
       <w:rPr>
+        <w:rFonts w:eastAsia="黑体"/>
         <w:color w:themeColor="background1" w:val="FFFFFF"/>
       </w:rPr>
       <w:tblPr/>
@@ -14161,6 +14757,7 @@
       <w:spacing w:after="0" w:line="240" w:lineRule="auto"/>
     </w:pPr>
     <w:rPr>
+      <w:rFonts w:eastAsia="黑体"/>
       <w:color w:themeColor="text1" w:val="000000"/>
     </w:rPr>
     <w:tblPr>
@@ -14182,6 +14779,7 @@
     </w:tcPr>
     <w:tblStylePr w:type="firstRow">
       <w:rPr>
+        <w:rFonts w:eastAsia="黑体"/>
         <w:b/>
         <w:bCs/>
       </w:rPr>
@@ -14192,6 +14790,7 @@
     </w:tblStylePr>
     <w:tblStylePr w:type="lastRow">
       <w:rPr>
+        <w:rFonts w:eastAsia="黑体"/>
         <w:b/>
         <w:bCs/>
         <w:color w:themeColor="text1" w:val="000000"/>
@@ -14203,6 +14802,7 @@
     </w:tblStylePr>
     <w:tblStylePr w:type="firstCol">
       <w:rPr>
+        <w:rFonts w:eastAsia="黑体"/>
         <w:color w:themeColor="background1" w:val="FFFFFF"/>
       </w:rPr>
       <w:tblPr/>
@@ -14212,6 +14812,7 @@
     </w:tblStylePr>
     <w:tblStylePr w:type="lastCol">
       <w:rPr>
+        <w:rFonts w:eastAsia="黑体"/>
         <w:color w:themeColor="background1" w:val="FFFFFF"/>
       </w:rPr>
       <w:tblPr/>
@@ -14241,6 +14842,7 @@
       <w:spacing w:after="0" w:line="240" w:lineRule="auto"/>
     </w:pPr>
     <w:rPr>
+      <w:rFonts w:eastAsia="黑体"/>
       <w:color w:themeColor="text1" w:val="000000"/>
     </w:rPr>
     <w:tblPr>
@@ -14262,6 +14864,7 @@
     </w:tcPr>
     <w:tblStylePr w:type="firstRow">
       <w:rPr>
+        <w:rFonts w:eastAsia="黑体"/>
         <w:b/>
         <w:bCs/>
       </w:rPr>
@@ -14272,6 +14875,7 @@
     </w:tblStylePr>
     <w:tblStylePr w:type="lastRow">
       <w:rPr>
+        <w:rFonts w:eastAsia="黑体"/>
         <w:b/>
         <w:bCs/>
         <w:color w:themeColor="text1" w:val="000000"/>
@@ -14283,6 +14887,7 @@
     </w:tblStylePr>
     <w:tblStylePr w:type="firstCol">
       <w:rPr>
+        <w:rFonts w:eastAsia="黑体"/>
         <w:color w:themeColor="background1" w:val="FFFFFF"/>
       </w:rPr>
       <w:tblPr/>
@@ -14292,6 +14897,7 @@
     </w:tblStylePr>
     <w:tblStylePr w:type="lastCol">
       <w:rPr>
+        <w:rFonts w:eastAsia="黑体"/>
         <w:color w:themeColor="background1" w:val="FFFFFF"/>
       </w:rPr>
       <w:tblPr/>
@@ -14321,6 +14927,7 @@
       <w:spacing w:after="0" w:line="240" w:lineRule="auto"/>
     </w:pPr>
     <w:rPr>
+      <w:rFonts w:eastAsia="黑体"/>
       <w:color w:themeColor="text1" w:val="000000"/>
     </w:rPr>
     <w:tblPr>
@@ -14342,6 +14949,7 @@
     </w:tcPr>
     <w:tblStylePr w:type="firstRow">
       <w:rPr>
+        <w:rFonts w:eastAsia="黑体"/>
         <w:b/>
         <w:bCs/>
       </w:rPr>
@@ -14352,6 +14960,7 @@
     </w:tblStylePr>
     <w:tblStylePr w:type="lastRow">
       <w:rPr>
+        <w:rFonts w:eastAsia="黑体"/>
         <w:b/>
         <w:bCs/>
         <w:color w:themeColor="text1" w:val="000000"/>
@@ -14363,6 +14972,7 @@
     </w:tblStylePr>
     <w:tblStylePr w:type="firstCol">
       <w:rPr>
+        <w:rFonts w:eastAsia="黑体"/>
         <w:color w:themeColor="background1" w:val="FFFFFF"/>
       </w:rPr>
       <w:tblPr/>
@@ -14372,6 +14982,7 @@
     </w:tblStylePr>
     <w:tblStylePr w:type="lastCol">
       <w:rPr>
+        <w:rFonts w:eastAsia="黑体"/>
         <w:color w:themeColor="background1" w:val="FFFFFF"/>
       </w:rPr>
       <w:tblPr/>
@@ -14401,6 +15012,7 @@
       <w:spacing w:after="0" w:line="240" w:lineRule="auto"/>
     </w:pPr>
     <w:rPr>
+      <w:rFonts w:eastAsia="黑体"/>
       <w:color w:themeColor="text1" w:val="000000"/>
     </w:rPr>
     <w:tblPr>
@@ -14422,6 +15034,7 @@
     </w:tcPr>
     <w:tblStylePr w:type="firstRow">
       <w:rPr>
+        <w:rFonts w:eastAsia="黑体"/>
         <w:b/>
         <w:bCs/>
       </w:rPr>
@@ -14432,6 +15045,7 @@
     </w:tblStylePr>
     <w:tblStylePr w:type="lastRow">
       <w:rPr>
+        <w:rFonts w:eastAsia="黑体"/>
         <w:b/>
         <w:bCs/>
         <w:color w:themeColor="text1" w:val="000000"/>
@@ -14443,6 +15057,7 @@
     </w:tblStylePr>
     <w:tblStylePr w:type="firstCol">
       <w:rPr>
+        <w:rFonts w:eastAsia="黑体"/>
         <w:color w:themeColor="background1" w:val="FFFFFF"/>
       </w:rPr>
       <w:tblPr/>
@@ -14452,6 +15067,7 @@
     </w:tblStylePr>
     <w:tblStylePr w:type="lastCol">
       <w:rPr>
+        <w:rFonts w:eastAsia="黑体"/>
         <w:color w:themeColor="background1" w:val="FFFFFF"/>
       </w:rPr>
       <w:tblPr/>
@@ -14484,6 +15100,7 @@
     <w:name w:val="KeywordTok"/>
     <w:basedOn w:val="VerbatimChar"/>
     <w:rPr>
+      <w:rFonts w:eastAsia="黑体"/>
       <w:b/>
       <w:color w:val="007020"/>
     </w:rPr>
@@ -14492,6 +15109,7 @@
     <w:name w:val="DataTypeTok"/>
     <w:basedOn w:val="VerbatimChar"/>
     <w:rPr>
+      <w:rFonts w:eastAsia="黑体"/>
       <w:color w:val="902000"/>
     </w:rPr>
   </w:style>
@@ -14499,6 +15117,7 @@
     <w:name w:val="DecValTok"/>
     <w:basedOn w:val="VerbatimChar"/>
     <w:rPr>
+      <w:rFonts w:eastAsia="黑体"/>
       <w:color w:val="40a070"/>
     </w:rPr>
   </w:style>
@@ -14506,6 +15125,7 @@
     <w:name w:val="BaseNTok"/>
     <w:basedOn w:val="VerbatimChar"/>
     <w:rPr>
+      <w:rFonts w:eastAsia="黑体"/>
       <w:color w:val="40a070"/>
     </w:rPr>
   </w:style>
@@ -14513,6 +15133,7 @@
     <w:name w:val="FloatTok"/>
     <w:basedOn w:val="VerbatimChar"/>
     <w:rPr>
+      <w:rFonts w:eastAsia="黑体"/>
       <w:color w:val="40a070"/>
     </w:rPr>
   </w:style>
@@ -14520,6 +15141,7 @@
     <w:name w:val="ConstantTok"/>
     <w:basedOn w:val="VerbatimChar"/>
     <w:rPr>
+      <w:rFonts w:eastAsia="黑体"/>
       <w:color w:val="880000"/>
     </w:rPr>
   </w:style>
@@ -14527,6 +15149,7 @@
     <w:name w:val="CharTok"/>
     <w:basedOn w:val="VerbatimChar"/>
     <w:rPr>
+      <w:rFonts w:eastAsia="黑体"/>
       <w:color w:val="4070a0"/>
     </w:rPr>
   </w:style>
@@ -14534,6 +15157,7 @@
     <w:name w:val="SpecialCharTok"/>
     <w:basedOn w:val="VerbatimChar"/>
     <w:rPr>
+      <w:rFonts w:eastAsia="黑体"/>
       <w:color w:val="4070a0"/>
     </w:rPr>
   </w:style>
@@ -14541,6 +15165,7 @@
     <w:name w:val="StringTok"/>
     <w:basedOn w:val="VerbatimChar"/>
     <w:rPr>
+      <w:rFonts w:eastAsia="黑体"/>
       <w:color w:val="4070a0"/>
     </w:rPr>
   </w:style>
@@ -14548,6 +15173,7 @@
     <w:name w:val="VerbatimStringTok"/>
     <w:basedOn w:val="VerbatimChar"/>
     <w:rPr>
+      <w:rFonts w:eastAsia="黑体"/>
       <w:color w:val="4070a0"/>
     </w:rPr>
   </w:style>
@@ -14555,6 +15181,7 @@
     <w:name w:val="SpecialStringTok"/>
     <w:basedOn w:val="VerbatimChar"/>
     <w:rPr>
+      <w:rFonts w:eastAsia="黑体"/>
       <w:color w:val="bb6688"/>
     </w:rPr>
   </w:style>
@@ -14562,6 +15189,7 @@
     <w:name w:val="ImportTok"/>
     <w:basedOn w:val="VerbatimChar"/>
     <w:rPr>
+      <w:rFonts w:eastAsia="黑体"/>
       <w:b/>
       <w:color w:val="008000"/>
     </w:rPr>
@@ -14570,6 +15198,7 @@
     <w:name w:val="CommentTok"/>
     <w:basedOn w:val="VerbatimChar"/>
     <w:rPr>
+      <w:rFonts w:eastAsia="黑体"/>
       <w:i/>
       <w:color w:val="60a0b0"/>
     </w:rPr>
@@ -14578,6 +15207,7 @@
     <w:name w:val="DocumentationTok"/>
     <w:basedOn w:val="VerbatimChar"/>
     <w:rPr>
+      <w:rFonts w:eastAsia="黑体"/>
       <w:i/>
       <w:color w:val="ba2121"/>
     </w:rPr>
@@ -14586,6 +15216,7 @@
     <w:name w:val="AnnotationTok"/>
     <w:basedOn w:val="VerbatimChar"/>
     <w:rPr>
+      <w:rFonts w:eastAsia="黑体"/>
       <w:b/>
       <w:i/>
       <w:color w:val="60a0b0"/>
@@ -14595,6 +15226,7 @@
     <w:name w:val="CommentVarTok"/>
     <w:basedOn w:val="VerbatimChar"/>
     <w:rPr>
+      <w:rFonts w:eastAsia="黑体"/>
       <w:b/>
       <w:i/>
       <w:color w:val="60a0b0"/>
@@ -14604,6 +15236,7 @@
     <w:name w:val="OtherTok"/>
     <w:basedOn w:val="VerbatimChar"/>
     <w:rPr>
+      <w:rFonts w:eastAsia="黑体"/>
       <w:color w:val="007020"/>
     </w:rPr>
   </w:style>
@@ -14611,6 +15244,7 @@
     <w:name w:val="FunctionTok"/>
     <w:basedOn w:val="VerbatimChar"/>
     <w:rPr>
+      <w:rFonts w:eastAsia="黑体"/>
       <w:color w:val="06287e"/>
     </w:rPr>
   </w:style>
@@ -14618,6 +15252,7 @@
     <w:name w:val="VariableTok"/>
     <w:basedOn w:val="VerbatimChar"/>
     <w:rPr>
+      <w:rFonts w:eastAsia="黑体"/>
       <w:color w:val="19177c"/>
     </w:rPr>
   </w:style>
@@ -14625,6 +15260,7 @@
     <w:name w:val="ControlFlowTok"/>
     <w:basedOn w:val="VerbatimChar"/>
     <w:rPr>
+      <w:rFonts w:eastAsia="黑体"/>
       <w:b/>
       <w:color w:val="007020"/>
     </w:rPr>
@@ -14633,6 +15269,7 @@
     <w:name w:val="OperatorTok"/>
     <w:basedOn w:val="VerbatimChar"/>
     <w:rPr>
+      <w:rFonts w:eastAsia="黑体"/>
       <w:color w:val="666666"/>
     </w:rPr>
   </w:style>
@@ -14640,18 +15277,22 @@
     <w:name w:val="BuiltInTok"/>
     <w:basedOn w:val="VerbatimChar"/>
     <w:rPr>
+      <w:rFonts w:eastAsia="黑体"/>
       <w:color w:val="008000"/>
     </w:rPr>
   </w:style>
   <w:style w:type="character" w:customStyle="1" w:styleId="ExtensionTok">
     <w:name w:val="ExtensionTok"/>
     <w:basedOn w:val="VerbatimChar"/>
-    <w:rPr/>
+    <w:rPr>
+      <w:rFonts w:eastAsia="黑体"/>
+    </w:rPr>
   </w:style>
   <w:style w:type="character" w:customStyle="1" w:styleId="PreprocessorTok">
     <w:name w:val="PreprocessorTok"/>
     <w:basedOn w:val="VerbatimChar"/>
     <w:rPr>
+      <w:rFonts w:eastAsia="黑体"/>
       <w:color w:val="bc7a00"/>
     </w:rPr>
   </w:style>
@@ -14659,18 +15300,22 @@
     <w:name w:val="AttributeTok"/>
     <w:basedOn w:val="VerbatimChar"/>
     <w:rPr>
+      <w:rFonts w:eastAsia="黑体"/>
       <w:color w:val="7d9029"/>
     </w:rPr>
   </w:style>
   <w:style w:type="character" w:customStyle="1" w:styleId="RegionMarkerTok">
     <w:name w:val="RegionMarkerTok"/>
     <w:basedOn w:val="VerbatimChar"/>
-    <w:rPr/>
+    <w:rPr>
+      <w:rFonts w:eastAsia="黑体"/>
+    </w:rPr>
   </w:style>
   <w:style w:type="character" w:customStyle="1" w:styleId="InformationTok">
     <w:name w:val="InformationTok"/>
     <w:basedOn w:val="VerbatimChar"/>
     <w:rPr>
+      <w:rFonts w:eastAsia="黑体"/>
       <w:b/>
       <w:i/>
       <w:color w:val="60a0b0"/>
@@ -14680,6 +15325,7 @@
     <w:name w:val="WarningTok"/>
     <w:basedOn w:val="VerbatimChar"/>
     <w:rPr>
+      <w:rFonts w:eastAsia="黑体"/>
       <w:b/>
       <w:i/>
       <w:color w:val="60a0b0"/>
@@ -14689,6 +15335,7 @@
     <w:name w:val="AlertTok"/>
     <w:basedOn w:val="VerbatimChar"/>
     <w:rPr>
+      <w:rFonts w:eastAsia="黑体"/>
       <w:b/>
       <w:color w:val="ff0000"/>
     </w:rPr>
@@ -14697,6 +15344,7 @@
     <w:name w:val="ErrorTok"/>
     <w:basedOn w:val="VerbatimChar"/>
     <w:rPr>
+      <w:rFonts w:eastAsia="黑体"/>
       <w:b/>
       <w:color w:val="ff0000"/>
     </w:rPr>
@@ -14704,7 +15352,9 @@
   <w:style w:type="character" w:customStyle="1" w:styleId="NormalTok">
     <w:name w:val="NormalTok"/>
     <w:basedOn w:val="VerbatimChar"/>
-    <w:rPr/>
+    <w:rPr>
+      <w:rFonts w:eastAsia="黑体"/>
+    </w:rPr>
   </w:style>
 </w:styles>
 </file>
@@ -14753,12 +15403,12 @@
     <a:fontScheme name="Office">
       <a:majorFont>
         <a:latin typeface="Calibri"/>
-        <a:ea typeface=""/>
+        <a:ea typeface="黑体"/>
         <a:cs typeface=""/>
         <a:font script="Jpan" typeface="ＭＳ ゴシック"/>
         <a:font script="Hang" typeface="맑은 고딕"/>
-        <a:font script="Hans" typeface="宋体"/>
-        <a:font script="Hant" typeface="新細明體"/>
+        <a:font script="Hans" typeface="黑体"/>
+        <a:font script="Hant" typeface="黑体"/>
         <a:font script="Arab" typeface="Times New Roman"/>
         <a:font script="Hebr" typeface="Times New Roman"/>
         <a:font script="Thai" typeface="Angsana New"/>
@@ -14788,12 +15438,12 @@
       </a:majorFont>
       <a:minorFont>
         <a:latin typeface="Cambria"/>
-        <a:ea typeface=""/>
+        <a:ea typeface="黑体"/>
         <a:cs typeface=""/>
         <a:font script="Jpan" typeface="ＭＳ 明朝"/>
         <a:font script="Hang" typeface="맑은 고딕"/>
-        <a:font script="Hans" typeface="宋体"/>
-        <a:font script="Hant" typeface="新細明體"/>
+        <a:font script="Hans" typeface="黑体"/>
+        <a:font script="Hant" typeface="黑体"/>
         <a:font script="Arab" typeface="Arial"/>
         <a:font script="Hebr" typeface="Arial"/>
         <a:font script="Thai" typeface="Cordia New"/>

--- a/08-传感器电路/09-距离与位置传感器电路/红外测距电路/红外测距电路.docx
+++ b/08-传感器电路/09-距离与位置传感器电路/红外测距电路/红外测距电路.docx
@@ -2332,7 +2332,7 @@
           <w:color w:val="555555"/>
           <w:sz w:val="21"/>
         </w:rPr>
-        <w:t>材料收集者：杜文杰，WX手机：19519196569，QQ:3478827729</w:t>
+        <w:t>材料收集者：杜文杰，微信/手机：19519196569，QQ:3478827729</w:t>
       </w:r>
     </w:p>
     <w:sectPr>
